--- a/deliverables/WashiOS_User_Manual_TH.docx
+++ b/deliverables/WashiOS_User_Manual_TH.docx
@@ -4,25 +4,157 @@
   <w:body>
     <w:p>
       <w:pPr>
-        <w:pStyle w:val="Title"/>
-      </w:pPr>
-      <w:r>
-        <w:rPr>
-          <w:rFonts w:ascii="Tahoma" w:hAnsi="Tahoma" w:cs="Tahoma" w:eastAsia="Tahoma"/>
-        </w:rPr>
-        <w:t>คู่มือส่งมอบและใช้งาน WashiOS FlightStack</w:t>
-      </w:r>
-    </w:p>
-    <w:p/>
-    <w:p>
-      <w:pPr>
-        <w:pStyle w:val="Normal"/>
-      </w:pPr>
-      <w:r>
-        <w:rPr>
-          <w:rFonts w:ascii="Tahoma" w:hAnsi="Tahoma" w:cs="Tahoma" w:eastAsia="Tahoma"/>
-        </w:rPr>
-        <w:t>เอกสารนี้จัดทำขึ้นสำหรับผู้ใช้ในห้องปฏิบัติการที่ต้องการนำ WashiOS FlightStack ไป build, flash และทดสอบกับบอร์ดจริงด้วยตนเอง โดยไม่จำเป็นต้องรู้รายละเอียดภายในของระบบมาก่อน</w:t>
+        <w:spacing w:before="1800" w:after="220"/>
+        <w:jc w:val="center"/>
+      </w:pPr>
+      <w:r>
+        <w:rPr>
+          <w:rFonts w:ascii="Tahoma" w:hAnsi="Tahoma" w:cs="Tahoma" w:eastAsia="Tahoma"/>
+          <w:b/>
+          <w:bCs/>
+          <w:sz w:val="20"/>
+          <w:szCs w:val="20"/>
+        </w:rPr>
+        <w:t>คู่มือทางเทคนิค • TECHNICAL HANDBOOK</w:t>
+      </w:r>
+    </w:p>
+    <w:p>
+      <w:pPr>
+        <w:spacing w:after="140"/>
+        <w:jc w:val="center"/>
+      </w:pPr>
+      <w:r>
+        <w:rPr>
+          <w:rFonts w:ascii="Tahoma" w:hAnsi="Tahoma" w:cs="Tahoma" w:eastAsia="Tahoma"/>
+          <w:b/>
+          <w:bCs/>
+          <w:sz w:val="46"/>
+          <w:szCs w:val="46"/>
+        </w:rPr>
+        <w:t>คู่มือส่งมอบ พัฒนา และใช้งาน WashiOS FlightStack</w:t>
+      </w:r>
+    </w:p>
+    <w:p>
+      <w:pPr>
+        <w:spacing w:after="900"/>
+        <w:jc w:val="center"/>
+      </w:pPr>
+      <w:r>
+        <w:rPr>
+          <w:rFonts w:ascii="Tahoma" w:hAnsi="Tahoma" w:cs="Tahoma" w:eastAsia="Tahoma"/>
+          <w:sz w:val="25"/>
+          <w:szCs w:val="25"/>
+        </w:rPr>
+        <w:t>Build • Flash • Diagnose • Create Payload Tasks</w:t>
+      </w:r>
+    </w:p>
+    <w:p>
+      <w:pPr>
+        <w:spacing w:after="90"/>
+        <w:jc w:val="center"/>
+      </w:pPr>
+      <w:r>
+        <w:rPr>
+          <w:rFonts w:ascii="Tahoma" w:hAnsi="Tahoma" w:cs="Tahoma" w:eastAsia="Tahoma"/>
+          <w:b/>
+          <w:bCs/>
+          <w:sz w:val="22"/>
+          <w:szCs w:val="22"/>
+        </w:rPr>
+        <w:t>Branch: monorepo-migration</w:t>
+      </w:r>
+    </w:p>
+    <w:p>
+      <w:pPr>
+        <w:spacing w:after="180"/>
+        <w:jc w:val="center"/>
+      </w:pPr>
+      <w:r>
+        <w:rPr>
+          <w:rFonts w:ascii="Tahoma" w:hAnsi="Tahoma" w:cs="Tahoma" w:eastAsia="Tahoma"/>
+          <w:i/>
+          <w:iCs/>
+          <w:sz w:val="21"/>
+          <w:szCs w:val="21"/>
+        </w:rPr>
+        <w:t>ฉบับปรับปรุง 24 กรกฎาคม 2026</w:t>
+      </w:r>
+    </w:p>
+    <w:p>
+      <w:pPr>
+        <w:pageBreakBefore/>
+      </w:pPr>
+    </w:p>
+    <w:p/>
+    <w:p>
+      <w:pPr>
+        <w:pStyle w:val="Normal"/>
+      </w:pPr>
+      <w:r>
+        <w:rPr>
+          <w:rFonts w:ascii="Tahoma" w:hAnsi="Tahoma" w:cs="Tahoma" w:eastAsia="Tahoma"/>
+          <w:b/>
+          <w:bCs/>
+        </w:rPr>
+        <w:t>ฉบับสำหรับ branch `monorepo-migration` | ปรับปรุง 24 กรกฎาคม 2026</w:t>
+      </w:r>
+    </w:p>
+    <w:p/>
+    <w:p>
+      <w:pPr>
+        <w:pStyle w:val="Normal"/>
+      </w:pPr>
+      <w:r>
+        <w:rPr>
+          <w:rFonts w:ascii="Tahoma" w:hAnsi="Tahoma" w:cs="Tahoma" w:eastAsia="Tahoma"/>
+        </w:rPr>
+        <w:t>เอกสารนี้เป็นคู่มือเริ่มต้นสำหรับผู้ที่ไม่เคยใช้ WashiOS มาก่อน ครอบคลุมตั้งแต่เตรียมเครื่อง, build, flash, ตรวจอาการบนบอร์ด, ทดสอบ Payload UART/LaserCom ไปจนถึงการสร้าง FreeRTOS task สำหรับ payload ใหม่โดยไม่ทำให้ task-health และ watchdog ของระบบเสีย</w:t>
+      </w:r>
+    </w:p>
+    <w:p/>
+    <w:p>
+      <w:pPr>
+        <w:pStyle w:val="Normal"/>
+      </w:pPr>
+      <w:r>
+        <w:rPr>
+          <w:rFonts w:ascii="Tahoma" w:hAnsi="Tahoma" w:cs="Tahoma" w:eastAsia="Tahoma"/>
+        </w:rPr>
+        <w:t>เส้นทางอ่านที่แนะนำ:</w:t>
+      </w:r>
+    </w:p>
+    <w:p/>
+    <w:p>
+      <w:pPr>
+        <w:pStyle w:val="Normal"/>
+      </w:pPr>
+      <w:r>
+        <w:rPr>
+          <w:rFonts w:ascii="Tahoma" w:hAnsi="Tahoma" w:cs="Tahoma" w:eastAsia="Tahoma"/>
+        </w:rPr>
+        <w:t>•  ต้องการทดลองทันที: อ่านหัวข้อ 3–14 แล้วทำตาม checklist</w:t>
+      </w:r>
+    </w:p>
+    <w:p>
+      <w:pPr>
+        <w:pStyle w:val="Normal"/>
+      </w:pPr>
+      <w:r>
+        <w:rPr>
+          <w:rFonts w:ascii="Tahoma" w:hAnsi="Tahoma" w:cs="Tahoma" w:eastAsia="Tahoma"/>
+        </w:rPr>
+        <w:t>•  ต้องการเพิ่ม payload task: อ่านหัวข้อ 15–16 และทำ checklist สำหรับนักพัฒนา</w:t>
+      </w:r>
+    </w:p>
+    <w:p>
+      <w:pPr>
+        <w:pStyle w:val="Normal"/>
+      </w:pPr>
+      <w:r>
+        <w:rPr>
+          <w:rFonts w:ascii="Tahoma" w:hAnsi="Tahoma" w:cs="Tahoma" w:eastAsia="Tahoma"/>
+        </w:rPr>
+        <w:t>•  ระบบไม่ boot, HardFault หรือ LED ไม่กระพริบ: ไปหัวข้อ Troubleshooting</w:t>
       </w:r>
     </w:p>
     <w:p/>
@@ -65,11 +197,13 @@
     <w:p>
       <w:pPr>
         <w:pStyle w:val="Normal"/>
-        <w:numPr>
-          <w:ilvl w:val="0"/>
-          <w:numId w:val="1"/>
-        </w:numPr>
-      </w:pPr>
+      </w:pPr>
+      <w:r>
+        <w:rPr>
+          <w:rFonts w:ascii="Tahoma" w:hAnsi="Tahoma" w:cs="Tahoma" w:eastAsia="Tahoma"/>
+        </w:rPr>
+        <w:t xml:space="preserve">•  </w:t>
+      </w:r>
       <w:r>
         <w:rPr>
           <w:rFonts w:ascii="Consolas" w:hAnsi="Consolas" w:cs="Tahoma" w:eastAsia="Tahoma"/>
@@ -87,11 +221,13 @@
     <w:p>
       <w:pPr>
         <w:pStyle w:val="Normal"/>
-        <w:numPr>
-          <w:ilvl w:val="0"/>
-          <w:numId w:val="1"/>
-        </w:numPr>
-      </w:pPr>
+      </w:pPr>
+      <w:r>
+        <w:rPr>
+          <w:rFonts w:ascii="Tahoma" w:hAnsi="Tahoma" w:cs="Tahoma" w:eastAsia="Tahoma"/>
+        </w:rPr>
+        <w:t xml:space="preserve">•  </w:t>
+      </w:r>
       <w:r>
         <w:rPr>
           <w:rFonts w:ascii="Consolas" w:hAnsi="Consolas" w:cs="Tahoma" w:eastAsia="Tahoma"/>
@@ -109,11 +245,13 @@
     <w:p>
       <w:pPr>
         <w:pStyle w:val="Normal"/>
-        <w:numPr>
-          <w:ilvl w:val="0"/>
-          <w:numId w:val="1"/>
-        </w:numPr>
-      </w:pPr>
+      </w:pPr>
+      <w:r>
+        <w:rPr>
+          <w:rFonts w:ascii="Tahoma" w:hAnsi="Tahoma" w:cs="Tahoma" w:eastAsia="Tahoma"/>
+        </w:rPr>
+        <w:t xml:space="preserve">•  </w:t>
+      </w:r>
       <w:r>
         <w:rPr>
           <w:rFonts w:ascii="Consolas" w:hAnsi="Consolas" w:cs="Tahoma" w:eastAsia="Tahoma"/>
@@ -144,6 +282,8 @@
     <w:p>
       <w:pPr>
         <w:pStyle w:val="CodeBlock"/>
+        <w:keepNext/>
+        <w:keepLines/>
       </w:pPr>
       <w:r>
         <w:rPr>
@@ -158,6 +298,8 @@
     <w:p>
       <w:pPr>
         <w:pStyle w:val="CodeBlock"/>
+        <w:keepNext/>
+        <w:keepLines/>
       </w:pPr>
       <w:r>
         <w:rPr>
@@ -172,6 +314,8 @@
     <w:p>
       <w:pPr>
         <w:pStyle w:val="CodeBlock"/>
+        <w:keepNext/>
+        <w:keepLines/>
       </w:pPr>
       <w:r>
         <w:rPr>
@@ -186,6 +330,8 @@
     <w:p>
       <w:pPr>
         <w:pStyle w:val="CodeBlock"/>
+        <w:keepNext/>
+        <w:keepLines/>
       </w:pPr>
       <w:r>
         <w:rPr>
@@ -200,6 +346,8 @@
     <w:p>
       <w:pPr>
         <w:pStyle w:val="CodeBlock"/>
+        <w:keepNext/>
+        <w:keepLines/>
       </w:pPr>
       <w:r>
         <w:rPr>
@@ -214,6 +362,7 @@
     <w:p>
       <w:pPr>
         <w:pStyle w:val="CodeBlock"/>
+        <w:keepLines/>
       </w:pPr>
       <w:r>
         <w:rPr>
@@ -253,6 +402,8 @@
     <w:p>
       <w:pPr>
         <w:pStyle w:val="CodeBlock"/>
+        <w:keepNext/>
+        <w:keepLines/>
       </w:pPr>
       <w:r>
         <w:rPr>
@@ -267,6 +418,8 @@
     <w:p>
       <w:pPr>
         <w:pStyle w:val="CodeBlock"/>
+        <w:keepNext/>
+        <w:keepLines/>
       </w:pPr>
       <w:r>
         <w:rPr>
@@ -281,6 +434,8 @@
     <w:p>
       <w:pPr>
         <w:pStyle w:val="CodeBlock"/>
+        <w:keepNext/>
+        <w:keepLines/>
       </w:pPr>
       <w:r>
         <w:rPr>
@@ -295,6 +450,8 @@
     <w:p>
       <w:pPr>
         <w:pStyle w:val="CodeBlock"/>
+        <w:keepNext/>
+        <w:keepLines/>
       </w:pPr>
       <w:r>
         <w:rPr>
@@ -309,6 +466,8 @@
     <w:p>
       <w:pPr>
         <w:pStyle w:val="CodeBlock"/>
+        <w:keepNext/>
+        <w:keepLines/>
       </w:pPr>
       <w:r>
         <w:rPr>
@@ -323,6 +482,8 @@
     <w:p>
       <w:pPr>
         <w:pStyle w:val="CodeBlock"/>
+        <w:keepNext/>
+        <w:keepLines/>
       </w:pPr>
       <w:r>
         <w:rPr>
@@ -337,6 +498,7 @@
     <w:p>
       <w:pPr>
         <w:pStyle w:val="CodeBlock"/>
+        <w:keepLines/>
       </w:pPr>
       <w:r>
         <w:rPr>
@@ -385,6 +547,10 @@
         <w:gridCol w:w="4680"/>
       </w:tblGrid>
       <w:tr>
+        <w:trPr>
+          <w:tblHeader/>
+          <w:cantSplit/>
+        </w:trPr>
         <w:tc>
           <w:tcPr>
             <w:tcW w:w="4680" w:type="dxa"/>
@@ -437,6 +603,9 @@
         </w:tc>
       </w:tr>
       <w:tr>
+        <w:trPr>
+          <w:cantSplit/>
+        </w:trPr>
         <w:tc>
           <w:tcPr>
             <w:tcW w:w="4680" w:type="dxa"/>
@@ -453,9 +622,10 @@
             </w:pPr>
             <w:r>
               <w:rPr>
-                <w:rFonts w:ascii="Tahoma" w:hAnsi="Tahoma" w:cs="Tahoma" w:eastAsia="Tahoma"/>
-              </w:rPr>
-              <w:t>`bootloader/`</w:t>
+                <w:rFonts w:ascii="Consolas" w:hAnsi="Consolas" w:cs="Tahoma" w:eastAsia="Tahoma"/>
+                <w:color w:val="1F2937"/>
+              </w:rPr>
+              <w:t>bootloader/</w:t>
             </w:r>
           </w:p>
         </w:tc>
@@ -483,6 +653,9 @@
         </w:tc>
       </w:tr>
       <w:tr>
+        <w:trPr>
+          <w:cantSplit/>
+        </w:trPr>
         <w:tc>
           <w:tcPr>
             <w:tcW w:w="4680" w:type="dxa"/>
@@ -499,9 +672,10 @@
             </w:pPr>
             <w:r>
               <w:rPr>
-                <w:rFonts w:ascii="Tahoma" w:hAnsi="Tahoma" w:cs="Tahoma" w:eastAsia="Tahoma"/>
-              </w:rPr>
-              <w:t>`core/`</w:t>
+                <w:rFonts w:ascii="Consolas" w:hAnsi="Consolas" w:cs="Tahoma" w:eastAsia="Tahoma"/>
+                <w:color w:val="1F2937"/>
+              </w:rPr>
+              <w:t>core/</w:t>
             </w:r>
           </w:p>
         </w:tc>
@@ -529,6 +703,9 @@
         </w:tc>
       </w:tr>
       <w:tr>
+        <w:trPr>
+          <w:cantSplit/>
+        </w:trPr>
         <w:tc>
           <w:tcPr>
             <w:tcW w:w="4680" w:type="dxa"/>
@@ -545,9 +722,10 @@
             </w:pPr>
             <w:r>
               <w:rPr>
-                <w:rFonts w:ascii="Tahoma" w:hAnsi="Tahoma" w:cs="Tahoma" w:eastAsia="Tahoma"/>
-              </w:rPr>
-              <w:t>`demo-payload/`</w:t>
+                <w:rFonts w:ascii="Consolas" w:hAnsi="Consolas" w:cs="Tahoma" w:eastAsia="Tahoma"/>
+                <w:color w:val="1F2937"/>
+              </w:rPr>
+              <w:t>demo-payload/</w:t>
             </w:r>
           </w:p>
         </w:tc>
@@ -575,6 +753,9 @@
         </w:tc>
       </w:tr>
       <w:tr>
+        <w:trPr>
+          <w:cantSplit/>
+        </w:trPr>
         <w:tc>
           <w:tcPr>
             <w:tcW w:w="4680" w:type="dxa"/>
@@ -591,9 +772,10 @@
             </w:pPr>
             <w:r>
               <w:rPr>
-                <w:rFonts w:ascii="Tahoma" w:hAnsi="Tahoma" w:cs="Tahoma" w:eastAsia="Tahoma"/>
-              </w:rPr>
-              <w:t>`docs/`</w:t>
+                <w:rFonts w:ascii="Consolas" w:hAnsi="Consolas" w:cs="Tahoma" w:eastAsia="Tahoma"/>
+                <w:color w:val="1F2937"/>
+              </w:rPr>
+              <w:t>docs/</w:t>
             </w:r>
           </w:p>
         </w:tc>
@@ -621,6 +803,9 @@
         </w:tc>
       </w:tr>
       <w:tr>
+        <w:trPr>
+          <w:cantSplit/>
+        </w:trPr>
         <w:tc>
           <w:tcPr>
             <w:tcW w:w="4680" w:type="dxa"/>
@@ -637,9 +822,10 @@
             </w:pPr>
             <w:r>
               <w:rPr>
-                <w:rFonts w:ascii="Tahoma" w:hAnsi="Tahoma" w:cs="Tahoma" w:eastAsia="Tahoma"/>
-              </w:rPr>
-              <w:t>`tools/`</w:t>
+                <w:rFonts w:ascii="Consolas" w:hAnsi="Consolas" w:cs="Tahoma" w:eastAsia="Tahoma"/>
+                <w:color w:val="1F2937"/>
+              </w:rPr>
+              <w:t>tools/</w:t>
             </w:r>
           </w:p>
         </w:tc>
@@ -704,6 +890,10 @@
         <w:gridCol w:w="4680"/>
       </w:tblGrid>
       <w:tr>
+        <w:trPr>
+          <w:tblHeader/>
+          <w:cantSplit/>
+        </w:trPr>
         <w:tc>
           <w:tcPr>
             <w:tcW w:w="4680" w:type="dxa"/>
@@ -756,6 +946,9 @@
         </w:tc>
       </w:tr>
       <w:tr>
+        <w:trPr>
+          <w:cantSplit/>
+        </w:trPr>
         <w:tc>
           <w:tcPr>
             <w:tcW w:w="4680" w:type="dxa"/>
@@ -802,6 +995,9 @@
         </w:tc>
       </w:tr>
       <w:tr>
+        <w:trPr>
+          <w:cantSplit/>
+        </w:trPr>
         <w:tc>
           <w:tcPr>
             <w:tcW w:w="4680" w:type="dxa"/>
@@ -848,6 +1044,9 @@
         </w:tc>
       </w:tr>
       <w:tr>
+        <w:trPr>
+          <w:cantSplit/>
+        </w:trPr>
         <w:tc>
           <w:tcPr>
             <w:tcW w:w="4680" w:type="dxa"/>
@@ -894,6 +1093,9 @@
         </w:tc>
       </w:tr>
       <w:tr>
+        <w:trPr>
+          <w:cantSplit/>
+        </w:trPr>
         <w:tc>
           <w:tcPr>
             <w:tcW w:w="4680" w:type="dxa"/>
@@ -940,6 +1142,9 @@
         </w:tc>
       </w:tr>
       <w:tr>
+        <w:trPr>
+          <w:cantSplit/>
+        </w:trPr>
         <w:tc>
           <w:tcPr>
             <w:tcW w:w="4680" w:type="dxa"/>
@@ -986,6 +1191,9 @@
         </w:tc>
       </w:tr>
       <w:tr>
+        <w:trPr>
+          <w:cantSplit/>
+        </w:trPr>
         <w:tc>
           <w:tcPr>
             <w:tcW w:w="4680" w:type="dxa"/>
@@ -1060,76 +1268,45 @@
     <w:p>
       <w:pPr>
         <w:pStyle w:val="Normal"/>
-        <w:numPr>
-          <w:ilvl w:val="0"/>
-          <w:numId w:val="1"/>
-        </w:numPr>
-      </w:pPr>
-      <w:r>
-        <w:rPr>
-          <w:rFonts w:ascii="Tahoma" w:hAnsi="Tahoma" w:cs="Tahoma" w:eastAsia="Tahoma"/>
-        </w:rPr>
-        <w:t>Git</w:t>
-      </w:r>
-    </w:p>
-    <w:p>
-      <w:pPr>
-        <w:pStyle w:val="Normal"/>
-        <w:numPr>
-          <w:ilvl w:val="0"/>
-          <w:numId w:val="1"/>
-        </w:numPr>
-      </w:pPr>
-      <w:r>
-        <w:rPr>
-          <w:rFonts w:ascii="Tahoma" w:hAnsi="Tahoma" w:cs="Tahoma" w:eastAsia="Tahoma"/>
-        </w:rPr>
-        <w:t>Python</w:t>
-      </w:r>
-    </w:p>
-    <w:p>
-      <w:pPr>
-        <w:pStyle w:val="Normal"/>
-        <w:numPr>
-          <w:ilvl w:val="0"/>
-          <w:numId w:val="1"/>
-        </w:numPr>
-      </w:pPr>
-      <w:r>
-        <w:rPr>
-          <w:rFonts w:ascii="Tahoma" w:hAnsi="Tahoma" w:cs="Tahoma" w:eastAsia="Tahoma"/>
-        </w:rPr>
-        <w:t>Visual Studio Code</w:t>
-      </w:r>
-    </w:p>
-    <w:p>
-      <w:pPr>
-        <w:pStyle w:val="Normal"/>
-        <w:numPr>
-          <w:ilvl w:val="0"/>
-          <w:numId w:val="1"/>
-        </w:numPr>
-      </w:pPr>
-      <w:r>
-        <w:rPr>
-          <w:rFonts w:ascii="Tahoma" w:hAnsi="Tahoma" w:cs="Tahoma" w:eastAsia="Tahoma"/>
-        </w:rPr>
-        <w:t>PlatformIO Core หรือ PlatformIO Extension</w:t>
-      </w:r>
-    </w:p>
-    <w:p>
-      <w:pPr>
-        <w:pStyle w:val="Normal"/>
-        <w:numPr>
-          <w:ilvl w:val="0"/>
-          <w:numId w:val="1"/>
-        </w:numPr>
-      </w:pPr>
-      <w:r>
-        <w:rPr>
-          <w:rFonts w:ascii="Tahoma" w:hAnsi="Tahoma" w:cs="Tahoma" w:eastAsia="Tahoma"/>
-        </w:rPr>
-        <w:t>ST-LINK driver</w:t>
+      </w:pPr>
+      <w:r>
+        <w:rPr>
+          <w:rFonts w:ascii="Tahoma" w:hAnsi="Tahoma" w:cs="Tahoma" w:eastAsia="Tahoma"/>
+        </w:rPr>
+        <w:t>•  Git</w:t>
+      </w:r>
+    </w:p>
+    <w:p>
+      <w:pPr>
+        <w:pStyle w:val="Normal"/>
+      </w:pPr>
+      <w:r>
+        <w:rPr>
+          <w:rFonts w:ascii="Tahoma" w:hAnsi="Tahoma" w:cs="Tahoma" w:eastAsia="Tahoma"/>
+        </w:rPr>
+        <w:t>•  Visual Studio Code (แนะนำ แต่ไม่บังคับ)</w:t>
+      </w:r>
+    </w:p>
+    <w:p>
+      <w:pPr>
+        <w:pStyle w:val="Normal"/>
+      </w:pPr>
+      <w:r>
+        <w:rPr>
+          <w:rFonts w:ascii="Tahoma" w:hAnsi="Tahoma" w:cs="Tahoma" w:eastAsia="Tahoma"/>
+        </w:rPr>
+        <w:t>•  PlatformIO Core หรือ PlatformIO Extension</w:t>
+      </w:r>
+    </w:p>
+    <w:p>
+      <w:pPr>
+        <w:pStyle w:val="Normal"/>
+      </w:pPr>
+      <w:r>
+        <w:rPr>
+          <w:rFonts w:ascii="Tahoma" w:hAnsi="Tahoma" w:cs="Tahoma" w:eastAsia="Tahoma"/>
+        </w:rPr>
+        <w:t>•  ST-LINK driver</w:t>
       </w:r>
     </w:p>
     <w:p/>
@@ -1148,6 +1325,7 @@
     <w:p>
       <w:pPr>
         <w:pStyle w:val="CodeBlock"/>
+        <w:keepLines/>
       </w:pPr>
       <w:r>
         <w:rPr>
@@ -1181,7 +1359,59 @@
         <w:rPr>
           <w:rFonts w:ascii="Tahoma" w:hAnsi="Tahoma" w:cs="Tahoma" w:eastAsia="Tahoma"/>
         </w:rPr>
-        <w:t xml:space="preserve"> ไม่เจอ ให้เปิด terminal จาก PlatformIO IDE หรือเพิ่ม PlatformIO เข้า PATH</w:t>
+        <w:t xml:space="preserve"> ไม่เจอไม่จำเป็นต้องแก้ script: launcher ใน </w:t>
+      </w:r>
+      <w:r>
+        <w:rPr>
+          <w:rFonts w:ascii="Consolas" w:hAnsi="Consolas" w:cs="Tahoma" w:eastAsia="Tahoma"/>
+          <w:color w:val="1F2937"/>
+        </w:rPr>
+        <w:t>tools/</w:t>
+      </w:r>
+      <w:r>
+        <w:rPr>
+          <w:rFonts w:ascii="Tahoma" w:hAnsi="Tahoma" w:cs="Tahoma" w:eastAsia="Tahoma"/>
+        </w:rPr>
+        <w:t xml:space="preserve"> จะค้นหา </w:t>
+      </w:r>
+      <w:r>
+        <w:rPr>
+          <w:rFonts w:ascii="Consolas" w:hAnsi="Consolas" w:cs="Tahoma" w:eastAsia="Tahoma"/>
+          <w:color w:val="1F2937"/>
+        </w:rPr>
+        <w:t>pio</w:t>
+      </w:r>
+      <w:r>
+        <w:rPr>
+          <w:rFonts w:ascii="Tahoma" w:hAnsi="Tahoma" w:cs="Tahoma" w:eastAsia="Tahoma"/>
+        </w:rPr>
+        <w:t>/</w:t>
+      </w:r>
+      <w:r>
+        <w:rPr>
+          <w:rFonts w:ascii="Consolas" w:hAnsi="Consolas" w:cs="Tahoma" w:eastAsia="Tahoma"/>
+          <w:color w:val="1F2937"/>
+        </w:rPr>
+        <w:t>platformio</w:t>
+      </w:r>
+      <w:r>
+        <w:rPr>
+          <w:rFonts w:ascii="Tahoma" w:hAnsi="Tahoma" w:cs="Tahoma" w:eastAsia="Tahoma"/>
+        </w:rPr>
+        <w:t xml:space="preserve"> จาก PATH และโฟลเดอร์ </w:t>
+      </w:r>
+      <w:r>
+        <w:rPr>
+          <w:rFonts w:ascii="Consolas" w:hAnsi="Consolas" w:cs="Tahoma" w:eastAsia="Tahoma"/>
+          <w:color w:val="1F2937"/>
+        </w:rPr>
+        <w:t>.platformio</w:t>
+      </w:r>
+      <w:r>
+        <w:rPr>
+          <w:rFonts w:ascii="Tahoma" w:hAnsi="Tahoma" w:cs="Tahoma" w:eastAsia="Tahoma"/>
+        </w:rPr>
+        <w:t xml:space="preserve"> ของผู้ใช้โดยอัตโนมัติ หลังติดตั้ง PlatformIO แล้วให้ปิดและเปิด terminal ใหม่หนึ่งครั้ง</w:t>
       </w:r>
     </w:p>
     <w:p/>
@@ -1234,6 +1464,10 @@
         <w:gridCol w:w="3120"/>
       </w:tblGrid>
       <w:tr>
+        <w:trPr>
+          <w:tblHeader/>
+          <w:cantSplit/>
+        </w:trPr>
         <w:tc>
           <w:tcPr>
             <w:tcW w:w="3120" w:type="dxa"/>
@@ -1311,6 +1545,9 @@
         </w:tc>
       </w:tr>
       <w:tr>
+        <w:trPr>
+          <w:cantSplit/>
+        </w:trPr>
         <w:tc>
           <w:tcPr>
             <w:tcW w:w="3120" w:type="dxa"/>
@@ -1349,9 +1586,10 @@
             </w:pPr>
             <w:r>
               <w:rPr>
-                <w:rFonts w:ascii="Tahoma" w:hAnsi="Tahoma" w:cs="Tahoma" w:eastAsia="Tahoma"/>
-              </w:rPr>
-              <w:t>`0x08000000`</w:t>
+                <w:rFonts w:ascii="Consolas" w:hAnsi="Consolas" w:cs="Tahoma" w:eastAsia="Tahoma"/>
+                <w:color w:val="1F2937"/>
+              </w:rPr>
+              <w:t>0x08000000</w:t>
             </w:r>
           </w:p>
         </w:tc>
@@ -1379,6 +1617,9 @@
         </w:tc>
       </w:tr>
       <w:tr>
+        <w:trPr>
+          <w:cantSplit/>
+        </w:trPr>
         <w:tc>
           <w:tcPr>
             <w:tcW w:w="3120" w:type="dxa"/>
@@ -1417,9 +1658,10 @@
             </w:pPr>
             <w:r>
               <w:rPr>
-                <w:rFonts w:ascii="Tahoma" w:hAnsi="Tahoma" w:cs="Tahoma" w:eastAsia="Tahoma"/>
-              </w:rPr>
-              <w:t>`0x08004000`</w:t>
+                <w:rFonts w:ascii="Consolas" w:hAnsi="Consolas" w:cs="Tahoma" w:eastAsia="Tahoma"/>
+                <w:color w:val="1F2937"/>
+              </w:rPr>
+              <w:t>0x08004000</w:t>
             </w:r>
           </w:p>
         </w:tc>
@@ -1447,6 +1689,9 @@
         </w:tc>
       </w:tr>
       <w:tr>
+        <w:trPr>
+          <w:cantSplit/>
+        </w:trPr>
         <w:tc>
           <w:tcPr>
             <w:tcW w:w="3120" w:type="dxa"/>
@@ -1485,9 +1730,10 @@
             </w:pPr>
             <w:r>
               <w:rPr>
-                <w:rFonts w:ascii="Tahoma" w:hAnsi="Tahoma" w:cs="Tahoma" w:eastAsia="Tahoma"/>
-              </w:rPr>
-              <w:t>`0x08012000`</w:t>
+                <w:rFonts w:ascii="Consolas" w:hAnsi="Consolas" w:cs="Tahoma" w:eastAsia="Tahoma"/>
+                <w:color w:val="1F2937"/>
+              </w:rPr>
+              <w:t>0x08012000</w:t>
             </w:r>
           </w:p>
         </w:tc>
@@ -1515,6 +1761,9 @@
         </w:tc>
       </w:tr>
       <w:tr>
+        <w:trPr>
+          <w:cantSplit/>
+        </w:trPr>
         <w:tc>
           <w:tcPr>
             <w:tcW w:w="3120" w:type="dxa"/>
@@ -1553,9 +1802,10 @@
             </w:pPr>
             <w:r>
               <w:rPr>
-                <w:rFonts w:ascii="Tahoma" w:hAnsi="Tahoma" w:cs="Tahoma" w:eastAsia="Tahoma"/>
-              </w:rPr>
-              <w:t>`0x20000000`</w:t>
+                <w:rFonts w:ascii="Consolas" w:hAnsi="Consolas" w:cs="Tahoma" w:eastAsia="Tahoma"/>
+                <w:color w:val="1F2937"/>
+              </w:rPr>
+              <w:t>0x20000000</w:t>
             </w:r>
           </w:p>
         </w:tc>
@@ -1644,6 +1894,10 @@
         <w:gridCol w:w="4680"/>
       </w:tblGrid>
       <w:tr>
+        <w:trPr>
+          <w:tblHeader/>
+          <w:cantSplit/>
+        </w:trPr>
         <w:tc>
           <w:tcPr>
             <w:tcW w:w="4680" w:type="dxa"/>
@@ -1696,6 +1950,9 @@
         </w:tc>
       </w:tr>
       <w:tr>
+        <w:trPr>
+          <w:cantSplit/>
+        </w:trPr>
         <w:tc>
           <w:tcPr>
             <w:tcW w:w="4680" w:type="dxa"/>
@@ -1742,6 +1999,9 @@
         </w:tc>
       </w:tr>
       <w:tr>
+        <w:trPr>
+          <w:cantSplit/>
+        </w:trPr>
         <w:tc>
           <w:tcPr>
             <w:tcW w:w="4680" w:type="dxa"/>
@@ -1788,6 +2048,9 @@
         </w:tc>
       </w:tr>
       <w:tr>
+        <w:trPr>
+          <w:cantSplit/>
+        </w:trPr>
         <w:tc>
           <w:tcPr>
             <w:tcW w:w="4680" w:type="dxa"/>
@@ -1834,6 +2097,9 @@
         </w:tc>
       </w:tr>
       <w:tr>
+        <w:trPr>
+          <w:cantSplit/>
+        </w:trPr>
         <w:tc>
           <w:tcPr>
             <w:tcW w:w="4680" w:type="dxa"/>
@@ -1880,6 +2146,9 @@
         </w:tc>
       </w:tr>
       <w:tr>
+        <w:trPr>
+          <w:cantSplit/>
+        </w:trPr>
         <w:tc>
           <w:tcPr>
             <w:tcW w:w="4680" w:type="dxa"/>
@@ -1942,6 +2211,8 @@
     <w:p>
       <w:pPr>
         <w:pStyle w:val="CodeBlock"/>
+        <w:keepNext/>
+        <w:keepLines/>
       </w:pPr>
       <w:r>
         <w:rPr>
@@ -1956,6 +2227,7 @@
     <w:p>
       <w:pPr>
         <w:pStyle w:val="CodeBlock"/>
+        <w:keepLines/>
       </w:pPr>
       <w:r>
         <w:rPr>
@@ -1995,6 +2267,8 @@
     <w:p>
       <w:pPr>
         <w:pStyle w:val="CodeBlock"/>
+        <w:keepNext/>
+        <w:keepLines/>
       </w:pPr>
       <w:r>
         <w:rPr>
@@ -2009,6 +2283,8 @@
     <w:p>
       <w:pPr>
         <w:pStyle w:val="CodeBlock"/>
+        <w:keepNext/>
+        <w:keepLines/>
       </w:pPr>
       <w:r>
         <w:rPr>
@@ -2020,6 +2296,21 @@
         <w:t>cd WashiOS</w:t>
       </w:r>
     </w:p>
+    <w:p>
+      <w:pPr>
+        <w:pStyle w:val="CodeBlock"/>
+        <w:keepLines/>
+      </w:pPr>
+      <w:r>
+        <w:rPr>
+          <w:rFonts w:ascii="Consolas" w:hAnsi="Consolas" w:cs="Tahoma" w:eastAsia="Tahoma"/>
+          <w:sz w:val="18"/>
+          <w:szCs w:val="18"/>
+          <w:color w:val="1F2937"/>
+        </w:rPr>
+        <w:t>git switch monorepo-migration</w:t>
+      </w:r>
+    </w:p>
     <w:p/>
     <w:p>
       <w:pPr>
@@ -2036,6 +2327,8 @@
     <w:p>
       <w:pPr>
         <w:pStyle w:val="CodeBlock"/>
+        <w:keepNext/>
+        <w:keepLines/>
       </w:pPr>
       <w:r>
         <w:rPr>
@@ -2050,6 +2343,8 @@
     <w:p>
       <w:pPr>
         <w:pStyle w:val="CodeBlock"/>
+        <w:keepNext/>
+        <w:keepLines/>
       </w:pPr>
       <w:r>
         <w:rPr>
@@ -2064,6 +2359,8 @@
     <w:p>
       <w:pPr>
         <w:pStyle w:val="CodeBlock"/>
+        <w:keepNext/>
+        <w:keepLines/>
       </w:pPr>
       <w:r>
         <w:rPr>
@@ -2078,6 +2375,8 @@
     <w:p>
       <w:pPr>
         <w:pStyle w:val="CodeBlock"/>
+        <w:keepNext/>
+        <w:keepLines/>
       </w:pPr>
       <w:r>
         <w:rPr>
@@ -2092,6 +2391,8 @@
     <w:p>
       <w:pPr>
         <w:pStyle w:val="CodeBlock"/>
+        <w:keepNext/>
+        <w:keepLines/>
       </w:pPr>
       <w:r>
         <w:rPr>
@@ -2106,6 +2407,7 @@
     <w:p>
       <w:pPr>
         <w:pStyle w:val="CodeBlock"/>
+        <w:keepLines/>
       </w:pPr>
       <w:r>
         <w:rPr>
@@ -2145,6 +2447,7 @@
     <w:p>
       <w:pPr>
         <w:pStyle w:val="CodeBlock"/>
+        <w:keepLines/>
       </w:pPr>
       <w:r>
         <w:rPr>
@@ -2177,83 +2480,121 @@
         <w:rPr>
           <w:rFonts w:ascii="Tahoma" w:hAnsi="Tahoma" w:cs="Tahoma" w:eastAsia="Tahoma"/>
         </w:rPr>
-        <w:t>ลำดับที่ถูกต้อง:</w:t>
-      </w:r>
-    </w:p>
-    <w:p/>
-    <w:p>
-      <w:pPr>
-        <w:pStyle w:val="Normal"/>
-        <w:numPr>
-          <w:ilvl w:val="0"/>
-          <w:numId w:val="2"/>
-        </w:numPr>
-      </w:pPr>
-      <w:r>
-        <w:rPr>
-          <w:rFonts w:ascii="Tahoma" w:hAnsi="Tahoma" w:cs="Tahoma" w:eastAsia="Tahoma"/>
-        </w:rPr>
-        <w:t>build core environment ที่ต้องการ</w:t>
-      </w:r>
-    </w:p>
-    <w:p>
-      <w:pPr>
-        <w:pStyle w:val="Normal"/>
-        <w:numPr>
-          <w:ilvl w:val="0"/>
-          <w:numId w:val="2"/>
-        </w:numPr>
-      </w:pPr>
-      <w:r>
-        <w:rPr>
-          <w:rFonts w:ascii="Tahoma" w:hAnsi="Tahoma" w:cs="Tahoma" w:eastAsia="Tahoma"/>
-        </w:rPr>
-        <w:t>build bootloader environment ที่ตรงกัน</w:t>
-      </w:r>
-    </w:p>
-    <w:p>
-      <w:pPr>
-        <w:pStyle w:val="Normal"/>
-        <w:numPr>
-          <w:ilvl w:val="0"/>
-          <w:numId w:val="2"/>
-        </w:numPr>
-      </w:pPr>
-      <w:r>
-        <w:rPr>
-          <w:rFonts w:ascii="Tahoma" w:hAnsi="Tahoma" w:cs="Tahoma" w:eastAsia="Tahoma"/>
-        </w:rPr>
-        <w:t>upload bootloader</w:t>
-      </w:r>
-    </w:p>
-    <w:p>
-      <w:pPr>
-        <w:pStyle w:val="Normal"/>
-        <w:numPr>
-          <w:ilvl w:val="0"/>
-          <w:numId w:val="2"/>
-        </w:numPr>
-      </w:pPr>
-      <w:r>
-        <w:rPr>
-          <w:rFonts w:ascii="Tahoma" w:hAnsi="Tahoma" w:cs="Tahoma" w:eastAsia="Tahoma"/>
-        </w:rPr>
-        <w:t>upload core application</w:t>
-      </w:r>
-    </w:p>
-    <w:p>
-      <w:pPr>
-        <w:pStyle w:val="Normal"/>
-        <w:numPr>
-          <w:ilvl w:val="0"/>
-          <w:numId w:val="2"/>
-        </w:numPr>
-      </w:pPr>
-      <w:r>
-        <w:rPr>
-          <w:rFonts w:ascii="Tahoma" w:hAnsi="Tahoma" w:cs="Tahoma" w:eastAsia="Tahoma"/>
-        </w:rPr>
-        <w:t>reset board</w:t>
+        <w:t>ลำดับ build และ flash ที่ปลอดภัย:</w:t>
+      </w:r>
+    </w:p>
+    <w:p/>
+    <w:p>
+      <w:pPr>
+        <w:pStyle w:val="Normal"/>
+      </w:pPr>
+      <w:r>
+        <w:rPr>
+          <w:rFonts w:ascii="Tahoma" w:hAnsi="Tahoma" w:cs="Tahoma" w:eastAsia="Tahoma"/>
+        </w:rPr>
+        <w:t>1. build core environment ที่ต้องการ</w:t>
+      </w:r>
+    </w:p>
+    <w:p>
+      <w:pPr>
+        <w:pStyle w:val="Normal"/>
+      </w:pPr>
+      <w:r>
+        <w:rPr>
+          <w:rFonts w:ascii="Tahoma" w:hAnsi="Tahoma" w:cs="Tahoma" w:eastAsia="Tahoma"/>
+        </w:rPr>
+        <w:t>2. build bootloader environment ที่ตรงกัน</w:t>
+      </w:r>
+    </w:p>
+    <w:p>
+      <w:pPr>
+        <w:pStyle w:val="Normal"/>
+      </w:pPr>
+      <w:r>
+        <w:rPr>
+          <w:rFonts w:ascii="Tahoma" w:hAnsi="Tahoma" w:cs="Tahoma" w:eastAsia="Tahoma"/>
+        </w:rPr>
+        <w:t xml:space="preserve">3. upload core โดย </w:t>
+      </w:r>
+      <w:r>
+        <w:rPr>
+          <w:rFonts w:ascii="Tahoma" w:hAnsi="Tahoma" w:cs="Tahoma" w:eastAsia="Tahoma"/>
+          <w:b/>
+          <w:bCs/>
+        </w:rPr>
+        <w:t>ยังไม่ reset</w:t>
+      </w:r>
+    </w:p>
+    <w:p>
+      <w:pPr>
+        <w:pStyle w:val="Normal"/>
+      </w:pPr>
+      <w:r>
+        <w:rPr>
+          <w:rFonts w:ascii="Tahoma" w:hAnsi="Tahoma" w:cs="Tahoma" w:eastAsia="Tahoma"/>
+        </w:rPr>
+        <w:t>4. upload bootloader ที่ฝัง CRC ของ core ตัวนั้น</w:t>
+      </w:r>
+    </w:p>
+    <w:p>
+      <w:pPr>
+        <w:pStyle w:val="Normal"/>
+      </w:pPr>
+      <w:r>
+        <w:rPr>
+          <w:rFonts w:ascii="Tahoma" w:hAnsi="Tahoma" w:cs="Tahoma" w:eastAsia="Tahoma"/>
+        </w:rPr>
+        <w:t>5. reset เพียงครั้งเดียวเพื่อเริ่ม bootloader และ core ที่เป็นคู่กัน</w:t>
+      </w:r>
+    </w:p>
+    <w:p/>
+    <w:p>
+      <w:pPr>
+        <w:pStyle w:val="Normal"/>
+      </w:pPr>
+      <w:r>
+        <w:rPr>
+          <w:rFonts w:ascii="Tahoma" w:hAnsi="Tahoma" w:cs="Tahoma" w:eastAsia="Tahoma"/>
+        </w:rPr>
+        <w:t xml:space="preserve">อย่า upload bootloader ก่อน core ด้วยคำสั่งแยกกัน เพราะบอร์ดอาจ reset แล้วพยายาม boot core เก่าที่ CRC ไม่ตรงในช่วงกลางกระบวนการ ใช้ </w:t>
+      </w:r>
+      <w:r>
+        <w:rPr>
+          <w:rFonts w:ascii="Consolas" w:hAnsi="Consolas" w:cs="Tahoma" w:eastAsia="Tahoma"/>
+          <w:color w:val="1F2937"/>
+        </w:rPr>
+        <w:t>tools\flash_*.cmd</w:t>
+      </w:r>
+      <w:r>
+        <w:rPr>
+          <w:rFonts w:ascii="Tahoma" w:hAnsi="Tahoma" w:cs="Tahoma" w:eastAsia="Tahoma"/>
+        </w:rPr>
+        <w:t xml:space="preserve"> เป็นวิธีหลัก เพราะ script จัดลำดับนี้ให้อัตโนมัติ</w:t>
+      </w:r>
+    </w:p>
+    <w:p/>
+    <w:p>
+      <w:pPr>
+        <w:pStyle w:val="Normal"/>
+      </w:pPr>
+      <w:r>
+        <w:rPr>
+          <w:rFonts w:ascii="Tahoma" w:hAnsi="Tahoma" w:cs="Tahoma" w:eastAsia="Tahoma"/>
+        </w:rPr>
+        <w:t xml:space="preserve">launcher แบบ </w:t>
+      </w:r>
+      <w:r>
+        <w:rPr>
+          <w:rFonts w:ascii="Consolas" w:hAnsi="Consolas" w:cs="Tahoma" w:eastAsia="Tahoma"/>
+          <w:color w:val="1F2937"/>
+        </w:rPr>
+        <w:t>.cmd</w:t>
+      </w:r>
+      <w:r>
+        <w:rPr>
+          <w:rFonts w:ascii="Tahoma" w:hAnsi="Tahoma" w:cs="Tahoma" w:eastAsia="Tahoma"/>
+        </w:rPr>
+        <w:t xml:space="preserve"> เหมาะสำหรับ Windows ทุกเครื่อง เพราะเรียก PowerShell ด้วย execution-policy แบบเฉพาะ process และค้นหา PlatformIO/OpenOCD ที่ติดตั้งในเครื่องให้เอง ไม่ต้องแก้ path ในไฟล์</w:t>
       </w:r>
     </w:p>
     <w:p/>
@@ -2284,15 +2625,16 @@
     <w:p>
       <w:pPr>
         <w:pStyle w:val="CodeBlock"/>
-      </w:pPr>
-      <w:r>
-        <w:rPr>
-          <w:rFonts w:ascii="Consolas" w:hAnsi="Consolas" w:cs="Tahoma" w:eastAsia="Tahoma"/>
-          <w:sz w:val="18"/>
-          <w:szCs w:val="18"/>
-          <w:color w:val="1F2937"/>
-        </w:rPr>
-        <w:t>.\tools\test_native.ps1</w:t>
+        <w:keepLines/>
+      </w:pPr>
+      <w:r>
+        <w:rPr>
+          <w:rFonts w:ascii="Consolas" w:hAnsi="Consolas" w:cs="Tahoma" w:eastAsia="Tahoma"/>
+          <w:sz w:val="18"/>
+          <w:szCs w:val="18"/>
+          <w:color w:val="1F2937"/>
+        </w:rPr>
+        <w:t>tools\test_native.ps1</w:t>
       </w:r>
     </w:p>
     <w:p/>
@@ -2311,6 +2653,8 @@
     <w:p>
       <w:pPr>
         <w:pStyle w:val="CodeBlock"/>
+        <w:keepNext/>
+        <w:keepLines/>
       </w:pPr>
       <w:r>
         <w:rPr>
@@ -2325,6 +2669,8 @@
     <w:p>
       <w:pPr>
         <w:pStyle w:val="CodeBlock"/>
+        <w:keepNext/>
+        <w:keepLines/>
       </w:pPr>
       <w:r>
         <w:rPr>
@@ -2339,6 +2685,8 @@
     <w:p>
       <w:pPr>
         <w:pStyle w:val="CodeBlock"/>
+        <w:keepNext/>
+        <w:keepLines/>
       </w:pPr>
       <w:r>
         <w:rPr>
@@ -2353,6 +2701,8 @@
     <w:p>
       <w:pPr>
         <w:pStyle w:val="CodeBlock"/>
+        <w:keepNext/>
+        <w:keepLines/>
       </w:pPr>
       <w:r>
         <w:rPr>
@@ -2367,6 +2717,7 @@
     <w:p>
       <w:pPr>
         <w:pStyle w:val="CodeBlock"/>
+        <w:keepLines/>
       </w:pPr>
       <w:r>
         <w:rPr>
@@ -2418,6 +2769,7 @@
     <w:p>
       <w:pPr>
         <w:pStyle w:val="CodeBlock"/>
+        <w:keepLines/>
       </w:pPr>
       <w:r>
         <w:rPr>
@@ -2445,6 +2797,8 @@
     <w:p>
       <w:pPr>
         <w:pStyle w:val="CodeBlock"/>
+        <w:keepNext/>
+        <w:keepLines/>
       </w:pPr>
       <w:r>
         <w:rPr>
@@ -2459,15 +2813,16 @@
     <w:p>
       <w:pPr>
         <w:pStyle w:val="CodeBlock"/>
-      </w:pPr>
-      <w:r>
-        <w:rPr>
-          <w:rFonts w:ascii="Consolas" w:hAnsi="Consolas" w:cs="Tahoma" w:eastAsia="Tahoma"/>
-          <w:sz w:val="18"/>
-          <w:szCs w:val="18"/>
-          <w:color w:val="1F2937"/>
-        </w:rPr>
-        <w:t>.\tools\flash_lasercom.ps1</w:t>
+        <w:keepLines/>
+      </w:pPr>
+      <w:r>
+        <w:rPr>
+          <w:rFonts w:ascii="Consolas" w:hAnsi="Consolas" w:cs="Tahoma" w:eastAsia="Tahoma"/>
+          <w:sz w:val="18"/>
+          <w:szCs w:val="18"/>
+          <w:color w:val="1F2937"/>
+        </w:rPr>
+        <w:t>tools\flash_lasercom.cmd</w:t>
       </w:r>
     </w:p>
     <w:p/>
@@ -2486,33 +2841,36 @@
     <w:p>
       <w:pPr>
         <w:pStyle w:val="CodeBlock"/>
-      </w:pPr>
-      <w:r>
-        <w:rPr>
-          <w:rFonts w:ascii="Consolas" w:hAnsi="Consolas" w:cs="Tahoma" w:eastAsia="Tahoma"/>
-          <w:sz w:val="18"/>
-          <w:szCs w:val="18"/>
-          <w:color w:val="1F2937"/>
-        </w:rPr>
-        <w:t>.\tools\build_lasercom.ps1</w:t>
-      </w:r>
-    </w:p>
-    <w:p/>
-    <w:p>
-      <w:pPr>
-        <w:pStyle w:val="Normal"/>
-      </w:pPr>
-      <w:r>
-        <w:rPr>
-          <w:rFonts w:ascii="Tahoma" w:hAnsi="Tahoma" w:cs="Tahoma" w:eastAsia="Tahoma"/>
-        </w:rPr>
-        <w:t>คำสั่ง manual:</w:t>
-      </w:r>
-    </w:p>
-    <w:p/>
-    <w:p>
-      <w:pPr>
-        <w:pStyle w:val="CodeBlock"/>
+        <w:keepLines/>
+      </w:pPr>
+      <w:r>
+        <w:rPr>
+          <w:rFonts w:ascii="Consolas" w:hAnsi="Consolas" w:cs="Tahoma" w:eastAsia="Tahoma"/>
+          <w:sz w:val="18"/>
+          <w:szCs w:val="18"/>
+          <w:color w:val="1F2937"/>
+        </w:rPr>
+        <w:t>tools\build_lasercom.ps1</w:t>
+      </w:r>
+    </w:p>
+    <w:p/>
+    <w:p>
+      <w:pPr>
+        <w:pStyle w:val="Normal"/>
+      </w:pPr>
+      <w:r>
+        <w:rPr>
+          <w:rFonts w:ascii="Tahoma" w:hAnsi="Tahoma" w:cs="Tahoma" w:eastAsia="Tahoma"/>
+        </w:rPr>
+        <w:t>คำสั่ง manual ต่อไปนี้ใช้สำหรับ build เท่านั้น:</w:t>
+      </w:r>
+    </w:p>
+    <w:p/>
+    <w:p>
+      <w:pPr>
+        <w:pStyle w:val="CodeBlock"/>
+        <w:keepNext/>
+        <w:keepLines/>
       </w:pPr>
       <w:r>
         <w:rPr>
@@ -2527,6 +2885,8 @@
     <w:p>
       <w:pPr>
         <w:pStyle w:val="CodeBlock"/>
+        <w:keepNext/>
+        <w:keepLines/>
       </w:pPr>
       <w:r>
         <w:rPr>
@@ -2541,6 +2901,8 @@
     <w:p>
       <w:pPr>
         <w:pStyle w:val="CodeBlock"/>
+        <w:keepNext/>
+        <w:keepLines/>
       </w:pPr>
       <w:r>
         <w:rPr>
@@ -2555,6 +2917,8 @@
     <w:p>
       <w:pPr>
         <w:pStyle w:val="CodeBlock"/>
+        <w:keepNext/>
+        <w:keepLines/>
       </w:pPr>
       <w:r>
         <w:rPr>
@@ -2569,6 +2933,7 @@
     <w:p>
       <w:pPr>
         <w:pStyle w:val="CodeBlock"/>
+        <w:keepLines/>
       </w:pPr>
       <w:r>
         <w:rPr>
@@ -2580,60 +2945,29 @@
         <w:t>pio run -e nucleo_g431rb_lasercom</w:t>
       </w:r>
     </w:p>
-    <w:p>
-      <w:pPr>
-        <w:pStyle w:val="CodeBlock"/>
-      </w:pPr>
-      <w:r>
-        <w:rPr>
-          <w:rFonts w:ascii="Consolas" w:hAnsi="Consolas" w:cs="Tahoma" w:eastAsia="Tahoma"/>
-          <w:sz w:val="18"/>
-          <w:szCs w:val="18"/>
-          <w:color w:val="1F2937"/>
-        </w:rPr>
-        <w:t>pio run -e nucleo_g431rb_lasercom -t upload</w:t>
-      </w:r>
-    </w:p>
-    <w:p>
-      <w:pPr>
-        <w:pStyle w:val="CodeBlock"/>
-      </w:pPr>
-      <w:r>
-        <w:rPr>
-          <w:rFonts w:ascii="Consolas" w:hAnsi="Consolas" w:cs="Tahoma" w:eastAsia="Tahoma"/>
-          <w:sz w:val="18"/>
-          <w:szCs w:val="18"/>
-          <w:color w:val="1F2937"/>
-        </w:rPr>
-        <w:t/>
-      </w:r>
-    </w:p>
-    <w:p>
-      <w:pPr>
-        <w:pStyle w:val="CodeBlock"/>
-      </w:pPr>
-      <w:r>
-        <w:rPr>
-          <w:rFonts w:ascii="Consolas" w:hAnsi="Consolas" w:cs="Tahoma" w:eastAsia="Tahoma"/>
-          <w:sz w:val="18"/>
-          <w:szCs w:val="18"/>
-          <w:color w:val="1F2937"/>
-        </w:rPr>
-        <w:t>cd ..\core</w:t>
-      </w:r>
-    </w:p>
-    <w:p>
-      <w:pPr>
-        <w:pStyle w:val="CodeBlock"/>
-      </w:pPr>
-      <w:r>
-        <w:rPr>
-          <w:rFonts w:ascii="Consolas" w:hAnsi="Consolas" w:cs="Tahoma" w:eastAsia="Tahoma"/>
-          <w:sz w:val="18"/>
-          <w:szCs w:val="18"/>
-          <w:color w:val="1F2937"/>
-        </w:rPr>
-        <w:t>pio run -e nucleo_g431rb_lasercom -t upload</w:t>
+    <w:p/>
+    <w:p>
+      <w:pPr>
+        <w:pStyle w:val="Normal"/>
+      </w:pPr>
+      <w:r>
+        <w:rPr>
+          <w:rFonts w:ascii="Tahoma" w:hAnsi="Tahoma" w:cs="Tahoma" w:eastAsia="Tahoma"/>
+        </w:rPr>
+        <w:t xml:space="preserve">การ flash ให้ใช้ </w:t>
+      </w:r>
+      <w:r>
+        <w:rPr>
+          <w:rFonts w:ascii="Consolas" w:hAnsi="Consolas" w:cs="Tahoma" w:eastAsia="Tahoma"/>
+          <w:color w:val="1F2937"/>
+        </w:rPr>
+        <w:t>tools\flash_lasercom.cmd</w:t>
+      </w:r>
+      <w:r>
+        <w:rPr>
+          <w:rFonts w:ascii="Tahoma" w:hAnsi="Tahoma" w:cs="Tahoma" w:eastAsia="Tahoma"/>
+        </w:rPr>
+        <w:t xml:space="preserve"> เพื่อรักษาลำดับ core-before-bootloader ที่ปลอดภัย</w:t>
       </w:r>
     </w:p>
     <w:p/>
@@ -2652,46 +2986,34 @@
     <w:p>
       <w:pPr>
         <w:pStyle w:val="Normal"/>
-        <w:numPr>
-          <w:ilvl w:val="0"/>
-          <w:numId w:val="1"/>
-        </w:numPr>
-      </w:pPr>
-      <w:r>
-        <w:rPr>
-          <w:rFonts w:ascii="Tahoma" w:hAnsi="Tahoma" w:cs="Tahoma" w:eastAsia="Tahoma"/>
-        </w:rPr>
-        <w:t>PA5 หรือ LD2 กระพริบจาก heartbeat</w:t>
-      </w:r>
-    </w:p>
-    <w:p>
-      <w:pPr>
-        <w:pStyle w:val="Normal"/>
-        <w:numPr>
-          <w:ilvl w:val="0"/>
-          <w:numId w:val="1"/>
-        </w:numPr>
-      </w:pPr>
-      <w:r>
-        <w:rPr>
-          <w:rFonts w:ascii="Tahoma" w:hAnsi="Tahoma" w:cs="Tahoma" w:eastAsia="Tahoma"/>
-        </w:rPr>
-        <w:t>PA6 มี pulse สำหรับควบคุม laser</w:t>
-      </w:r>
-    </w:p>
-    <w:p>
-      <w:pPr>
-        <w:pStyle w:val="Normal"/>
-        <w:numPr>
-          <w:ilvl w:val="0"/>
-          <w:numId w:val="1"/>
-        </w:numPr>
-      </w:pPr>
-      <w:r>
-        <w:rPr>
-          <w:rFonts w:ascii="Tahoma" w:hAnsi="Tahoma" w:cs="Tahoma" w:eastAsia="Tahoma"/>
-        </w:rPr>
-        <w:t>ถ้าวัดด้วย oscilloscope จะเห็น sync pulse และ pulse สั้น/ยาวของข้อมูล</w:t>
+      </w:pPr>
+      <w:r>
+        <w:rPr>
+          <w:rFonts w:ascii="Tahoma" w:hAnsi="Tahoma" w:cs="Tahoma" w:eastAsia="Tahoma"/>
+        </w:rPr>
+        <w:t>•  PA5 หรือ LD2 กระพริบจาก heartbeat</w:t>
+      </w:r>
+    </w:p>
+    <w:p>
+      <w:pPr>
+        <w:pStyle w:val="Normal"/>
+      </w:pPr>
+      <w:r>
+        <w:rPr>
+          <w:rFonts w:ascii="Tahoma" w:hAnsi="Tahoma" w:cs="Tahoma" w:eastAsia="Tahoma"/>
+        </w:rPr>
+        <w:t>•  PA6 มี pulse สำหรับควบคุม laser</w:t>
+      </w:r>
+    </w:p>
+    <w:p>
+      <w:pPr>
+        <w:pStyle w:val="Normal"/>
+      </w:pPr>
+      <w:r>
+        <w:rPr>
+          <w:rFonts w:ascii="Tahoma" w:hAnsi="Tahoma" w:cs="Tahoma" w:eastAsia="Tahoma"/>
+        </w:rPr>
+        <w:t>•  ถ้าวัดด้วย oscilloscope จะเห็น sync pulse และ pulse สั้น/ยาวของข้อมูล</w:t>
       </w:r>
     </w:p>
     <w:p/>
@@ -2732,6 +3054,10 @@
         <w:gridCol w:w="3120"/>
       </w:tblGrid>
       <w:tr>
+        <w:trPr>
+          <w:tblHeader/>
+          <w:cantSplit/>
+        </w:trPr>
         <w:tc>
           <w:tcPr>
             <w:tcW w:w="3120" w:type="dxa"/>
@@ -2809,6 +3135,9 @@
         </w:tc>
       </w:tr>
       <w:tr>
+        <w:trPr>
+          <w:cantSplit/>
+        </w:trPr>
         <w:tc>
           <w:tcPr>
             <w:tcW w:w="3120" w:type="dxa"/>
@@ -2877,6 +3206,9 @@
         </w:tc>
       </w:tr>
       <w:tr>
+        <w:trPr>
+          <w:cantSplit/>
+        </w:trPr>
         <w:tc>
           <w:tcPr>
             <w:tcW w:w="3120" w:type="dxa"/>
@@ -2961,6 +3293,8 @@
     <w:p>
       <w:pPr>
         <w:pStyle w:val="CodeBlock"/>
+        <w:keepNext/>
+        <w:keepLines/>
       </w:pPr>
       <w:r>
         <w:rPr>
@@ -2975,6 +3309,7 @@
     <w:p>
       <w:pPr>
         <w:pStyle w:val="CodeBlock"/>
+        <w:keepLines/>
       </w:pPr>
       <w:r>
         <w:rPr>
@@ -3015,7 +3350,7 @@
           <w:rFonts w:ascii="Consolas" w:hAnsi="Consolas" w:cs="Tahoma" w:eastAsia="Tahoma"/>
           <w:color w:val="1F2937"/>
         </w:rPr>
-        <w:t>.\tools\flash_lasercom.ps1</w:t>
+        <w:t>tools\flash_lasercom.cmd</w:t>
       </w:r>
     </w:p>
     <w:p/>
@@ -3069,6 +3404,10 @@
         <w:gridCol w:w="2340"/>
       </w:tblGrid>
       <w:tr>
+        <w:trPr>
+          <w:tblHeader/>
+          <w:cantSplit/>
+        </w:trPr>
         <w:tc>
           <w:tcPr>
             <w:tcW w:w="2340" w:type="dxa"/>
@@ -3171,6 +3510,9 @@
         </w:tc>
       </w:tr>
       <w:tr>
+        <w:trPr>
+          <w:cantSplit/>
+        </w:trPr>
         <w:tc>
           <w:tcPr>
             <w:tcW w:w="2340" w:type="dxa"/>
@@ -3231,9 +3573,23 @@
             </w:pPr>
             <w:r>
               <w:rPr>
-                <w:rFonts w:ascii="Tahoma" w:hAnsi="Tahoma" w:cs="Tahoma" w:eastAsia="Tahoma"/>
-              </w:rPr>
-              <w:t>`core/` + `bootloader/`</w:t>
+                <w:rFonts w:ascii="Consolas" w:hAnsi="Consolas" w:cs="Tahoma" w:eastAsia="Tahoma"/>
+                <w:color w:val="1F2937"/>
+              </w:rPr>
+              <w:t>core/</w:t>
+            </w:r>
+            <w:r>
+              <w:rPr>
+                <w:rFonts w:ascii="Tahoma" w:hAnsi="Tahoma" w:cs="Tahoma" w:eastAsia="Tahoma"/>
+              </w:rPr>
+              <w:t xml:space="preserve"> + </w:t>
+            </w:r>
+            <w:r>
+              <w:rPr>
+                <w:rFonts w:ascii="Consolas" w:hAnsi="Consolas" w:cs="Tahoma" w:eastAsia="Tahoma"/>
+                <w:color w:val="1F2937"/>
+              </w:rPr>
+              <w:t>bootloader/</w:t>
             </w:r>
           </w:p>
         </w:tc>
@@ -3261,6 +3617,9 @@
         </w:tc>
       </w:tr>
       <w:tr>
+        <w:trPr>
+          <w:cantSplit/>
+        </w:trPr>
         <w:tc>
           <w:tcPr>
             <w:tcW w:w="2340" w:type="dxa"/>
@@ -3321,9 +3680,10 @@
             </w:pPr>
             <w:r>
               <w:rPr>
-                <w:rFonts w:ascii="Tahoma" w:hAnsi="Tahoma" w:cs="Tahoma" w:eastAsia="Tahoma"/>
-              </w:rPr>
-              <w:t>`demo-payload/`</w:t>
+                <w:rFonts w:ascii="Consolas" w:hAnsi="Consolas" w:cs="Tahoma" w:eastAsia="Tahoma"/>
+                <w:color w:val="1F2937"/>
+              </w:rPr>
+              <w:t>demo-payload/</w:t>
             </w:r>
           </w:p>
         </w:tc>
@@ -3367,6 +3727,8 @@
     <w:p>
       <w:pPr>
         <w:pStyle w:val="CodeBlock"/>
+        <w:keepNext/>
+        <w:keepLines/>
       </w:pPr>
       <w:r>
         <w:rPr>
@@ -3381,6 +3743,7 @@
     <w:p>
       <w:pPr>
         <w:pStyle w:val="CodeBlock"/>
+        <w:keepLines/>
       </w:pPr>
       <w:r>
         <w:rPr>
@@ -3408,6 +3771,8 @@
     <w:p>
       <w:pPr>
         <w:pStyle w:val="CodeBlock"/>
+        <w:keepNext/>
+        <w:keepLines/>
       </w:pPr>
       <w:r>
         <w:rPr>
@@ -3422,15 +3787,16 @@
     <w:p>
       <w:pPr>
         <w:pStyle w:val="CodeBlock"/>
-      </w:pPr>
-      <w:r>
-        <w:rPr>
-          <w:rFonts w:ascii="Consolas" w:hAnsi="Consolas" w:cs="Tahoma" w:eastAsia="Tahoma"/>
-          <w:sz w:val="18"/>
-          <w:szCs w:val="18"/>
-          <w:color w:val="1F2937"/>
-        </w:rPr>
-        <w:t>.\tools\flash_payload_demo.ps1</w:t>
+        <w:keepLines/>
+      </w:pPr>
+      <w:r>
+        <w:rPr>
+          <w:rFonts w:ascii="Consolas" w:hAnsi="Consolas" w:cs="Tahoma" w:eastAsia="Tahoma"/>
+          <w:sz w:val="18"/>
+          <w:szCs w:val="18"/>
+          <w:color w:val="1F2937"/>
+        </w:rPr>
+        <w:t>tools\flash_payload_demo.cmd</w:t>
       </w:r>
     </w:p>
     <w:p/>
@@ -3449,6 +3815,8 @@
     <w:p>
       <w:pPr>
         <w:pStyle w:val="CodeBlock"/>
+        <w:keepNext/>
+        <w:keepLines/>
       </w:pPr>
       <w:r>
         <w:rPr>
@@ -3463,29 +3831,16 @@
     <w:p>
       <w:pPr>
         <w:pStyle w:val="CodeBlock"/>
-      </w:pPr>
-      <w:r>
-        <w:rPr>
-          <w:rFonts w:ascii="Consolas" w:hAnsi="Consolas" w:cs="Tahoma" w:eastAsia="Tahoma"/>
-          <w:sz w:val="18"/>
-          <w:szCs w:val="18"/>
-          <w:color w:val="1F2937"/>
-        </w:rPr>
-        <w:t>.\tools\build_payload_responder.ps1</w:t>
-      </w:r>
-    </w:p>
-    <w:p>
-      <w:pPr>
-        <w:pStyle w:val="CodeBlock"/>
-      </w:pPr>
-      <w:r>
-        <w:rPr>
-          <w:rFonts w:ascii="Consolas" w:hAnsi="Consolas" w:cs="Tahoma" w:eastAsia="Tahoma"/>
-          <w:sz w:val="18"/>
-          <w:szCs w:val="18"/>
-          <w:color w:val="1F2937"/>
-        </w:rPr>
-        <w:t>.\tools\flash_payload_responder.ps1</w:t>
+        <w:keepLines/>
+      </w:pPr>
+      <w:r>
+        <w:rPr>
+          <w:rFonts w:ascii="Consolas" w:hAnsi="Consolas" w:cs="Tahoma" w:eastAsia="Tahoma"/>
+          <w:sz w:val="18"/>
+          <w:szCs w:val="18"/>
+          <w:color w:val="1F2937"/>
+        </w:rPr>
+        <w:t>tools\flash_payload_responder.cmd</w:t>
       </w:r>
     </w:p>
     <w:p/>
@@ -3504,6 +3859,8 @@
     <w:p>
       <w:pPr>
         <w:pStyle w:val="CodeBlock"/>
+        <w:keepNext/>
+        <w:keepLines/>
       </w:pPr>
       <w:r>
         <w:rPr>
@@ -3518,6 +3875,8 @@
     <w:p>
       <w:pPr>
         <w:pStyle w:val="CodeBlock"/>
+        <w:keepNext/>
+        <w:keepLines/>
       </w:pPr>
       <w:r>
         <w:rPr>
@@ -3532,6 +3891,7 @@
     <w:p>
       <w:pPr>
         <w:pStyle w:val="CodeBlock"/>
+        <w:keepLines/>
       </w:pPr>
       <w:r>
         <w:rPr>
@@ -3553,6 +3913,77 @@
           <w:rFonts w:ascii="Tahoma" w:hAnsi="Tahoma" w:cs="Tahoma" w:eastAsia="Tahoma"/>
         </w:rPr>
         <w:t>ถ้าเสียบ ST-LINK สองบอร์ดพร้อมกัน ให้ระวัง flash ผิดบอร์ด ช่วงเริ่มต้นควรเสียบและ flash ทีละบอร์ด</w:t>
+      </w:r>
+    </w:p>
+    <w:p/>
+    <w:p>
+      <w:pPr>
+        <w:pStyle w:val="Normal"/>
+      </w:pPr>
+      <w:r>
+        <w:rPr>
+          <w:rFonts w:ascii="Tahoma" w:hAnsi="Tahoma" w:cs="Tahoma" w:eastAsia="Tahoma"/>
+        </w:rPr>
+        <w:t>ลำดับสำหรับผู้เริ่มต้น:</w:t>
+      </w:r>
+    </w:p>
+    <w:p/>
+    <w:p>
+      <w:pPr>
+        <w:pStyle w:val="Normal"/>
+      </w:pPr>
+      <w:r>
+        <w:rPr>
+          <w:rFonts w:ascii="Tahoma" w:hAnsi="Tahoma" w:cs="Tahoma" w:eastAsia="Tahoma"/>
+        </w:rPr>
+        <w:t xml:space="preserve">1. ถอด G474 ออก เหลือ G431 แล้วรัน </w:t>
+      </w:r>
+      <w:r>
+        <w:rPr>
+          <w:rFonts w:ascii="Consolas" w:hAnsi="Consolas" w:cs="Tahoma" w:eastAsia="Tahoma"/>
+          <w:color w:val="1F2937"/>
+        </w:rPr>
+        <w:t>tools\flash_payload_demo.cmd</w:t>
+      </w:r>
+    </w:p>
+    <w:p>
+      <w:pPr>
+        <w:pStyle w:val="Normal"/>
+      </w:pPr>
+      <w:r>
+        <w:rPr>
+          <w:rFonts w:ascii="Tahoma" w:hAnsi="Tahoma" w:cs="Tahoma" w:eastAsia="Tahoma"/>
+        </w:rPr>
+        <w:t xml:space="preserve">2. ถอด G431 ออก เสียบ G474 แล้วรัน </w:t>
+      </w:r>
+      <w:r>
+        <w:rPr>
+          <w:rFonts w:ascii="Consolas" w:hAnsi="Consolas" w:cs="Tahoma" w:eastAsia="Tahoma"/>
+          <w:color w:val="1F2937"/>
+        </w:rPr>
+        <w:t>tools\flash_payload_responder.cmd</w:t>
+      </w:r>
+    </w:p>
+    <w:p>
+      <w:pPr>
+        <w:pStyle w:val="Normal"/>
+      </w:pPr>
+      <w:r>
+        <w:rPr>
+          <w:rFonts w:ascii="Tahoma" w:hAnsi="Tahoma" w:cs="Tahoma" w:eastAsia="Tahoma"/>
+        </w:rPr>
+        <w:t>3. ปิดไฟทั้งสองบอร์ด ต่อ UART และ GND ตามหัวข้อถัดไป</w:t>
+      </w:r>
+    </w:p>
+    <w:p>
+      <w:pPr>
+        <w:pStyle w:val="Normal"/>
+      </w:pPr>
+      <w:r>
+        <w:rPr>
+          <w:rFonts w:ascii="Tahoma" w:hAnsi="Tahoma" w:cs="Tahoma" w:eastAsia="Tahoma"/>
+        </w:rPr>
+        <w:t>4. เสียบ USB ของทั้งสองบอร์ดแล้วเปิด serial monitor</w:t>
       </w:r>
     </w:p>
     <w:p/>
@@ -3604,6 +4035,10 @@
         <w:gridCol w:w="4680"/>
       </w:tblGrid>
       <w:tr>
+        <w:trPr>
+          <w:tblHeader/>
+          <w:cantSplit/>
+        </w:trPr>
         <w:tc>
           <w:tcPr>
             <w:tcW w:w="4680" w:type="dxa"/>
@@ -3656,6 +4091,9 @@
         </w:tc>
       </w:tr>
       <w:tr>
+        <w:trPr>
+          <w:cantSplit/>
+        </w:trPr>
         <w:tc>
           <w:tcPr>
             <w:tcW w:w="4680" w:type="dxa"/>
@@ -3702,6 +4140,9 @@
         </w:tc>
       </w:tr>
       <w:tr>
+        <w:trPr>
+          <w:cantSplit/>
+        </w:trPr>
         <w:tc>
           <w:tcPr>
             <w:tcW w:w="4680" w:type="dxa"/>
@@ -3748,6 +4189,9 @@
         </w:tc>
       </w:tr>
       <w:tr>
+        <w:trPr>
+          <w:cantSplit/>
+        </w:trPr>
         <w:tc>
           <w:tcPr>
             <w:tcW w:w="4680" w:type="dxa"/>
@@ -3834,6 +4278,8 @@
     <w:p>
       <w:pPr>
         <w:pStyle w:val="CodeBlock"/>
+        <w:keepNext/>
+        <w:keepLines/>
       </w:pPr>
       <w:r>
         <w:rPr>
@@ -3848,6 +4294,8 @@
     <w:p>
       <w:pPr>
         <w:pStyle w:val="CodeBlock"/>
+        <w:keepNext/>
+        <w:keepLines/>
       </w:pPr>
       <w:r>
         <w:rPr>
@@ -3862,6 +4310,7 @@
     <w:p>
       <w:pPr>
         <w:pStyle w:val="CodeBlock"/>
+        <w:keepLines/>
       </w:pPr>
       <w:r>
         <w:rPr>
@@ -3889,6 +4338,8 @@
     <w:p>
       <w:pPr>
         <w:pStyle w:val="CodeBlock"/>
+        <w:keepNext/>
+        <w:keepLines/>
       </w:pPr>
       <w:r>
         <w:rPr>
@@ -3903,6 +4354,8 @@
     <w:p>
       <w:pPr>
         <w:pStyle w:val="CodeBlock"/>
+        <w:keepNext/>
+        <w:keepLines/>
       </w:pPr>
       <w:r>
         <w:rPr>
@@ -3917,6 +4370,7 @@
     <w:p>
       <w:pPr>
         <w:pStyle w:val="CodeBlock"/>
+        <w:keepLines/>
       </w:pPr>
       <w:r>
         <w:rPr>
@@ -3944,6 +4398,7 @@
     <w:p>
       <w:pPr>
         <w:pStyle w:val="CodeBlock"/>
+        <w:keepLines/>
       </w:pPr>
       <w:r>
         <w:rPr>
@@ -3971,6 +4426,8 @@
     <w:p>
       <w:pPr>
         <w:pStyle w:val="CodeBlock"/>
+        <w:keepNext/>
+        <w:keepLines/>
       </w:pPr>
       <w:r>
         <w:rPr>
@@ -3985,6 +4442,7 @@
     <w:p>
       <w:pPr>
         <w:pStyle w:val="CodeBlock"/>
+        <w:keepLines/>
       </w:pPr>
       <w:r>
         <w:rPr>
@@ -4062,6 +4520,7 @@
     <w:p>
       <w:pPr>
         <w:pStyle w:val="CodeBlock"/>
+        <w:keepLines/>
       </w:pPr>
       <w:r>
         <w:rPr>
@@ -4098,6 +4557,10 @@
         <w:gridCol w:w="4680"/>
       </w:tblGrid>
       <w:tr>
+        <w:trPr>
+          <w:tblHeader/>
+          <w:cantSplit/>
+        </w:trPr>
         <w:tc>
           <w:tcPr>
             <w:tcW w:w="4680" w:type="dxa"/>
@@ -4150,6 +4613,9 @@
         </w:tc>
       </w:tr>
       <w:tr>
+        <w:trPr>
+          <w:cantSplit/>
+        </w:trPr>
         <w:tc>
           <w:tcPr>
             <w:tcW w:w="4680" w:type="dxa"/>
@@ -4196,6 +4662,9 @@
         </w:tc>
       </w:tr>
       <w:tr>
+        <w:trPr>
+          <w:cantSplit/>
+        </w:trPr>
         <w:tc>
           <w:tcPr>
             <w:tcW w:w="4680" w:type="dxa"/>
@@ -4242,6 +4711,9 @@
         </w:tc>
       </w:tr>
       <w:tr>
+        <w:trPr>
+          <w:cantSplit/>
+        </w:trPr>
         <w:tc>
           <w:tcPr>
             <w:tcW w:w="4680" w:type="dxa"/>
@@ -4288,6 +4760,9 @@
         </w:tc>
       </w:tr>
       <w:tr>
+        <w:trPr>
+          <w:cantSplit/>
+        </w:trPr>
         <w:tc>
           <w:tcPr>
             <w:tcW w:w="4680" w:type="dxa"/>
@@ -4362,6 +4837,8 @@
     <w:p>
       <w:pPr>
         <w:pStyle w:val="CodeBlock"/>
+        <w:keepNext/>
+        <w:keepLines/>
       </w:pPr>
       <w:r>
         <w:rPr>
@@ -4376,6 +4853,8 @@
     <w:p>
       <w:pPr>
         <w:pStyle w:val="CodeBlock"/>
+        <w:keepNext/>
+        <w:keepLines/>
       </w:pPr>
       <w:r>
         <w:rPr>
@@ -4390,6 +4869,8 @@
     <w:p>
       <w:pPr>
         <w:pStyle w:val="CodeBlock"/>
+        <w:keepNext/>
+        <w:keepLines/>
       </w:pPr>
       <w:r>
         <w:rPr>
@@ -4404,6 +4885,8 @@
     <w:p>
       <w:pPr>
         <w:pStyle w:val="CodeBlock"/>
+        <w:keepNext/>
+        <w:keepLines/>
       </w:pPr>
       <w:r>
         <w:rPr>
@@ -4418,6 +4901,7 @@
     <w:p>
       <w:pPr>
         <w:pStyle w:val="CodeBlock"/>
+        <w:keepLines/>
       </w:pPr>
       <w:r>
         <w:rPr>
@@ -4445,6 +4929,8 @@
     <w:p>
       <w:pPr>
         <w:pStyle w:val="CodeBlock"/>
+        <w:keepNext/>
+        <w:keepLines/>
       </w:pPr>
       <w:r>
         <w:rPr>
@@ -4459,6 +4945,8 @@
     <w:p>
       <w:pPr>
         <w:pStyle w:val="CodeBlock"/>
+        <w:keepNext/>
+        <w:keepLines/>
       </w:pPr>
       <w:r>
         <w:rPr>
@@ -4473,6 +4961,8 @@
     <w:p>
       <w:pPr>
         <w:pStyle w:val="CodeBlock"/>
+        <w:keepNext/>
+        <w:keepLines/>
       </w:pPr>
       <w:r>
         <w:rPr>
@@ -4487,6 +4977,8 @@
     <w:p>
       <w:pPr>
         <w:pStyle w:val="CodeBlock"/>
+        <w:keepNext/>
+        <w:keepLines/>
       </w:pPr>
       <w:r>
         <w:rPr>
@@ -4501,6 +4993,7 @@
     <w:p>
       <w:pPr>
         <w:pStyle w:val="CodeBlock"/>
+        <w:keepLines/>
       </w:pPr>
       <w:r>
         <w:rPr>
@@ -4625,6 +5118,10 @@
         <w:gridCol w:w="3120"/>
       </w:tblGrid>
       <w:tr>
+        <w:trPr>
+          <w:tblHeader/>
+          <w:cantSplit/>
+        </w:trPr>
         <w:tc>
           <w:tcPr>
             <w:tcW w:w="3120" w:type="dxa"/>
@@ -4702,6 +5199,9 @@
         </w:tc>
       </w:tr>
       <w:tr>
+        <w:trPr>
+          <w:cantSplit/>
+        </w:trPr>
         <w:tc>
           <w:tcPr>
             <w:tcW w:w="3120" w:type="dxa"/>
@@ -4770,6 +5270,9 @@
         </w:tc>
       </w:tr>
       <w:tr>
+        <w:trPr>
+          <w:cantSplit/>
+        </w:trPr>
         <w:tc>
           <w:tcPr>
             <w:tcW w:w="3120" w:type="dxa"/>
@@ -4838,6 +5341,9 @@
         </w:tc>
       </w:tr>
       <w:tr>
+        <w:trPr>
+          <w:cantSplit/>
+        </w:trPr>
         <w:tc>
           <w:tcPr>
             <w:tcW w:w="3120" w:type="dxa"/>
@@ -4906,6 +5412,9 @@
         </w:tc>
       </w:tr>
       <w:tr>
+        <w:trPr>
+          <w:cantSplit/>
+        </w:trPr>
         <w:tc>
           <w:tcPr>
             <w:tcW w:w="3120" w:type="dxa"/>
@@ -4974,6 +5483,9 @@
         </w:tc>
       </w:tr>
       <w:tr>
+        <w:trPr>
+          <w:cantSplit/>
+        </w:trPr>
         <w:tc>
           <w:tcPr>
             <w:tcW w:w="3120" w:type="dxa"/>
@@ -5042,6 +5554,9 @@
         </w:tc>
       </w:tr>
       <w:tr>
+        <w:trPr>
+          <w:cantSplit/>
+        </w:trPr>
         <w:tc>
           <w:tcPr>
             <w:tcW w:w="3120" w:type="dxa"/>
@@ -5110,6 +5625,9 @@
         </w:tc>
       </w:tr>
       <w:tr>
+        <w:trPr>
+          <w:cantSplit/>
+        </w:trPr>
         <w:tc>
           <w:tcPr>
             <w:tcW w:w="3120" w:type="dxa"/>
@@ -5178,6 +5696,9 @@
         </w:tc>
       </w:tr>
       <w:tr>
+        <w:trPr>
+          <w:cantSplit/>
+        </w:trPr>
         <w:tc>
           <w:tcPr>
             <w:tcW w:w="3120" w:type="dxa"/>
@@ -5246,6 +5767,9 @@
         </w:tc>
       </w:tr>
       <w:tr>
+        <w:trPr>
+          <w:cantSplit/>
+        </w:trPr>
         <w:tc>
           <w:tcPr>
             <w:tcW w:w="3120" w:type="dxa"/>
@@ -5351,6 +5875,10 @@
         <w:gridCol w:w="4680"/>
       </w:tblGrid>
       <w:tr>
+        <w:trPr>
+          <w:tblHeader/>
+          <w:cantSplit/>
+        </w:trPr>
         <w:tc>
           <w:tcPr>
             <w:tcW w:w="4680" w:type="dxa"/>
@@ -5403,6 +5931,9 @@
         </w:tc>
       </w:tr>
       <w:tr>
+        <w:trPr>
+          <w:cantSplit/>
+        </w:trPr>
         <w:tc>
           <w:tcPr>
             <w:tcW w:w="4680" w:type="dxa"/>
@@ -5449,6 +5980,9 @@
         </w:tc>
       </w:tr>
       <w:tr>
+        <w:trPr>
+          <w:cantSplit/>
+        </w:trPr>
         <w:tc>
           <w:tcPr>
             <w:tcW w:w="4680" w:type="dxa"/>
@@ -5516,171 +6050,464 @@
         <w:rPr>
           <w:rFonts w:ascii="Tahoma" w:hAnsi="Tahoma" w:cs="Tahoma" w:eastAsia="Tahoma"/>
         </w:rPr>
-        <w:t>16. Bootloader ทำอะไร</w:t>
-      </w:r>
-    </w:p>
-    <w:p/>
-    <w:p>
-      <w:pPr>
-        <w:pStyle w:val="Normal"/>
-      </w:pPr>
-      <w:r>
-        <w:rPr>
-          <w:rFonts w:ascii="Consolas" w:hAnsi="Consolas" w:cs="Tahoma" w:eastAsia="Tahoma"/>
-          <w:color w:val="1F2937"/>
-        </w:rPr>
-        <w:t>bootloader/</w:t>
-      </w:r>
-      <w:r>
-        <w:rPr>
-          <w:rFonts w:ascii="Tahoma" w:hAnsi="Tahoma" w:cs="Tahoma" w:eastAsia="Tahoma"/>
-        </w:rPr>
-        <w:t xml:space="preserve"> หรือ WashiBoot เป็น firmware ตัวแรกหลัง reset หน้าที่หลักคือ:</w:t>
-      </w:r>
-    </w:p>
-    <w:p/>
-    <w:p>
-      <w:pPr>
-        <w:pStyle w:val="Normal"/>
-        <w:numPr>
-          <w:ilvl w:val="0"/>
-          <w:numId w:val="2"/>
-        </w:numPr>
-      </w:pPr>
-      <w:r>
-        <w:rPr>
-          <w:rFonts w:ascii="Tahoma" w:hAnsi="Tahoma" w:cs="Tahoma" w:eastAsia="Tahoma"/>
-        </w:rPr>
-        <w:t>ตรวจ boot metadata</w:t>
-      </w:r>
-    </w:p>
-    <w:p>
-      <w:pPr>
-        <w:pStyle w:val="Normal"/>
-        <w:numPr>
-          <w:ilvl w:val="0"/>
-          <w:numId w:val="2"/>
-        </w:numPr>
-      </w:pPr>
-      <w:r>
-        <w:rPr>
-          <w:rFonts w:ascii="Tahoma" w:hAnsi="Tahoma" w:cs="Tahoma" w:eastAsia="Tahoma"/>
-        </w:rPr>
-        <w:t>ตรวจ retained fault log</w:t>
-      </w:r>
-    </w:p>
-    <w:p>
-      <w:pPr>
-        <w:pStyle w:val="Normal"/>
-        <w:numPr>
-          <w:ilvl w:val="0"/>
-          <w:numId w:val="2"/>
-        </w:numPr>
-      </w:pPr>
-      <w:r>
-        <w:rPr>
-          <w:rFonts w:ascii="Tahoma" w:hAnsi="Tahoma" w:cs="Tahoma" w:eastAsia="Tahoma"/>
-        </w:rPr>
-        <w:t>ตรวจ active slot</w:t>
-      </w:r>
-    </w:p>
-    <w:p>
-      <w:pPr>
-        <w:pStyle w:val="Normal"/>
-        <w:numPr>
-          <w:ilvl w:val="0"/>
-          <w:numId w:val="2"/>
-        </w:numPr>
-      </w:pPr>
-      <w:r>
-        <w:rPr>
-          <w:rFonts w:ascii="Tahoma" w:hAnsi="Tahoma" w:cs="Tahoma" w:eastAsia="Tahoma"/>
-        </w:rPr>
-        <w:t>ตรวจ vector table ของ application</w:t>
-      </w:r>
-    </w:p>
-    <w:p>
-      <w:pPr>
-        <w:pStyle w:val="Normal"/>
-        <w:numPr>
-          <w:ilvl w:val="0"/>
-          <w:numId w:val="2"/>
-        </w:numPr>
-      </w:pPr>
-      <w:r>
-        <w:rPr>
-          <w:rFonts w:ascii="Tahoma" w:hAnsi="Tahoma" w:cs="Tahoma" w:eastAsia="Tahoma"/>
-        </w:rPr>
-        <w:t>ตรวจ CRC-32 ของ application</w:t>
-      </w:r>
-    </w:p>
-    <w:p>
-      <w:pPr>
-        <w:pStyle w:val="Normal"/>
-        <w:numPr>
-          <w:ilvl w:val="0"/>
-          <w:numId w:val="2"/>
-        </w:numPr>
-      </w:pPr>
-      <w:r>
-        <w:rPr>
-          <w:rFonts w:ascii="Tahoma" w:hAnsi="Tahoma" w:cs="Tahoma" w:eastAsia="Tahoma"/>
-        </w:rPr>
-        <w:t>ถ้าผ่านจึง jump เข้า application</w:t>
-      </w:r>
-    </w:p>
-    <w:p>
-      <w:pPr>
-        <w:pStyle w:val="Normal"/>
-        <w:numPr>
-          <w:ilvl w:val="0"/>
-          <w:numId w:val="2"/>
-        </w:numPr>
-      </w:pPr>
-      <w:r>
-        <w:rPr>
-          <w:rFonts w:ascii="Tahoma" w:hAnsi="Tahoma" w:cs="Tahoma" w:eastAsia="Tahoma"/>
-        </w:rPr>
-        <w:t>ถ้า fail จะลอง fallback slot</w:t>
-      </w:r>
-    </w:p>
-    <w:p>
-      <w:pPr>
-        <w:pStyle w:val="Normal"/>
-        <w:numPr>
-          <w:ilvl w:val="0"/>
-          <w:numId w:val="2"/>
-        </w:numPr>
-      </w:pPr>
-      <w:r>
-        <w:rPr>
-          <w:rFonts w:ascii="Tahoma" w:hAnsi="Tahoma" w:cs="Tahoma" w:eastAsia="Tahoma"/>
-        </w:rPr>
-        <w:t>ถ้าไม่มี slot ที่ใช้ได้ จะเข้า safe loop</w:t>
-      </w:r>
-    </w:p>
-    <w:p/>
-    <w:p>
-      <w:pPr>
-        <w:pStyle w:val="Normal"/>
-      </w:pPr>
-      <w:r>
-        <w:rPr>
-          <w:rFonts w:ascii="Tahoma" w:hAnsi="Tahoma" w:cs="Tahoma" w:eastAsia="Tahoma"/>
-        </w:rPr>
-        <w:t>safe loop คือสถานะที่ระบบไม่ jump เข้า application และใช้ PA5 toggle เป็น beacon เพื่อบอกว่าระบบอยู่ในสถานะปลอดภัย</w:t>
-      </w:r>
-    </w:p>
-    <w:p/>
-    <w:p>
-      <w:pPr>
-        <w:pStyle w:val="Heading1"/>
-      </w:pPr>
-      <w:r>
-        <w:rPr>
-          <w:rFonts w:ascii="Tahoma" w:hAnsi="Tahoma" w:cs="Tahoma" w:eastAsia="Tahoma"/>
-        </w:rPr>
-        <w:t>17. Troubleshooting</w:t>
+        <w:t>16. สร้าง Payload Task ใหม่ใน WashiOS-Core</w:t>
+      </w:r>
+    </w:p>
+    <w:p/>
+    <w:p>
+      <w:pPr>
+        <w:pStyle w:val="Normal"/>
+      </w:pPr>
+      <w:r>
+        <w:rPr>
+          <w:rFonts w:ascii="Tahoma" w:hAnsi="Tahoma" w:cs="Tahoma" w:eastAsia="Tahoma"/>
+        </w:rPr>
+        <w:t xml:space="preserve">หัวข้อนี้สอนการเพิ่มงานใหม่ที่รันอยู่บนบอร์ด OBC ภายใน </w:t>
+      </w:r>
+      <w:r>
+        <w:rPr>
+          <w:rFonts w:ascii="Consolas" w:hAnsi="Consolas" w:cs="Tahoma" w:eastAsia="Tahoma"/>
+          <w:color w:val="1F2937"/>
+        </w:rPr>
+        <w:t>core/</w:t>
+      </w:r>
+      <w:r>
+        <w:rPr>
+          <w:rFonts w:ascii="Tahoma" w:hAnsi="Tahoma" w:cs="Tahoma" w:eastAsia="Tahoma"/>
+        </w:rPr>
+        <w:t xml:space="preserve"> เช่น อ่าน sensor, สั่งอุปกรณ์ payload หรือส่งคำสั่งผ่าน UART ส่วน firmware ที่รันบนบอร์ด payload แยกต่างหากอยู่ใน </w:t>
+      </w:r>
+      <w:r>
+        <w:rPr>
+          <w:rFonts w:ascii="Consolas" w:hAnsi="Consolas" w:cs="Tahoma" w:eastAsia="Tahoma"/>
+          <w:color w:val="1F2937"/>
+        </w:rPr>
+        <w:t>demo-payload/</w:t>
+      </w:r>
+      <w:r>
+        <w:rPr>
+          <w:rFonts w:ascii="Tahoma" w:hAnsi="Tahoma" w:cs="Tahoma" w:eastAsia="Tahoma"/>
+        </w:rPr>
+        <w:t xml:space="preserve"> ทั้งสองอย่างไม่ใช่ไฟล์เดียวกัน:</w:t>
+      </w:r>
+    </w:p>
+    <w:p/>
+    <w:tbl>
+      <w:tblPr>
+        <w:tblW w:w="9360" w:type="dxa"/>
+        <w:tblInd w:w="120" w:type="dxa"/>
+        <w:tblBorders>
+          <w:top w:val="single" w:sz="4" w:color="C7D2E2"/>
+          <w:left w:val="single" w:sz="4" w:color="C7D2E2"/>
+          <w:bottom w:val="single" w:sz="4" w:color="C7D2E2"/>
+          <w:right w:val="single" w:sz="4" w:color="C7D2E2"/>
+          <w:insideH w:val="single" w:sz="4" w:color="C7D2E2"/>
+          <w:insideV w:val="single" w:sz="4" w:color="C7D2E2"/>
+        </w:tblBorders>
+        <w:tblCellMar>
+          <w:top w:w="80" w:type="dxa"/>
+          <w:bottom w:w="80" w:type="dxa"/>
+          <w:start w:w="120" w:type="dxa"/>
+          <w:end w:w="120" w:type="dxa"/>
+        </w:tblCellMar>
+      </w:tblPr>
+      <w:tblGrid>
+        <w:gridCol w:w="4680"/>
+        <w:gridCol w:w="4680"/>
+      </w:tblGrid>
+      <w:tr>
+        <w:trPr>
+          <w:tblHeader/>
+          <w:cantSplit/>
+        </w:trPr>
+        <w:tc>
+          <w:tcPr>
+            <w:tcW w:w="4680" w:type="dxa"/>
+            <w:tcMar>
+              <w:top w:w="80" w:type="dxa"/>
+              <w:bottom w:w="80" w:type="dxa"/>
+              <w:start w:w="120" w:type="dxa"/>
+              <w:end w:w="120" w:type="dxa"/>
+            </w:tcMar>
+            <w:shd w:fill="E8EEF5"/>
+          </w:tcPr>
+          <w:p>
+            <w:pPr>
+              <w:spacing w:after="80" w:line="300" w:lineRule="auto"/>
+            </w:pPr>
+            <w:r>
+              <w:rPr>
+                <w:rFonts w:ascii="Tahoma" w:hAnsi="Tahoma" w:cs="Tahoma" w:eastAsia="Tahoma"/>
+                <w:b/>
+                <w:bCs/>
+              </w:rPr>
+              <w:t>ต้องการแก้พฤติกรรมที่ใด</w:t>
+            </w:r>
+          </w:p>
+        </w:tc>
+        <w:tc>
+          <w:tcPr>
+            <w:tcW w:w="4680" w:type="dxa"/>
+            <w:tcMar>
+              <w:top w:w="80" w:type="dxa"/>
+              <w:bottom w:w="80" w:type="dxa"/>
+              <w:start w:w="120" w:type="dxa"/>
+              <w:end w:w="120" w:type="dxa"/>
+            </w:tcMar>
+            <w:shd w:fill="E8EEF5"/>
+          </w:tcPr>
+          <w:p>
+            <w:pPr>
+              <w:spacing w:after="80" w:line="300" w:lineRule="auto"/>
+            </w:pPr>
+            <w:r>
+              <w:rPr>
+                <w:rFonts w:ascii="Tahoma" w:hAnsi="Tahoma" w:cs="Tahoma" w:eastAsia="Tahoma"/>
+                <w:b/>
+                <w:bCs/>
+              </w:rPr>
+              <w:t>จุดที่แก้</w:t>
+            </w:r>
+          </w:p>
+        </w:tc>
+      </w:tr>
+      <w:tr>
+        <w:trPr>
+          <w:cantSplit/>
+        </w:trPr>
+        <w:tc>
+          <w:tcPr>
+            <w:tcW w:w="4680" w:type="dxa"/>
+            <w:tcMar>
+              <w:top w:w="80" w:type="dxa"/>
+              <w:bottom w:w="80" w:type="dxa"/>
+              <w:start w:w="120" w:type="dxa"/>
+              <w:end w:w="120" w:type="dxa"/>
+            </w:tcMar>
+          </w:tcPr>
+          <w:p>
+            <w:pPr>
+              <w:spacing w:after="80" w:line="300" w:lineRule="auto"/>
+            </w:pPr>
+            <w:r>
+              <w:rPr>
+                <w:rFonts w:ascii="Tahoma" w:hAnsi="Tahoma" w:cs="Tahoma" w:eastAsia="Tahoma"/>
+              </w:rPr>
+              <w:t>OBC จัดตารางงาน/สื่อสาร/เฝ้าระวัง payload</w:t>
+            </w:r>
+          </w:p>
+        </w:tc>
+        <w:tc>
+          <w:tcPr>
+            <w:tcW w:w="4680" w:type="dxa"/>
+            <w:tcMar>
+              <w:top w:w="80" w:type="dxa"/>
+              <w:bottom w:w="80" w:type="dxa"/>
+              <w:start w:w="120" w:type="dxa"/>
+              <w:end w:w="120" w:type="dxa"/>
+            </w:tcMar>
+          </w:tcPr>
+          <w:p>
+            <w:pPr>
+              <w:spacing w:after="80" w:line="300" w:lineRule="auto"/>
+            </w:pPr>
+            <w:r>
+              <w:rPr>
+                <w:rFonts w:ascii="Tahoma" w:hAnsi="Tahoma" w:cs="Tahoma" w:eastAsia="Tahoma"/>
+              </w:rPr>
+              <w:t xml:space="preserve">สร้าง task ใน </w:t>
+            </w:r>
+            <w:r>
+              <w:rPr>
+                <w:rFonts w:ascii="Consolas" w:hAnsi="Consolas" w:cs="Tahoma" w:eastAsia="Tahoma"/>
+                <w:color w:val="1F2937"/>
+              </w:rPr>
+              <w:t>core/src/app/</w:t>
+            </w:r>
+          </w:p>
+        </w:tc>
+      </w:tr>
+      <w:tr>
+        <w:trPr>
+          <w:cantSplit/>
+        </w:trPr>
+        <w:tc>
+          <w:tcPr>
+            <w:tcW w:w="4680" w:type="dxa"/>
+            <w:tcMar>
+              <w:top w:w="80" w:type="dxa"/>
+              <w:bottom w:w="80" w:type="dxa"/>
+              <w:start w:w="120" w:type="dxa"/>
+              <w:end w:w="120" w:type="dxa"/>
+            </w:tcMar>
+          </w:tcPr>
+          <w:p>
+            <w:pPr>
+              <w:spacing w:after="80" w:line="300" w:lineRule="auto"/>
+            </w:pPr>
+            <w:r>
+              <w:rPr>
+                <w:rFonts w:ascii="Tahoma" w:hAnsi="Tahoma" w:cs="Tahoma" w:eastAsia="Tahoma"/>
+              </w:rPr>
+              <w:t>บอร์ด payload G474 ตอบคำสั่งหรืออ่าน sensor ของตัวเอง</w:t>
+            </w:r>
+          </w:p>
+        </w:tc>
+        <w:tc>
+          <w:tcPr>
+            <w:tcW w:w="4680" w:type="dxa"/>
+            <w:tcMar>
+              <w:top w:w="80" w:type="dxa"/>
+              <w:bottom w:w="80" w:type="dxa"/>
+              <w:start w:w="120" w:type="dxa"/>
+              <w:end w:w="120" w:type="dxa"/>
+            </w:tcMar>
+          </w:tcPr>
+          <w:p>
+            <w:pPr>
+              <w:spacing w:after="80" w:line="300" w:lineRule="auto"/>
+            </w:pPr>
+            <w:r>
+              <w:rPr>
+                <w:rFonts w:ascii="Tahoma" w:hAnsi="Tahoma" w:cs="Tahoma" w:eastAsia="Tahoma"/>
+              </w:rPr>
+              <w:t xml:space="preserve">แก้ firmware ใน </w:t>
+            </w:r>
+            <w:r>
+              <w:rPr>
+                <w:rFonts w:ascii="Consolas" w:hAnsi="Consolas" w:cs="Tahoma" w:eastAsia="Tahoma"/>
+                <w:color w:val="1F2937"/>
+              </w:rPr>
+              <w:t>demo-payload/</w:t>
+            </w:r>
+          </w:p>
+        </w:tc>
+      </w:tr>
+      <w:tr>
+        <w:trPr>
+          <w:cantSplit/>
+        </w:trPr>
+        <w:tc>
+          <w:tcPr>
+            <w:tcW w:w="4680" w:type="dxa"/>
+            <w:tcMar>
+              <w:top w:w="80" w:type="dxa"/>
+              <w:bottom w:w="80" w:type="dxa"/>
+              <w:start w:w="120" w:type="dxa"/>
+              <w:end w:w="120" w:type="dxa"/>
+            </w:tcMar>
+          </w:tcPr>
+          <w:p>
+            <w:pPr>
+              <w:spacing w:after="80" w:line="300" w:lineRule="auto"/>
+            </w:pPr>
+            <w:r>
+              <w:rPr>
+                <w:rFonts w:ascii="Tahoma" w:hAnsi="Tahoma" w:cs="Tahoma" w:eastAsia="Tahoma"/>
+              </w:rPr>
+              <w:t>รูปแบบ packet ที่ทั้งสองฝั่งใช้ร่วมกัน</w:t>
+            </w:r>
+          </w:p>
+        </w:tc>
+        <w:tc>
+          <w:tcPr>
+            <w:tcW w:w="4680" w:type="dxa"/>
+            <w:tcMar>
+              <w:top w:w="80" w:type="dxa"/>
+              <w:bottom w:w="80" w:type="dxa"/>
+              <w:start w:w="120" w:type="dxa"/>
+              <w:end w:w="120" w:type="dxa"/>
+            </w:tcMar>
+          </w:tcPr>
+          <w:p>
+            <w:pPr>
+              <w:spacing w:after="80" w:line="300" w:lineRule="auto"/>
+            </w:pPr>
+            <w:r>
+              <w:rPr>
+                <w:rFonts w:ascii="Tahoma" w:hAnsi="Tahoma" w:cs="Tahoma" w:eastAsia="Tahoma"/>
+              </w:rPr>
+              <w:t>แก้ protocol และ test ทั้งสองฝั่งให้ตรงกัน</w:t>
+            </w:r>
+          </w:p>
+        </w:tc>
+      </w:tr>
+    </w:tbl>
+    <w:p/>
+    <w:p>
+      <w:pPr>
+        <w:pStyle w:val="Heading2"/>
+      </w:pPr>
+      <w:r>
+        <w:rPr>
+          <w:rFonts w:ascii="Tahoma" w:hAnsi="Tahoma" w:cs="Tahoma" w:eastAsia="Tahoma"/>
+        </w:rPr>
+        <w:t>16.1 แบบจำลองของ task ในระบบ</w:t>
+      </w:r>
+    </w:p>
+    <w:p/>
+    <w:p>
+      <w:pPr>
+        <w:pStyle w:val="Normal"/>
+      </w:pPr>
+      <w:r>
+        <w:rPr>
+          <w:rFonts w:ascii="Tahoma" w:hAnsi="Tahoma" w:cs="Tahoma" w:eastAsia="Tahoma"/>
+        </w:rPr>
+        <w:t xml:space="preserve">task ของ WashiOS สืบทอดจาก </w:t>
+      </w:r>
+      <w:r>
+        <w:rPr>
+          <w:rFonts w:ascii="Consolas" w:hAnsi="Consolas" w:cs="Tahoma" w:eastAsia="Tahoma"/>
+          <w:color w:val="1F2937"/>
+        </w:rPr>
+        <w:t>rtos_config::WashiTask&lt;StackDepth&gt;</w:t>
+      </w:r>
+      <w:r>
+        <w:rPr>
+          <w:rFonts w:ascii="Tahoma" w:hAnsi="Tahoma" w:cs="Tahoma" w:eastAsia="Tahoma"/>
+        </w:rPr>
+        <w:t xml:space="preserve"> ซึ่งเก็บ FreeRTOS control block และ stack แบบ static ไม่ใช้ heap ทุก task ที่ critical ต้อง:</w:t>
+      </w:r>
+    </w:p>
+    <w:p/>
+    <w:p>
+      <w:pPr>
+        <w:pStyle w:val="Normal"/>
+      </w:pPr>
+      <w:r>
+        <w:rPr>
+          <w:rFonts w:ascii="Tahoma" w:hAnsi="Tahoma" w:cs="Tahoma" w:eastAsia="Tahoma"/>
+        </w:rPr>
+        <w:t xml:space="preserve">1. มี </w:t>
+      </w:r>
+      <w:r>
+        <w:rPr>
+          <w:rFonts w:ascii="Consolas" w:hAnsi="Consolas" w:cs="Tahoma" w:eastAsia="Tahoma"/>
+          <w:color w:val="1F2937"/>
+        </w:rPr>
+        <w:t>TaskId</w:t>
+      </w:r>
+      <w:r>
+        <w:rPr>
+          <w:rFonts w:ascii="Tahoma" w:hAnsi="Tahoma" w:cs="Tahoma" w:eastAsia="Tahoma"/>
+        </w:rPr>
+        <w:t xml:space="preserve"> ไม่ซ้ำกับ task ที่ทำงานใน environment เดียวกัน</w:t>
+      </w:r>
+    </w:p>
+    <w:p>
+      <w:pPr>
+        <w:pStyle w:val="Normal"/>
+      </w:pPr>
+      <w:r>
+        <w:rPr>
+          <w:rFonts w:ascii="Tahoma" w:hAnsi="Tahoma" w:cs="Tahoma" w:eastAsia="Tahoma"/>
+        </w:rPr>
+        <w:t xml:space="preserve">2. ลงทะเบียนใน </w:t>
+      </w:r>
+      <w:r>
+        <w:rPr>
+          <w:rFonts w:ascii="Consolas" w:hAnsi="Consolas" w:cs="Tahoma" w:eastAsia="Tahoma"/>
+          <w:color w:val="1F2937"/>
+        </w:rPr>
+        <w:t>systemTaskHealth</w:t>
+      </w:r>
+      <w:r>
+        <w:rPr>
+          <w:rFonts w:ascii="Tahoma" w:hAnsi="Tahoma" w:cs="Tahoma" w:eastAsia="Tahoma"/>
+        </w:rPr>
+        <w:t xml:space="preserve"> ก่อน scheduler เริ่ม</w:t>
+      </w:r>
+    </w:p>
+    <w:p>
+      <w:pPr>
+        <w:pStyle w:val="Normal"/>
+      </w:pPr>
+      <w:r>
+        <w:rPr>
+          <w:rFonts w:ascii="Tahoma" w:hAnsi="Tahoma" w:cs="Tahoma" w:eastAsia="Tahoma"/>
+        </w:rPr>
+        <w:t>3. check-in ภายใน deadline อย่างสม่ำเสมอ</w:t>
+      </w:r>
+    </w:p>
+    <w:p>
+      <w:pPr>
+        <w:pStyle w:val="Normal"/>
+      </w:pPr>
+      <w:r>
+        <w:rPr>
+          <w:rFonts w:ascii="Tahoma" w:hAnsi="Tahoma" w:cs="Tahoma" w:eastAsia="Tahoma"/>
+        </w:rPr>
+        <w:t xml:space="preserve">4. ถูกสร้างเป็น static object และเรียก </w:t>
+      </w:r>
+      <w:r>
+        <w:rPr>
+          <w:rFonts w:ascii="Consolas" w:hAnsi="Consolas" w:cs="Tahoma" w:eastAsia="Tahoma"/>
+          <w:color w:val="1F2937"/>
+        </w:rPr>
+        <w:t>Start()</w:t>
+      </w:r>
+      <w:r>
+        <w:rPr>
+          <w:rFonts w:ascii="Tahoma" w:hAnsi="Tahoma" w:cs="Tahoma" w:eastAsia="Tahoma"/>
+        </w:rPr>
+        <w:t xml:space="preserve"> ใน </w:t>
+      </w:r>
+      <w:r>
+        <w:rPr>
+          <w:rFonts w:ascii="Consolas" w:hAnsi="Consolas" w:cs="Tahoma" w:eastAsia="Tahoma"/>
+          <w:color w:val="1F2937"/>
+        </w:rPr>
+        <w:t>main.cpp</w:t>
+      </w:r>
+    </w:p>
+    <w:p>
+      <w:pPr>
+        <w:pStyle w:val="Normal"/>
+      </w:pPr>
+      <w:r>
+        <w:rPr>
+          <w:rFonts w:ascii="Tahoma" w:hAnsi="Tahoma" w:cs="Tahoma" w:eastAsia="Tahoma"/>
+        </w:rPr>
+        <w:t xml:space="preserve">5. ไม่ return ออกจาก </w:t>
+      </w:r>
+      <w:r>
+        <w:rPr>
+          <w:rFonts w:ascii="Consolas" w:hAnsi="Consolas" w:cs="Tahoma" w:eastAsia="Tahoma"/>
+          <w:color w:val="1F2937"/>
+        </w:rPr>
+        <w:t>Run()</w:t>
+      </w:r>
+      <w:r>
+        <w:rPr>
+          <w:rFonts w:ascii="Tahoma" w:hAnsi="Tahoma" w:cs="Tahoma" w:eastAsia="Tahoma"/>
+        </w:rPr>
+        <w:t xml:space="preserve"> ในการทำงานปกติ</w:t>
+      </w:r>
+    </w:p>
+    <w:p/>
+    <w:p>
+      <w:pPr>
+        <w:pStyle w:val="Normal"/>
+      </w:pPr>
+      <w:r>
+        <w:rPr>
+          <w:rFonts w:ascii="Tahoma" w:hAnsi="Tahoma" w:cs="Tahoma" w:eastAsia="Tahoma"/>
+        </w:rPr>
+        <w:t xml:space="preserve">ค่าปัจจุบันใน </w:t>
+      </w:r>
+      <w:r>
+        <w:rPr>
+          <w:rFonts w:ascii="Consolas" w:hAnsi="Consolas" w:cs="Tahoma" w:eastAsia="Tahoma"/>
+          <w:color w:val="1F2937"/>
+        </w:rPr>
+        <w:t>core/src/main.cpp</w:t>
+      </w:r>
+      <w:r>
+        <w:rPr>
+          <w:rFonts w:ascii="Tahoma" w:hAnsi="Tahoma" w:cs="Tahoma" w:eastAsia="Tahoma"/>
+        </w:rPr>
+        <w:t>:</w:t>
       </w:r>
     </w:p>
     <w:p/>
@@ -5709,6 +6536,10 @@
         <w:gridCol w:w="3120"/>
       </w:tblGrid>
       <w:tr>
+        <w:trPr>
+          <w:tblHeader/>
+          <w:cantSplit/>
+        </w:trPr>
         <w:tc>
           <w:tcPr>
             <w:tcW w:w="3120" w:type="dxa"/>
@@ -5730,7 +6561,7 @@
                 <w:b/>
                 <w:bCs/>
               </w:rPr>
-              <w:t>อาการ</w:t>
+              <w:t>Task</w:t>
             </w:r>
           </w:p>
         </w:tc>
@@ -5755,7 +6586,7 @@
                 <w:b/>
                 <w:bCs/>
               </w:rPr>
-              <w:t>สาเหตุที่พบบ่อย</w:t>
+              <w:t>TaskId</w:t>
             </w:r>
           </w:p>
         </w:tc>
@@ -5780,12 +6611,15 @@
                 <w:b/>
                 <w:bCs/>
               </w:rPr>
-              <w:t>วิธีแก้</w:t>
+              <w:t>Health deadline</w:t>
             </w:r>
           </w:p>
         </w:tc>
       </w:tr>
       <w:tr>
+        <w:trPr>
+          <w:cantSplit/>
+        </w:trPr>
         <w:tc>
           <w:tcPr>
             <w:tcW w:w="3120" w:type="dxa"/>
@@ -5804,7 +6638,7 @@
               <w:rPr>
                 <w:rFonts w:ascii="Tahoma" w:hAnsi="Tahoma" w:cs="Tahoma" w:eastAsia="Tahoma"/>
               </w:rPr>
-              <w:t>build bootloader แล้วหา core ELF ไม่เจอ</w:t>
+              <w:t>Heartbeat</w:t>
             </w:r>
           </w:p>
         </w:tc>
@@ -5826,7 +6660,7 @@
               <w:rPr>
                 <w:rFonts w:ascii="Tahoma" w:hAnsi="Tahoma" w:cs="Tahoma" w:eastAsia="Tahoma"/>
               </w:rPr>
-              <w:t>ยังไม่ได้ build core environment ที่ตรงกัน</w:t>
+              <w:t>1</w:t>
             </w:r>
           </w:p>
         </w:tc>
@@ -5848,12 +6682,15 @@
               <w:rPr>
                 <w:rFonts w:ascii="Tahoma" w:hAnsi="Tahoma" w:cs="Tahoma" w:eastAsia="Tahoma"/>
               </w:rPr>
-              <w:t>build core ก่อน หรือใช้ script ใน `tools/`</w:t>
+              <w:t>1500 ms</w:t>
             </w:r>
           </w:p>
         </w:tc>
       </w:tr>
       <w:tr>
+        <w:trPr>
+          <w:cantSplit/>
+        </w:trPr>
         <w:tc>
           <w:tcPr>
             <w:tcW w:w="3120" w:type="dxa"/>
@@ -5872,7 +6709,7 @@
               <w:rPr>
                 <w:rFonts w:ascii="Tahoma" w:hAnsi="Tahoma" w:cs="Tahoma" w:eastAsia="Tahoma"/>
               </w:rPr>
-              <w:t>upload core แล้วไม่รัน</w:t>
+              <w:t>Telemetry หรือ PayloadLink</w:t>
             </w:r>
           </w:p>
         </w:tc>
@@ -5894,7 +6731,7 @@
               <w:rPr>
                 <w:rFonts w:ascii="Tahoma" w:hAnsi="Tahoma" w:cs="Tahoma" w:eastAsia="Tahoma"/>
               </w:rPr>
-              <w:t>CRC ไม่ตรง หรือยังไม่มี bootloader</w:t>
+              <w:t>2</w:t>
             </w:r>
           </w:p>
         </w:tc>
@@ -5916,12 +6753,15 @@
               <w:rPr>
                 <w:rFonts w:ascii="Tahoma" w:hAnsi="Tahoma" w:cs="Tahoma" w:eastAsia="Tahoma"/>
               </w:rPr>
-              <w:t>ใช้ `.\tools\flash_lasercom.ps1` หรือ `.\tools\flash_payload_demo.ps1`</w:t>
+              <w:t>800 ms</w:t>
             </w:r>
           </w:p>
         </w:tc>
       </w:tr>
       <w:tr>
+        <w:trPr>
+          <w:cantSplit/>
+        </w:trPr>
         <w:tc>
           <w:tcPr>
             <w:tcW w:w="3120" w:type="dxa"/>
@@ -5940,7 +6780,7 @@
               <w:rPr>
                 <w:rFonts w:ascii="Tahoma" w:hAnsi="Tahoma" w:cs="Tahoma" w:eastAsia="Tahoma"/>
               </w:rPr>
-              <w:t>PA6 ไม่มี pulse</w:t>
+              <w:t>LaserTelemetry (เมื่อเปิดใช้)</w:t>
             </w:r>
           </w:p>
         </w:tc>
@@ -5962,7 +6802,7 @@
               <w:rPr>
                 <w:rFonts w:ascii="Tahoma" w:hAnsi="Tahoma" w:cs="Tahoma" w:eastAsia="Tahoma"/>
               </w:rPr>
-              <w:t>ใช้ env ผิด หรือ bootloader ไม่ jump เข้า core</w:t>
+              <w:t>3</w:t>
             </w:r>
           </w:p>
         </w:tc>
@@ -5984,12 +6824,2375 @@
               <w:rPr>
                 <w:rFonts w:ascii="Tahoma" w:hAnsi="Tahoma" w:cs="Tahoma" w:eastAsia="Tahoma"/>
               </w:rPr>
-              <w:t>ตรวจ env, PA5 heartbeat, และ build/flash ตามลำดับ</w:t>
+              <w:t>2000 ms</w:t>
+            </w:r>
+          </w:p>
+        </w:tc>
+      </w:tr>
+    </w:tbl>
+    <w:p/>
+    <w:p>
+      <w:pPr>
+        <w:pStyle w:val="Normal"/>
+      </w:pPr>
+      <w:r>
+        <w:rPr>
+          <w:rFonts w:ascii="Consolas" w:hAnsi="Consolas" w:cs="Tahoma" w:eastAsia="Tahoma"/>
+          <w:color w:val="1F2937"/>
+        </w:rPr>
+        <w:t>TaskHealthRegistry&lt;&gt;</w:t>
+      </w:r>
+      <w:r>
+        <w:rPr>
+          <w:rFonts w:ascii="Tahoma" w:hAnsi="Tahoma" w:cs="Tahoma" w:eastAsia="Tahoma"/>
+        </w:rPr>
+        <w:t xml:space="preserve"> ค่าเริ่มต้นรับได้ 8 task และ health summary mask แสดงเฉพาะ ID 0–31 การลงทะเบียน ID ซ้ำจะเขียนทับรายการเดิม จึงต้องเลือก ID ใหม่อย่างระมัดระวัง ตัวอย่างต่อไปใช้ ID 4</w:t>
+      </w:r>
+    </w:p>
+    <w:p/>
+    <w:p>
+      <w:pPr>
+        <w:pStyle w:val="Heading2"/>
+      </w:pPr>
+      <w:r>
+        <w:rPr>
+          <w:rFonts w:ascii="Tahoma" w:hAnsi="Tahoma" w:cs="Tahoma" w:eastAsia="Tahoma"/>
+        </w:rPr>
+        <w:t>16.2 สร้างไฟล์ task</w:t>
+      </w:r>
+    </w:p>
+    <w:p/>
+    <w:p>
+      <w:pPr>
+        <w:pStyle w:val="Normal"/>
+      </w:pPr>
+      <w:r>
+        <w:rPr>
+          <w:rFonts w:ascii="Tahoma" w:hAnsi="Tahoma" w:cs="Tahoma" w:eastAsia="Tahoma"/>
+        </w:rPr>
+        <w:t xml:space="preserve">สร้าง </w:t>
+      </w:r>
+      <w:r>
+        <w:rPr>
+          <w:rFonts w:ascii="Consolas" w:hAnsi="Consolas" w:cs="Tahoma" w:eastAsia="Tahoma"/>
+          <w:color w:val="1F2937"/>
+        </w:rPr>
+        <w:t>core/src/app/FuturePayloadTask.hpp</w:t>
+      </w:r>
+      <w:r>
+        <w:rPr>
+          <w:rFonts w:ascii="Tahoma" w:hAnsi="Tahoma" w:cs="Tahoma" w:eastAsia="Tahoma"/>
+        </w:rPr>
+        <w:t>:</w:t>
+      </w:r>
+    </w:p>
+    <w:p/>
+    <w:p>
+      <w:pPr>
+        <w:pStyle w:val="CodeBlock"/>
+        <w:keepLines/>
+      </w:pPr>
+      <w:r>
+        <w:rPr>
+          <w:rFonts w:ascii="Consolas" w:hAnsi="Consolas" w:cs="Tahoma" w:eastAsia="Tahoma"/>
+          <w:sz w:val="18"/>
+          <w:szCs w:val="18"/>
+          <w:color w:val="1F2937"/>
+        </w:rPr>
+        <w:t>#pragma once</w:t>
+      </w:r>
+    </w:p>
+    <w:p>
+      <w:pPr>
+        <w:pStyle w:val="CodeBlock"/>
+        <w:keepLines/>
+      </w:pPr>
+      <w:r>
+        <w:rPr>
+          <w:rFonts w:ascii="Consolas" w:hAnsi="Consolas" w:cs="Tahoma" w:eastAsia="Tahoma"/>
+          <w:sz w:val="18"/>
+          <w:szCs w:val="18"/>
+          <w:color w:val="1F2937"/>
+        </w:rPr>
+        <w:t/>
+      </w:r>
+    </w:p>
+    <w:p>
+      <w:pPr>
+        <w:pStyle w:val="CodeBlock"/>
+        <w:keepLines/>
+      </w:pPr>
+      <w:r>
+        <w:rPr>
+          <w:rFonts w:ascii="Consolas" w:hAnsi="Consolas" w:cs="Tahoma" w:eastAsia="Tahoma"/>
+          <w:sz w:val="18"/>
+          <w:szCs w:val="18"/>
+          <w:color w:val="1F2937"/>
+        </w:rPr>
+        <w:t>#include &lt;cstdint&gt;</w:t>
+      </w:r>
+    </w:p>
+    <w:p>
+      <w:pPr>
+        <w:pStyle w:val="CodeBlock"/>
+        <w:keepLines/>
+      </w:pPr>
+      <w:r>
+        <w:rPr>
+          <w:rFonts w:ascii="Consolas" w:hAnsi="Consolas" w:cs="Tahoma" w:eastAsia="Tahoma"/>
+          <w:sz w:val="18"/>
+          <w:szCs w:val="18"/>
+          <w:color w:val="1F2937"/>
+        </w:rPr>
+        <w:t/>
+      </w:r>
+    </w:p>
+    <w:p>
+      <w:pPr>
+        <w:pStyle w:val="CodeBlock"/>
+        <w:keepLines/>
+      </w:pPr>
+      <w:r>
+        <w:rPr>
+          <w:rFonts w:ascii="Consolas" w:hAnsi="Consolas" w:cs="Tahoma" w:eastAsia="Tahoma"/>
+          <w:sz w:val="18"/>
+          <w:szCs w:val="18"/>
+          <w:color w:val="1F2937"/>
+        </w:rPr>
+        <w:t>#include "FreeRTOS.h"</w:t>
+      </w:r>
+    </w:p>
+    <w:p>
+      <w:pPr>
+        <w:pStyle w:val="CodeBlock"/>
+        <w:keepLines/>
+      </w:pPr>
+      <w:r>
+        <w:rPr>
+          <w:rFonts w:ascii="Consolas" w:hAnsi="Consolas" w:cs="Tahoma" w:eastAsia="Tahoma"/>
+          <w:sz w:val="18"/>
+          <w:szCs w:val="18"/>
+          <w:color w:val="1F2937"/>
+        </w:rPr>
+        <w:t>#include "task.h"</w:t>
+      </w:r>
+    </w:p>
+    <w:p>
+      <w:pPr>
+        <w:pStyle w:val="CodeBlock"/>
+        <w:keepLines/>
+      </w:pPr>
+      <w:r>
+        <w:rPr>
+          <w:rFonts w:ascii="Consolas" w:hAnsi="Consolas" w:cs="Tahoma" w:eastAsia="Tahoma"/>
+          <w:sz w:val="18"/>
+          <w:szCs w:val="18"/>
+          <w:color w:val="1F2937"/>
+        </w:rPr>
+        <w:t>#include "ITiming.hpp"</w:t>
+      </w:r>
+    </w:p>
+    <w:p>
+      <w:pPr>
+        <w:pStyle w:val="CodeBlock"/>
+        <w:keepLines/>
+      </w:pPr>
+      <w:r>
+        <w:rPr>
+          <w:rFonts w:ascii="Consolas" w:hAnsi="Consolas" w:cs="Tahoma" w:eastAsia="Tahoma"/>
+          <w:sz w:val="18"/>
+          <w:szCs w:val="18"/>
+          <w:color w:val="1F2937"/>
+        </w:rPr>
+        <w:t>#include "TaskHealthReporter.hpp"</w:t>
+      </w:r>
+    </w:p>
+    <w:p>
+      <w:pPr>
+        <w:pStyle w:val="CodeBlock"/>
+        <w:keepLines/>
+      </w:pPr>
+      <w:r>
+        <w:rPr>
+          <w:rFonts w:ascii="Consolas" w:hAnsi="Consolas" w:cs="Tahoma" w:eastAsia="Tahoma"/>
+          <w:sz w:val="18"/>
+          <w:szCs w:val="18"/>
+          <w:color w:val="1F2937"/>
+        </w:rPr>
+        <w:t>#include "WashiTask.hpp"</w:t>
+      </w:r>
+    </w:p>
+    <w:p>
+      <w:pPr>
+        <w:pStyle w:val="CodeBlock"/>
+        <w:keepLines/>
+      </w:pPr>
+      <w:r>
+        <w:rPr>
+          <w:rFonts w:ascii="Consolas" w:hAnsi="Consolas" w:cs="Tahoma" w:eastAsia="Tahoma"/>
+          <w:sz w:val="18"/>
+          <w:szCs w:val="18"/>
+          <w:color w:val="1F2937"/>
+        </w:rPr>
+        <w:t/>
+      </w:r>
+    </w:p>
+    <w:p>
+      <w:pPr>
+        <w:pStyle w:val="CodeBlock"/>
+        <w:keepLines/>
+      </w:pPr>
+      <w:r>
+        <w:rPr>
+          <w:rFonts w:ascii="Consolas" w:hAnsi="Consolas" w:cs="Tahoma" w:eastAsia="Tahoma"/>
+          <w:sz w:val="18"/>
+          <w:szCs w:val="18"/>
+          <w:color w:val="1F2937"/>
+        </w:rPr>
+        <w:t>class FuturePayloadTask final : public rtos_config::WashiTask&lt;384&gt;</w:t>
+      </w:r>
+    </w:p>
+    <w:p>
+      <w:pPr>
+        <w:pStyle w:val="CodeBlock"/>
+        <w:keepLines/>
+      </w:pPr>
+      <w:r>
+        <w:rPr>
+          <w:rFonts w:ascii="Consolas" w:hAnsi="Consolas" w:cs="Tahoma" w:eastAsia="Tahoma"/>
+          <w:sz w:val="18"/>
+          <w:szCs w:val="18"/>
+          <w:color w:val="1F2937"/>
+        </w:rPr>
+        <w:t>{</w:t>
+      </w:r>
+    </w:p>
+    <w:p>
+      <w:pPr>
+        <w:pStyle w:val="CodeBlock"/>
+        <w:keepLines/>
+      </w:pPr>
+      <w:r>
+        <w:rPr>
+          <w:rFonts w:ascii="Consolas" w:hAnsi="Consolas" w:cs="Tahoma" w:eastAsia="Tahoma"/>
+          <w:sz w:val="18"/>
+          <w:szCs w:val="18"/>
+          <w:color w:val="1F2937"/>
+        </w:rPr>
+        <w:t>public:</w:t>
+      </w:r>
+    </w:p>
+    <w:p>
+      <w:pPr>
+        <w:pStyle w:val="CodeBlock"/>
+        <w:keepLines/>
+      </w:pPr>
+      <w:r>
+        <w:rPr>
+          <w:rFonts w:ascii="Consolas" w:hAnsi="Consolas" w:cs="Tahoma" w:eastAsia="Tahoma"/>
+          <w:sz w:val="18"/>
+          <w:szCs w:val="18"/>
+          <w:color w:val="1F2937"/>
+        </w:rPr>
+        <w:t xml:space="preserve">    FuturePayloadTask(hal::ITiming&amp; timingSource,</w:t>
+      </w:r>
+    </w:p>
+    <w:p>
+      <w:pPr>
+        <w:pStyle w:val="CodeBlock"/>
+        <w:keepLines/>
+      </w:pPr>
+      <w:r>
+        <w:rPr>
+          <w:rFonts w:ascii="Consolas" w:hAnsi="Consolas" w:cs="Tahoma" w:eastAsia="Tahoma"/>
+          <w:sz w:val="18"/>
+          <w:szCs w:val="18"/>
+          <w:color w:val="1F2937"/>
+        </w:rPr>
+        <w:t xml:space="preserve">                      core::TaskHealthRegistry&lt;&gt;&amp; registry,</w:t>
+      </w:r>
+    </w:p>
+    <w:p>
+      <w:pPr>
+        <w:pStyle w:val="CodeBlock"/>
+        <w:keepLines/>
+      </w:pPr>
+      <w:r>
+        <w:rPr>
+          <w:rFonts w:ascii="Consolas" w:hAnsi="Consolas" w:cs="Tahoma" w:eastAsia="Tahoma"/>
+          <w:sz w:val="18"/>
+          <w:szCs w:val="18"/>
+          <w:color w:val="1F2937"/>
+        </w:rPr>
+        <w:t xml:space="preserve">                      core::TaskId taskId)</w:t>
+      </w:r>
+    </w:p>
+    <w:p>
+      <w:pPr>
+        <w:pStyle w:val="CodeBlock"/>
+        <w:keepLines/>
+      </w:pPr>
+      <w:r>
+        <w:rPr>
+          <w:rFonts w:ascii="Consolas" w:hAnsi="Consolas" w:cs="Tahoma" w:eastAsia="Tahoma"/>
+          <w:sz w:val="18"/>
+          <w:szCs w:val="18"/>
+          <w:color w:val="1F2937"/>
+        </w:rPr>
+        <w:t xml:space="preserve">        : timing(timingSource)</w:t>
+      </w:r>
+    </w:p>
+    <w:p>
+      <w:pPr>
+        <w:pStyle w:val="CodeBlock"/>
+        <w:keepLines/>
+      </w:pPr>
+      <w:r>
+        <w:rPr>
+          <w:rFonts w:ascii="Consolas" w:hAnsi="Consolas" w:cs="Tahoma" w:eastAsia="Tahoma"/>
+          <w:sz w:val="18"/>
+          <w:szCs w:val="18"/>
+          <w:color w:val="1F2937"/>
+        </w:rPr>
+        <w:t xml:space="preserve">    {</w:t>
+      </w:r>
+    </w:p>
+    <w:p>
+      <w:pPr>
+        <w:pStyle w:val="CodeBlock"/>
+        <w:keepLines/>
+      </w:pPr>
+      <w:r>
+        <w:rPr>
+          <w:rFonts w:ascii="Consolas" w:hAnsi="Consolas" w:cs="Tahoma" w:eastAsia="Tahoma"/>
+          <w:sz w:val="18"/>
+          <w:szCs w:val="18"/>
+          <w:color w:val="1F2937"/>
+        </w:rPr>
+        <w:t xml:space="preserve">        healthReporter.configure(&amp;registry, &amp;timingSource, taskId);</w:t>
+      </w:r>
+    </w:p>
+    <w:p>
+      <w:pPr>
+        <w:pStyle w:val="CodeBlock"/>
+        <w:keepLines/>
+      </w:pPr>
+      <w:r>
+        <w:rPr>
+          <w:rFonts w:ascii="Consolas" w:hAnsi="Consolas" w:cs="Tahoma" w:eastAsia="Tahoma"/>
+          <w:sz w:val="18"/>
+          <w:szCs w:val="18"/>
+          <w:color w:val="1F2937"/>
+        </w:rPr>
+        <w:t xml:space="preserve">    }</w:t>
+      </w:r>
+    </w:p>
+    <w:p>
+      <w:pPr>
+        <w:pStyle w:val="CodeBlock"/>
+        <w:keepLines/>
+      </w:pPr>
+      <w:r>
+        <w:rPr>
+          <w:rFonts w:ascii="Consolas" w:hAnsi="Consolas" w:cs="Tahoma" w:eastAsia="Tahoma"/>
+          <w:sz w:val="18"/>
+          <w:szCs w:val="18"/>
+          <w:color w:val="1F2937"/>
+        </w:rPr>
+        <w:t/>
+      </w:r>
+    </w:p>
+    <w:p>
+      <w:pPr>
+        <w:pStyle w:val="CodeBlock"/>
+        <w:keepLines/>
+      </w:pPr>
+      <w:r>
+        <w:rPr>
+          <w:rFonts w:ascii="Consolas" w:hAnsi="Consolas" w:cs="Tahoma" w:eastAsia="Tahoma"/>
+          <w:sz w:val="18"/>
+          <w:szCs w:val="18"/>
+          <w:color w:val="1F2937"/>
+        </w:rPr>
+        <w:t>protected:</w:t>
+      </w:r>
+    </w:p>
+    <w:p>
+      <w:pPr>
+        <w:pStyle w:val="CodeBlock"/>
+        <w:keepLines/>
+      </w:pPr>
+      <w:r>
+        <w:rPr>
+          <w:rFonts w:ascii="Consolas" w:hAnsi="Consolas" w:cs="Tahoma" w:eastAsia="Tahoma"/>
+          <w:sz w:val="18"/>
+          <w:szCs w:val="18"/>
+          <w:color w:val="1F2937"/>
+        </w:rPr>
+        <w:t xml:space="preserve">    void Run() override</w:t>
+      </w:r>
+    </w:p>
+    <w:p>
+      <w:pPr>
+        <w:pStyle w:val="CodeBlock"/>
+        <w:keepLines/>
+      </w:pPr>
+      <w:r>
+        <w:rPr>
+          <w:rFonts w:ascii="Consolas" w:hAnsi="Consolas" w:cs="Tahoma" w:eastAsia="Tahoma"/>
+          <w:sz w:val="18"/>
+          <w:szCs w:val="18"/>
+          <w:color w:val="1F2937"/>
+        </w:rPr>
+        <w:t xml:space="preserve">    {</w:t>
+      </w:r>
+    </w:p>
+    <w:p>
+      <w:pPr>
+        <w:pStyle w:val="CodeBlock"/>
+        <w:keepLines/>
+      </w:pPr>
+      <w:r>
+        <w:rPr>
+          <w:rFonts w:ascii="Consolas" w:hAnsi="Consolas" w:cs="Tahoma" w:eastAsia="Tahoma"/>
+          <w:sz w:val="18"/>
+          <w:szCs w:val="18"/>
+          <w:color w:val="1F2937"/>
+        </w:rPr>
+        <w:t xml:space="preserve">        for (;;)</w:t>
+      </w:r>
+    </w:p>
+    <w:p>
+      <w:pPr>
+        <w:pStyle w:val="CodeBlock"/>
+        <w:keepLines/>
+      </w:pPr>
+      <w:r>
+        <w:rPr>
+          <w:rFonts w:ascii="Consolas" w:hAnsi="Consolas" w:cs="Tahoma" w:eastAsia="Tahoma"/>
+          <w:sz w:val="18"/>
+          <w:szCs w:val="18"/>
+          <w:color w:val="1F2937"/>
+        </w:rPr>
+        <w:t xml:space="preserve">        {</w:t>
+      </w:r>
+    </w:p>
+    <w:p>
+      <w:pPr>
+        <w:pStyle w:val="CodeBlock"/>
+        <w:keepLines/>
+      </w:pPr>
+      <w:r>
+        <w:rPr>
+          <w:rFonts w:ascii="Consolas" w:hAnsi="Consolas" w:cs="Tahoma" w:eastAsia="Tahoma"/>
+          <w:sz w:val="18"/>
+          <w:szCs w:val="18"/>
+          <w:color w:val="1F2937"/>
+        </w:rPr>
+        <w:t xml:space="preserve">            (void)healthReporter.checkIn();</w:t>
+      </w:r>
+    </w:p>
+    <w:p>
+      <w:pPr>
+        <w:pStyle w:val="CodeBlock"/>
+        <w:keepLines/>
+      </w:pPr>
+      <w:r>
+        <w:rPr>
+          <w:rFonts w:ascii="Consolas" w:hAnsi="Consolas" w:cs="Tahoma" w:eastAsia="Tahoma"/>
+          <w:sz w:val="18"/>
+          <w:szCs w:val="18"/>
+          <w:color w:val="1F2937"/>
+        </w:rPr>
+        <w:t xml:space="preserve">            samplePayload();</w:t>
+      </w:r>
+    </w:p>
+    <w:p>
+      <w:pPr>
+        <w:pStyle w:val="CodeBlock"/>
+        <w:keepLines/>
+      </w:pPr>
+      <w:r>
+        <w:rPr>
+          <w:rFonts w:ascii="Consolas" w:hAnsi="Consolas" w:cs="Tahoma" w:eastAsia="Tahoma"/>
+          <w:sz w:val="18"/>
+          <w:szCs w:val="18"/>
+          <w:color w:val="1F2937"/>
+        </w:rPr>
+        <w:t xml:space="preserve">            vTaskDelay(pdMS_TO_TICKS(100));</w:t>
+      </w:r>
+    </w:p>
+    <w:p>
+      <w:pPr>
+        <w:pStyle w:val="CodeBlock"/>
+        <w:keepLines/>
+      </w:pPr>
+      <w:r>
+        <w:rPr>
+          <w:rFonts w:ascii="Consolas" w:hAnsi="Consolas" w:cs="Tahoma" w:eastAsia="Tahoma"/>
+          <w:sz w:val="18"/>
+          <w:szCs w:val="18"/>
+          <w:color w:val="1F2937"/>
+        </w:rPr>
+        <w:t xml:space="preserve">        }</w:t>
+      </w:r>
+    </w:p>
+    <w:p>
+      <w:pPr>
+        <w:pStyle w:val="CodeBlock"/>
+        <w:keepLines/>
+      </w:pPr>
+      <w:r>
+        <w:rPr>
+          <w:rFonts w:ascii="Consolas" w:hAnsi="Consolas" w:cs="Tahoma" w:eastAsia="Tahoma"/>
+          <w:sz w:val="18"/>
+          <w:szCs w:val="18"/>
+          <w:color w:val="1F2937"/>
+        </w:rPr>
+        <w:t xml:space="preserve">    }</w:t>
+      </w:r>
+    </w:p>
+    <w:p>
+      <w:pPr>
+        <w:pStyle w:val="CodeBlock"/>
+        <w:keepLines/>
+      </w:pPr>
+      <w:r>
+        <w:rPr>
+          <w:rFonts w:ascii="Consolas" w:hAnsi="Consolas" w:cs="Tahoma" w:eastAsia="Tahoma"/>
+          <w:sz w:val="18"/>
+          <w:szCs w:val="18"/>
+          <w:color w:val="1F2937"/>
+        </w:rPr>
+        <w:t/>
+      </w:r>
+    </w:p>
+    <w:p>
+      <w:pPr>
+        <w:pStyle w:val="CodeBlock"/>
+        <w:keepLines/>
+      </w:pPr>
+      <w:r>
+        <w:rPr>
+          <w:rFonts w:ascii="Consolas" w:hAnsi="Consolas" w:cs="Tahoma" w:eastAsia="Tahoma"/>
+          <w:sz w:val="18"/>
+          <w:szCs w:val="18"/>
+          <w:color w:val="1F2937"/>
+        </w:rPr>
+        <w:t>private:</w:t>
+      </w:r>
+    </w:p>
+    <w:p>
+      <w:pPr>
+        <w:pStyle w:val="CodeBlock"/>
+        <w:keepLines/>
+      </w:pPr>
+      <w:r>
+        <w:rPr>
+          <w:rFonts w:ascii="Consolas" w:hAnsi="Consolas" w:cs="Tahoma" w:eastAsia="Tahoma"/>
+          <w:sz w:val="18"/>
+          <w:szCs w:val="18"/>
+          <w:color w:val="1F2937"/>
+        </w:rPr>
+        <w:t xml:space="preserve">    hal::ITiming&amp; timing;</w:t>
+      </w:r>
+    </w:p>
+    <w:p>
+      <w:pPr>
+        <w:pStyle w:val="CodeBlock"/>
+        <w:keepLines/>
+      </w:pPr>
+      <w:r>
+        <w:rPr>
+          <w:rFonts w:ascii="Consolas" w:hAnsi="Consolas" w:cs="Tahoma" w:eastAsia="Tahoma"/>
+          <w:sz w:val="18"/>
+          <w:szCs w:val="18"/>
+          <w:color w:val="1F2937"/>
+        </w:rPr>
+        <w:t xml:space="preserve">    core::TaskHealthReporter&lt;&gt; healthReporter;</w:t>
+      </w:r>
+    </w:p>
+    <w:p>
+      <w:pPr>
+        <w:pStyle w:val="CodeBlock"/>
+        <w:keepLines/>
+      </w:pPr>
+      <w:r>
+        <w:rPr>
+          <w:rFonts w:ascii="Consolas" w:hAnsi="Consolas" w:cs="Tahoma" w:eastAsia="Tahoma"/>
+          <w:sz w:val="18"/>
+          <w:szCs w:val="18"/>
+          <w:color w:val="1F2937"/>
+        </w:rPr>
+        <w:t xml:space="preserve">    uint32_t sampleCount = 0U;</w:t>
+      </w:r>
+    </w:p>
+    <w:p>
+      <w:pPr>
+        <w:pStyle w:val="CodeBlock"/>
+        <w:keepLines/>
+      </w:pPr>
+      <w:r>
+        <w:rPr>
+          <w:rFonts w:ascii="Consolas" w:hAnsi="Consolas" w:cs="Tahoma" w:eastAsia="Tahoma"/>
+          <w:sz w:val="18"/>
+          <w:szCs w:val="18"/>
+          <w:color w:val="1F2937"/>
+        </w:rPr>
+        <w:t/>
+      </w:r>
+    </w:p>
+    <w:p>
+      <w:pPr>
+        <w:pStyle w:val="CodeBlock"/>
+        <w:keepLines/>
+      </w:pPr>
+      <w:r>
+        <w:rPr>
+          <w:rFonts w:ascii="Consolas" w:hAnsi="Consolas" w:cs="Tahoma" w:eastAsia="Tahoma"/>
+          <w:sz w:val="18"/>
+          <w:szCs w:val="18"/>
+          <w:color w:val="1F2937"/>
+        </w:rPr>
+        <w:t xml:space="preserve">    void samplePayload()</w:t>
+      </w:r>
+    </w:p>
+    <w:p>
+      <w:pPr>
+        <w:pStyle w:val="CodeBlock"/>
+        <w:keepLines/>
+      </w:pPr>
+      <w:r>
+        <w:rPr>
+          <w:rFonts w:ascii="Consolas" w:hAnsi="Consolas" w:cs="Tahoma" w:eastAsia="Tahoma"/>
+          <w:sz w:val="18"/>
+          <w:szCs w:val="18"/>
+          <w:color w:val="1F2937"/>
+        </w:rPr>
+        <w:t xml:space="preserve">    {</w:t>
+      </w:r>
+    </w:p>
+    <w:p>
+      <w:pPr>
+        <w:pStyle w:val="CodeBlock"/>
+        <w:keepLines/>
+      </w:pPr>
+      <w:r>
+        <w:rPr>
+          <w:rFonts w:ascii="Consolas" w:hAnsi="Consolas" w:cs="Tahoma" w:eastAsia="Tahoma"/>
+          <w:sz w:val="18"/>
+          <w:szCs w:val="18"/>
+          <w:color w:val="1F2937"/>
+        </w:rPr>
+        <w:t xml:space="preserve">        const uint64_t nowMs = timing.getSystemTick();</w:t>
+      </w:r>
+    </w:p>
+    <w:p>
+      <w:pPr>
+        <w:pStyle w:val="CodeBlock"/>
+        <w:keepLines/>
+      </w:pPr>
+      <w:r>
+        <w:rPr>
+          <w:rFonts w:ascii="Consolas" w:hAnsi="Consolas" w:cs="Tahoma" w:eastAsia="Tahoma"/>
+          <w:sz w:val="18"/>
+          <w:szCs w:val="18"/>
+          <w:color w:val="1F2937"/>
+        </w:rPr>
+        <w:t xml:space="preserve">        (void)nowMs;</w:t>
+      </w:r>
+    </w:p>
+    <w:p>
+      <w:pPr>
+        <w:pStyle w:val="CodeBlock"/>
+        <w:keepLines/>
+      </w:pPr>
+      <w:r>
+        <w:rPr>
+          <w:rFonts w:ascii="Consolas" w:hAnsi="Consolas" w:cs="Tahoma" w:eastAsia="Tahoma"/>
+          <w:sz w:val="18"/>
+          <w:szCs w:val="18"/>
+          <w:color w:val="1F2937"/>
+        </w:rPr>
+        <w:t xml:space="preserve">        ++sampleCount;</w:t>
+      </w:r>
+    </w:p>
+    <w:p>
+      <w:pPr>
+        <w:pStyle w:val="CodeBlock"/>
+        <w:keepLines/>
+      </w:pPr>
+      <w:r>
+        <w:rPr>
+          <w:rFonts w:ascii="Consolas" w:hAnsi="Consolas" w:cs="Tahoma" w:eastAsia="Tahoma"/>
+          <w:sz w:val="18"/>
+          <w:szCs w:val="18"/>
+          <w:color w:val="1F2937"/>
+        </w:rPr>
+        <w:t xml:space="preserve">        // อ่าน sensor หรือสั่ง payload แบบใช้เวลาจำกัดที่นี่</w:t>
+      </w:r>
+    </w:p>
+    <w:p>
+      <w:pPr>
+        <w:pStyle w:val="CodeBlock"/>
+        <w:keepLines/>
+      </w:pPr>
+      <w:r>
+        <w:rPr>
+          <w:rFonts w:ascii="Consolas" w:hAnsi="Consolas" w:cs="Tahoma" w:eastAsia="Tahoma"/>
+          <w:sz w:val="18"/>
+          <w:szCs w:val="18"/>
+          <w:color w:val="1F2937"/>
+        </w:rPr>
+        <w:t xml:space="preserve">    }</w:t>
+      </w:r>
+    </w:p>
+    <w:p>
+      <w:pPr>
+        <w:pStyle w:val="CodeBlock"/>
+        <w:keepLines/>
+      </w:pPr>
+      <w:r>
+        <w:rPr>
+          <w:rFonts w:ascii="Consolas" w:hAnsi="Consolas" w:cs="Tahoma" w:eastAsia="Tahoma"/>
+          <w:sz w:val="18"/>
+          <w:szCs w:val="18"/>
+          <w:color w:val="1F2937"/>
+        </w:rPr>
+        <w:t>};</w:t>
+      </w:r>
+    </w:p>
+    <w:p/>
+    <w:p>
+      <w:pPr>
+        <w:pStyle w:val="Normal"/>
+      </w:pPr>
+      <w:r>
+        <w:rPr>
+          <w:rFonts w:ascii="Tahoma" w:hAnsi="Tahoma" w:cs="Tahoma" w:eastAsia="Tahoma"/>
+        </w:rPr>
+        <w:t>หลักสำคัญของตัวอย่าง:</w:t>
+      </w:r>
+    </w:p>
+    <w:p/>
+    <w:p>
+      <w:pPr>
+        <w:pStyle w:val="Normal"/>
+      </w:pPr>
+      <w:r>
+        <w:rPr>
+          <w:rFonts w:ascii="Tahoma" w:hAnsi="Tahoma" w:cs="Tahoma" w:eastAsia="Tahoma"/>
+        </w:rPr>
+        <w:t xml:space="preserve">•  </w:t>
+      </w:r>
+      <w:r>
+        <w:rPr>
+          <w:rFonts w:ascii="Consolas" w:hAnsi="Consolas" w:cs="Tahoma" w:eastAsia="Tahoma"/>
+          <w:color w:val="1F2937"/>
+        </w:rPr>
+        <w:t>384</w:t>
+      </w:r>
+      <w:r>
+        <w:rPr>
+          <w:rFonts w:ascii="Tahoma" w:hAnsi="Tahoma" w:cs="Tahoma" w:eastAsia="Tahoma"/>
+        </w:rPr>
+        <w:t xml:space="preserve"> คือจำนวน </w:t>
+      </w:r>
+      <w:r>
+        <w:rPr>
+          <w:rFonts w:ascii="Consolas" w:hAnsi="Consolas" w:cs="Tahoma" w:eastAsia="Tahoma"/>
+          <w:color w:val="1F2937"/>
+        </w:rPr>
+        <w:t>StackType_t</w:t>
+      </w:r>
+      <w:r>
+        <w:rPr>
+          <w:rFonts w:ascii="Tahoma" w:hAnsi="Tahoma" w:cs="Tahoma" w:eastAsia="Tahoma"/>
+        </w:rPr>
+        <w:t xml:space="preserve"> ไม่ใช่จำนวน byte ให้เริ่มจากค่าที่พอประมาณและวัด high-water mark ก่อนลด</w:t>
+      </w:r>
+    </w:p>
+    <w:p>
+      <w:pPr>
+        <w:pStyle w:val="Normal"/>
+      </w:pPr>
+      <w:r>
+        <w:rPr>
+          <w:rFonts w:ascii="Tahoma" w:hAnsi="Tahoma" w:cs="Tahoma" w:eastAsia="Tahoma"/>
+        </w:rPr>
+        <w:t xml:space="preserve">•  รับ HAL interface เช่น </w:t>
+      </w:r>
+      <w:r>
+        <w:rPr>
+          <w:rFonts w:ascii="Consolas" w:hAnsi="Consolas" w:cs="Tahoma" w:eastAsia="Tahoma"/>
+          <w:color w:val="1F2937"/>
+        </w:rPr>
+        <w:t>ITiming</w:t>
+      </w:r>
+      <w:r>
+        <w:rPr>
+          <w:rFonts w:ascii="Tahoma" w:hAnsi="Tahoma" w:cs="Tahoma" w:eastAsia="Tahoma"/>
+        </w:rPr>
+        <w:t xml:space="preserve">, </w:t>
+      </w:r>
+      <w:r>
+        <w:rPr>
+          <w:rFonts w:ascii="Consolas" w:hAnsi="Consolas" w:cs="Tahoma" w:eastAsia="Tahoma"/>
+          <w:color w:val="1F2937"/>
+        </w:rPr>
+        <w:t>IUart</w:t>
+      </w:r>
+      <w:r>
+        <w:rPr>
+          <w:rFonts w:ascii="Tahoma" w:hAnsi="Tahoma" w:cs="Tahoma" w:eastAsia="Tahoma"/>
+        </w:rPr>
+        <w:t xml:space="preserve">, </w:t>
+      </w:r>
+      <w:r>
+        <w:rPr>
+          <w:rFonts w:ascii="Consolas" w:hAnsi="Consolas" w:cs="Tahoma" w:eastAsia="Tahoma"/>
+          <w:color w:val="1F2937"/>
+        </w:rPr>
+        <w:t>IGPIO</w:t>
+      </w:r>
+      <w:r>
+        <w:rPr>
+          <w:rFonts w:ascii="Tahoma" w:hAnsi="Tahoma" w:cs="Tahoma" w:eastAsia="Tahoma"/>
+        </w:rPr>
+        <w:t xml:space="preserve"> ผ่าน constructor/reference เพื่อให้ทดสอบด้วย mock ได้</w:t>
+      </w:r>
+    </w:p>
+    <w:p>
+      <w:pPr>
+        <w:pStyle w:val="Normal"/>
+      </w:pPr>
+      <w:r>
+        <w:rPr>
+          <w:rFonts w:ascii="Tahoma" w:hAnsi="Tahoma" w:cs="Tahoma" w:eastAsia="Tahoma"/>
+        </w:rPr>
+        <w:t>•  วงรอบทำงานทุก 100 ms ดังนั้น deadline ควรมากกว่า 100 ms หลายเท่าเพื่อเผื่อ scheduling และ I/O</w:t>
+      </w:r>
+    </w:p>
+    <w:p>
+      <w:pPr>
+        <w:pStyle w:val="Normal"/>
+      </w:pPr>
+      <w:r>
+        <w:rPr>
+          <w:rFonts w:ascii="Tahoma" w:hAnsi="Tahoma" w:cs="Tahoma" w:eastAsia="Tahoma"/>
+        </w:rPr>
+        <w:t xml:space="preserve">•  ห้ามใช้ </w:t>
+      </w:r>
+      <w:r>
+        <w:rPr>
+          <w:rFonts w:ascii="Consolas" w:hAnsi="Consolas" w:cs="Tahoma" w:eastAsia="Tahoma"/>
+          <w:color w:val="1F2937"/>
+        </w:rPr>
+        <w:t>new</w:t>
+      </w:r>
+      <w:r>
+        <w:rPr>
+          <w:rFonts w:ascii="Tahoma" w:hAnsi="Tahoma" w:cs="Tahoma" w:eastAsia="Tahoma"/>
+        </w:rPr>
+        <w:t xml:space="preserve">, </w:t>
+      </w:r>
+      <w:r>
+        <w:rPr>
+          <w:rFonts w:ascii="Consolas" w:hAnsi="Consolas" w:cs="Tahoma" w:eastAsia="Tahoma"/>
+          <w:color w:val="1F2937"/>
+        </w:rPr>
+        <w:t>malloc</w:t>
+      </w:r>
+      <w:r>
+        <w:rPr>
+          <w:rFonts w:ascii="Tahoma" w:hAnsi="Tahoma" w:cs="Tahoma" w:eastAsia="Tahoma"/>
+        </w:rPr>
+        <w:t>, container ที่โตได้ไม่จำกัด หรือ loop รอ UART โดยไม่มี timeout</w:t>
+      </w:r>
+    </w:p>
+    <w:p>
+      <w:pPr>
+        <w:pStyle w:val="Normal"/>
+      </w:pPr>
+      <w:r>
+        <w:rPr>
+          <w:rFonts w:ascii="Tahoma" w:hAnsi="Tahoma" w:cs="Tahoma" w:eastAsia="Tahoma"/>
+        </w:rPr>
+        <w:t xml:space="preserve">•  ถ้างานหนึ่งรอบอาจนาน ให้แบ่งเป็น state machine และจำกัดจำนวน byte/งานต่อรอบเหมือน </w:t>
+      </w:r>
+      <w:r>
+        <w:rPr>
+          <w:rFonts w:ascii="Consolas" w:hAnsi="Consolas" w:cs="Tahoma" w:eastAsia="Tahoma"/>
+          <w:color w:val="1F2937"/>
+        </w:rPr>
+        <w:t>PayloadLinkTask</w:t>
+      </w:r>
+    </w:p>
+    <w:p>
+      <w:pPr>
+        <w:pStyle w:val="Normal"/>
+      </w:pPr>
+      <w:r>
+        <w:rPr>
+          <w:rFonts w:ascii="Tahoma" w:hAnsi="Tahoma" w:cs="Tahoma" w:eastAsia="Tahoma"/>
+        </w:rPr>
+        <w:t xml:space="preserve">•  </w:t>
+      </w:r>
+      <w:r>
+        <w:rPr>
+          <w:rFonts w:ascii="Consolas" w:hAnsi="Consolas" w:cs="Tahoma" w:eastAsia="Tahoma"/>
+          <w:color w:val="1F2937"/>
+        </w:rPr>
+        <w:t>checkIn()</w:t>
+      </w:r>
+      <w:r>
+        <w:rPr>
+          <w:rFonts w:ascii="Tahoma" w:hAnsi="Tahoma" w:cs="Tahoma" w:eastAsia="Tahoma"/>
+        </w:rPr>
+        <w:t xml:space="preserve"> หมายถึงตัว task ยังเดินอยู่ ไม่ได้หมายความว่าอุปกรณ์ payload online เสมอ สถานะ link/sensor ต้องรายงานแยกกัน</w:t>
+      </w:r>
+    </w:p>
+    <w:p/>
+    <w:p>
+      <w:pPr>
+        <w:pStyle w:val="Heading2"/>
+      </w:pPr>
+      <w:r>
+        <w:rPr>
+          <w:rFonts w:ascii="Tahoma" w:hAnsi="Tahoma" w:cs="Tahoma" w:eastAsia="Tahoma"/>
+        </w:rPr>
+        <w:t>16.3 ผูก task เข้ากับ main.cpp</w:t>
+      </w:r>
+    </w:p>
+    <w:p/>
+    <w:p>
+      <w:pPr>
+        <w:pStyle w:val="Normal"/>
+      </w:pPr>
+      <w:r>
+        <w:rPr>
+          <w:rFonts w:ascii="Tahoma" w:hAnsi="Tahoma" w:cs="Tahoma" w:eastAsia="Tahoma"/>
+        </w:rPr>
+        <w:t>เพิ่ม include ใกล้ task อื่น:</w:t>
+      </w:r>
+    </w:p>
+    <w:p/>
+    <w:p>
+      <w:pPr>
+        <w:pStyle w:val="CodeBlock"/>
+        <w:keepLines/>
+      </w:pPr>
+      <w:r>
+        <w:rPr>
+          <w:rFonts w:ascii="Consolas" w:hAnsi="Consolas" w:cs="Tahoma" w:eastAsia="Tahoma"/>
+          <w:sz w:val="18"/>
+          <w:szCs w:val="18"/>
+          <w:color w:val="1F2937"/>
+        </w:rPr>
+        <w:t>#include "app/FuturePayloadTask.hpp"</w:t>
+      </w:r>
+    </w:p>
+    <w:p/>
+    <w:p>
+      <w:pPr>
+        <w:pStyle w:val="Normal"/>
+      </w:pPr>
+      <w:r>
+        <w:rPr>
+          <w:rFonts w:ascii="Tahoma" w:hAnsi="Tahoma" w:cs="Tahoma" w:eastAsia="Tahoma"/>
+        </w:rPr>
+        <w:t>เพิ่ม ID และ deadline ใน anonymous namespace:</w:t>
+      </w:r>
+    </w:p>
+    <w:p/>
+    <w:p>
+      <w:pPr>
+        <w:pStyle w:val="CodeBlock"/>
+        <w:keepNext/>
+        <w:keepLines/>
+      </w:pPr>
+      <w:r>
+        <w:rPr>
+          <w:rFonts w:ascii="Consolas" w:hAnsi="Consolas" w:cs="Tahoma" w:eastAsia="Tahoma"/>
+          <w:sz w:val="18"/>
+          <w:szCs w:val="18"/>
+          <w:color w:val="1F2937"/>
+        </w:rPr>
+        <w:t>constexpr core::TaskId FuturePayloadTaskId = 4U;</w:t>
+      </w:r>
+    </w:p>
+    <w:p>
+      <w:pPr>
+        <w:pStyle w:val="CodeBlock"/>
+        <w:keepLines/>
+      </w:pPr>
+      <w:r>
+        <w:rPr>
+          <w:rFonts w:ascii="Consolas" w:hAnsi="Consolas" w:cs="Tahoma" w:eastAsia="Tahoma"/>
+          <w:sz w:val="18"/>
+          <w:szCs w:val="18"/>
+          <w:color w:val="1F2937"/>
+        </w:rPr>
+        <w:t>constexpr uint32_t FuturePayloadDeadlineMs = 500U;</w:t>
+      </w:r>
+    </w:p>
+    <w:p/>
+    <w:p>
+      <w:pPr>
+        <w:pStyle w:val="Normal"/>
+      </w:pPr>
+      <w:r>
+        <w:rPr>
+          <w:rFonts w:ascii="Tahoma" w:hAnsi="Tahoma" w:cs="Tahoma" w:eastAsia="Tahoma"/>
+        </w:rPr>
+        <w:t xml:space="preserve">สร้าง object หลัง </w:t>
+      </w:r>
+      <w:r>
+        <w:rPr>
+          <w:rFonts w:ascii="Consolas" w:hAnsi="Consolas" w:cs="Tahoma" w:eastAsia="Tahoma"/>
+          <w:color w:val="1F2937"/>
+        </w:rPr>
+        <w:t>systemTaskHealth</w:t>
+      </w:r>
+      <w:r>
+        <w:rPr>
+          <w:rFonts w:ascii="Tahoma" w:hAnsi="Tahoma" w:cs="Tahoma" w:eastAsia="Tahoma"/>
+        </w:rPr>
+        <w:t xml:space="preserve"> และ HAL object พร้อมใช้งานแล้ว:</w:t>
+      </w:r>
+    </w:p>
+    <w:p/>
+    <w:p>
+      <w:pPr>
+        <w:pStyle w:val="CodeBlock"/>
+        <w:keepNext/>
+        <w:keepLines/>
+      </w:pPr>
+      <w:r>
+        <w:rPr>
+          <w:rFonts w:ascii="Consolas" w:hAnsi="Consolas" w:cs="Tahoma" w:eastAsia="Tahoma"/>
+          <w:sz w:val="18"/>
+          <w:szCs w:val="18"/>
+          <w:color w:val="1F2937"/>
+        </w:rPr>
+        <w:t>static FuturePayloadTask futurePayloadTask(targetTiming,</w:t>
+      </w:r>
+    </w:p>
+    <w:p>
+      <w:pPr>
+        <w:pStyle w:val="CodeBlock"/>
+        <w:keepNext/>
+        <w:keepLines/>
+      </w:pPr>
+      <w:r>
+        <w:rPr>
+          <w:rFonts w:ascii="Consolas" w:hAnsi="Consolas" w:cs="Tahoma" w:eastAsia="Tahoma"/>
+          <w:sz w:val="18"/>
+          <w:szCs w:val="18"/>
+          <w:color w:val="1F2937"/>
+        </w:rPr>
+        <w:t xml:space="preserve">                                           systemTaskHealth,</w:t>
+      </w:r>
+    </w:p>
+    <w:p>
+      <w:pPr>
+        <w:pStyle w:val="CodeBlock"/>
+        <w:keepLines/>
+      </w:pPr>
+      <w:r>
+        <w:rPr>
+          <w:rFonts w:ascii="Consolas" w:hAnsi="Consolas" w:cs="Tahoma" w:eastAsia="Tahoma"/>
+          <w:sz w:val="18"/>
+          <w:szCs w:val="18"/>
+          <w:color w:val="1F2937"/>
+        </w:rPr>
+        <w:t xml:space="preserve">                                           FuturePayloadTaskId);</w:t>
+      </w:r>
+    </w:p>
+    <w:p/>
+    <w:p>
+      <w:pPr>
+        <w:pStyle w:val="Normal"/>
+      </w:pPr>
+      <w:r>
+        <w:rPr>
+          <w:rFonts w:ascii="Tahoma" w:hAnsi="Tahoma" w:cs="Tahoma" w:eastAsia="Tahoma"/>
+        </w:rPr>
+        <w:t>ลงทะเบียนก่อน start scheduler และตรวจผลลัพธ์ในงาน production:</w:t>
+      </w:r>
+    </w:p>
+    <w:p/>
+    <w:p>
+      <w:pPr>
+        <w:pStyle w:val="CodeBlock"/>
+        <w:keepNext/>
+        <w:keepLines/>
+      </w:pPr>
+      <w:r>
+        <w:rPr>
+          <w:rFonts w:ascii="Consolas" w:hAnsi="Consolas" w:cs="Tahoma" w:eastAsia="Tahoma"/>
+          <w:sz w:val="18"/>
+          <w:szCs w:val="18"/>
+          <w:color w:val="1F2937"/>
+        </w:rPr>
+        <w:t>const bool futurePayloadRegistered =</w:t>
+      </w:r>
+    </w:p>
+    <w:p>
+      <w:pPr>
+        <w:pStyle w:val="CodeBlock"/>
+        <w:keepNext/>
+        <w:keepLines/>
+      </w:pPr>
+      <w:r>
+        <w:rPr>
+          <w:rFonts w:ascii="Consolas" w:hAnsi="Consolas" w:cs="Tahoma" w:eastAsia="Tahoma"/>
+          <w:sz w:val="18"/>
+          <w:szCs w:val="18"/>
+          <w:color w:val="1F2937"/>
+        </w:rPr>
+        <w:t xml:space="preserve">    systemTaskHealth.registerTask(FuturePayloadTaskId,</w:t>
+      </w:r>
+    </w:p>
+    <w:p>
+      <w:pPr>
+        <w:pStyle w:val="CodeBlock"/>
+        <w:keepNext/>
+        <w:keepLines/>
+      </w:pPr>
+      <w:r>
+        <w:rPr>
+          <w:rFonts w:ascii="Consolas" w:hAnsi="Consolas" w:cs="Tahoma" w:eastAsia="Tahoma"/>
+          <w:sz w:val="18"/>
+          <w:szCs w:val="18"/>
+          <w:color w:val="1F2937"/>
+        </w:rPr>
+        <w:t xml:space="preserve">                                  FuturePayloadDeadlineMs,</w:t>
+      </w:r>
+    </w:p>
+    <w:p>
+      <w:pPr>
+        <w:pStyle w:val="CodeBlock"/>
+        <w:keepNext/>
+        <w:keepLines/>
+      </w:pPr>
+      <w:r>
+        <w:rPr>
+          <w:rFonts w:ascii="Consolas" w:hAnsi="Consolas" w:cs="Tahoma" w:eastAsia="Tahoma"/>
+          <w:sz w:val="18"/>
+          <w:szCs w:val="18"/>
+          <w:color w:val="1F2937"/>
+        </w:rPr>
+        <w:t xml:space="preserve">                                  true,</w:t>
+      </w:r>
+    </w:p>
+    <w:p>
+      <w:pPr>
+        <w:pStyle w:val="CodeBlock"/>
+        <w:keepLines/>
+      </w:pPr>
+      <w:r>
+        <w:rPr>
+          <w:rFonts w:ascii="Consolas" w:hAnsi="Consolas" w:cs="Tahoma" w:eastAsia="Tahoma"/>
+          <w:sz w:val="18"/>
+          <w:szCs w:val="18"/>
+          <w:color w:val="1F2937"/>
+        </w:rPr>
+        <w:t xml:space="preserve">                                  startupTimeMs);</w:t>
+      </w:r>
+    </w:p>
+    <w:p/>
+    <w:p>
+      <w:pPr>
+        <w:pStyle w:val="Normal"/>
+      </w:pPr>
+      <w:r>
+        <w:rPr>
+          <w:rFonts w:ascii="Tahoma" w:hAnsi="Tahoma" w:cs="Tahoma" w:eastAsia="Tahoma"/>
+        </w:rPr>
+        <w:t xml:space="preserve">ค่า </w:t>
+      </w:r>
+      <w:r>
+        <w:rPr>
+          <w:rFonts w:ascii="Consolas" w:hAnsi="Consolas" w:cs="Tahoma" w:eastAsia="Tahoma"/>
+          <w:color w:val="1F2937"/>
+        </w:rPr>
+        <w:t>critical=true</w:t>
+      </w:r>
+      <w:r>
+        <w:rPr>
+          <w:rFonts w:ascii="Tahoma" w:hAnsi="Tahoma" w:cs="Tahoma" w:eastAsia="Tahoma"/>
+        </w:rPr>
+        <w:t xml:space="preserve"> หมายถึง watchdog จะไม่ถูก refresh เมื่อ task นี้หมด deadline และระบบจะเข้าสู่เส้นทางกู้คืน ถ้า payload ไม่จำเป็นต่อความปลอดภัยของ OBC ให้พิจารณา </w:t>
+      </w:r>
+      <w:r>
+        <w:rPr>
+          <w:rFonts w:ascii="Consolas" w:hAnsi="Consolas" w:cs="Tahoma" w:eastAsia="Tahoma"/>
+          <w:color w:val="1F2937"/>
+        </w:rPr>
+        <w:t>false</w:t>
+      </w:r>
+      <w:r>
+        <w:rPr>
+          <w:rFonts w:ascii="Tahoma" w:hAnsi="Tahoma" w:cs="Tahoma" w:eastAsia="Tahoma"/>
+        </w:rPr>
+        <w:t xml:space="preserve"> โดยอ้างอิง requirement จริง ไม่ควรเลือกเพียงเพื่อให้ watchdog ไม่ reset</w:t>
+      </w:r>
+    </w:p>
+    <w:p/>
+    <w:p>
+      <w:pPr>
+        <w:pStyle w:val="Normal"/>
+      </w:pPr>
+      <w:r>
+        <w:rPr>
+          <w:rFonts w:ascii="Tahoma" w:hAnsi="Tahoma" w:cs="Tahoma" w:eastAsia="Tahoma"/>
+        </w:rPr>
+        <w:t xml:space="preserve">start task และรวมผลไว้ใน </w:t>
+      </w:r>
+      <w:r>
+        <w:rPr>
+          <w:rFonts w:ascii="Consolas" w:hAnsi="Consolas" w:cs="Tahoma" w:eastAsia="Tahoma"/>
+          <w:color w:val="1F2937"/>
+        </w:rPr>
+        <w:t>tasksStarted</w:t>
+      </w:r>
+      <w:r>
+        <w:rPr>
+          <w:rFonts w:ascii="Tahoma" w:hAnsi="Tahoma" w:cs="Tahoma" w:eastAsia="Tahoma"/>
+        </w:rPr>
+        <w:t>:</w:t>
+      </w:r>
+    </w:p>
+    <w:p/>
+    <w:p>
+      <w:pPr>
+        <w:pStyle w:val="CodeBlock"/>
+        <w:keepNext/>
+        <w:keepLines/>
+      </w:pPr>
+      <w:r>
+        <w:rPr>
+          <w:rFonts w:ascii="Consolas" w:hAnsi="Consolas" w:cs="Tahoma" w:eastAsia="Tahoma"/>
+          <w:sz w:val="18"/>
+          <w:szCs w:val="18"/>
+          <w:color w:val="1F2937"/>
+        </w:rPr>
+        <w:t>tasksStarted =</w:t>
+      </w:r>
+    </w:p>
+    <w:p>
+      <w:pPr>
+        <w:pStyle w:val="CodeBlock"/>
+        <w:keepNext/>
+        <w:keepLines/>
+      </w:pPr>
+      <w:r>
+        <w:rPr>
+          <w:rFonts w:ascii="Consolas" w:hAnsi="Consolas" w:cs="Tahoma" w:eastAsia="Tahoma"/>
+          <w:sz w:val="18"/>
+          <w:szCs w:val="18"/>
+          <w:color w:val="1F2937"/>
+        </w:rPr>
+        <w:t xml:space="preserve">    futurePayloadTask.Start("FuturePayload", tskIDLE_PRIORITY + 2) &amp;&amp;</w:t>
+      </w:r>
+    </w:p>
+    <w:p>
+      <w:pPr>
+        <w:pStyle w:val="CodeBlock"/>
+        <w:keepLines/>
+      </w:pPr>
+      <w:r>
+        <w:rPr>
+          <w:rFonts w:ascii="Consolas" w:hAnsi="Consolas" w:cs="Tahoma" w:eastAsia="Tahoma"/>
+          <w:sz w:val="18"/>
+          <w:szCs w:val="18"/>
+          <w:color w:val="1F2937"/>
+        </w:rPr>
+        <w:t xml:space="preserve">    tasksStarted;</w:t>
+      </w:r>
+    </w:p>
+    <w:p/>
+    <w:p>
+      <w:pPr>
+        <w:pStyle w:val="Normal"/>
+      </w:pPr>
+      <w:r>
+        <w:rPr>
+          <w:rFonts w:ascii="Tahoma" w:hAnsi="Tahoma" w:cs="Tahoma" w:eastAsia="Tahoma"/>
+        </w:rPr>
+        <w:t xml:space="preserve">อย่าละ </w:t>
+      </w:r>
+      <w:r>
+        <w:rPr>
+          <w:rFonts w:ascii="Consolas" w:hAnsi="Consolas" w:cs="Tahoma" w:eastAsia="Tahoma"/>
+          <w:color w:val="1F2937"/>
+        </w:rPr>
+        <w:t>&amp;&amp; tasksStarted</w:t>
+      </w:r>
+      <w:r>
+        <w:rPr>
+          <w:rFonts w:ascii="Tahoma" w:hAnsi="Tahoma" w:cs="Tahoma" w:eastAsia="Tahoma"/>
+        </w:rPr>
+        <w:t xml:space="preserve"> เพราะ </w:t>
+      </w:r>
+      <w:r>
+        <w:rPr>
+          <w:rFonts w:ascii="Consolas" w:hAnsi="Consolas" w:cs="Tahoma" w:eastAsia="Tahoma"/>
+          <w:color w:val="1F2937"/>
+        </w:rPr>
+        <w:t>handleBootTaskStartFailure()</w:t>
+      </w:r>
+      <w:r>
+        <w:rPr>
+          <w:rFonts w:ascii="Tahoma" w:hAnsi="Tahoma" w:cs="Tahoma" w:eastAsia="Tahoma"/>
+        </w:rPr>
+        <w:t xml:space="preserve"> ใช้ผลรวมนี้ตัดสินใจบันทึก fault และกู้คืนเมื่อสร้าง task ไม่สำเร็จ ชื่อ task ของ FreeRTOS ควรสั้นและสื่อความหมาย</w:t>
+      </w:r>
+    </w:p>
+    <w:p/>
+    <w:p>
+      <w:pPr>
+        <w:pStyle w:val="Heading2"/>
+      </w:pPr>
+      <w:r>
+        <w:rPr>
+          <w:rFonts w:ascii="Tahoma" w:hAnsi="Tahoma" w:cs="Tahoma" w:eastAsia="Tahoma"/>
+        </w:rPr>
+        <w:t>16.4 เปิด task เฉพาะ environment ที่ต้องการ</w:t>
+      </w:r>
+    </w:p>
+    <w:p/>
+    <w:p>
+      <w:pPr>
+        <w:pStyle w:val="Normal"/>
+      </w:pPr>
+      <w:r>
+        <w:rPr>
+          <w:rFonts w:ascii="Tahoma" w:hAnsi="Tahoma" w:cs="Tahoma" w:eastAsia="Tahoma"/>
+        </w:rPr>
+        <w:t xml:space="preserve">ถ้า task ยังเป็นงานทดลอง ให้ครอบ include, object, registration และ </w:t>
+      </w:r>
+      <w:r>
+        <w:rPr>
+          <w:rFonts w:ascii="Consolas" w:hAnsi="Consolas" w:cs="Tahoma" w:eastAsia="Tahoma"/>
+          <w:color w:val="1F2937"/>
+        </w:rPr>
+        <w:t>Start()</w:t>
+      </w:r>
+      <w:r>
+        <w:rPr>
+          <w:rFonts w:ascii="Tahoma" w:hAnsi="Tahoma" w:cs="Tahoma" w:eastAsia="Tahoma"/>
+        </w:rPr>
+        <w:t xml:space="preserve"> ด้วย macro เดียวกัน เช่น </w:t>
+      </w:r>
+      <w:r>
+        <w:rPr>
+          <w:rFonts w:ascii="Consolas" w:hAnsi="Consolas" w:cs="Tahoma" w:eastAsia="Tahoma"/>
+          <w:color w:val="1F2937"/>
+        </w:rPr>
+        <w:t>WASHIOS_FUTURE_PAYLOAD</w:t>
+      </w:r>
+      <w:r>
+        <w:rPr>
+          <w:rFonts w:ascii="Tahoma" w:hAnsi="Tahoma" w:cs="Tahoma" w:eastAsia="Tahoma"/>
+        </w:rPr>
+        <w:t xml:space="preserve"> แล้วเพิ่ม environment:</w:t>
+      </w:r>
+    </w:p>
+    <w:p/>
+    <w:p>
+      <w:pPr>
+        <w:pStyle w:val="CodeBlock"/>
+        <w:keepNext/>
+        <w:keepLines/>
+      </w:pPr>
+      <w:r>
+        <w:rPr>
+          <w:rFonts w:ascii="Consolas" w:hAnsi="Consolas" w:cs="Tahoma" w:eastAsia="Tahoma"/>
+          <w:sz w:val="18"/>
+          <w:szCs w:val="18"/>
+          <w:color w:val="1F2937"/>
+        </w:rPr>
+        <w:t>[env:nucleo_g431rb_future_payload]</w:t>
+      </w:r>
+    </w:p>
+    <w:p>
+      <w:pPr>
+        <w:pStyle w:val="CodeBlock"/>
+        <w:keepNext/>
+        <w:keepLines/>
+      </w:pPr>
+      <w:r>
+        <w:rPr>
+          <w:rFonts w:ascii="Consolas" w:hAnsi="Consolas" w:cs="Tahoma" w:eastAsia="Tahoma"/>
+          <w:sz w:val="18"/>
+          <w:szCs w:val="18"/>
+          <w:color w:val="1F2937"/>
+        </w:rPr>
+        <w:t>extends = env:nucleo_g431rb</w:t>
+      </w:r>
+    </w:p>
+    <w:p>
+      <w:pPr>
+        <w:pStyle w:val="CodeBlock"/>
+        <w:keepNext/>
+        <w:keepLines/>
+      </w:pPr>
+      <w:r>
+        <w:rPr>
+          <w:rFonts w:ascii="Consolas" w:hAnsi="Consolas" w:cs="Tahoma" w:eastAsia="Tahoma"/>
+          <w:sz w:val="18"/>
+          <w:szCs w:val="18"/>
+          <w:color w:val="1F2937"/>
+        </w:rPr>
+        <w:t>build_flags =</w:t>
+      </w:r>
+    </w:p>
+    <w:p>
+      <w:pPr>
+        <w:pStyle w:val="CodeBlock"/>
+        <w:keepNext/>
+        <w:keepLines/>
+      </w:pPr>
+      <w:r>
+        <w:rPr>
+          <w:rFonts w:ascii="Consolas" w:hAnsi="Consolas" w:cs="Tahoma" w:eastAsia="Tahoma"/>
+          <w:sz w:val="18"/>
+          <w:szCs w:val="18"/>
+          <w:color w:val="1F2937"/>
+        </w:rPr>
+        <w:t xml:space="preserve">    ${env:nucleo_g431rb.build_flags}</w:t>
+      </w:r>
+    </w:p>
+    <w:p>
+      <w:pPr>
+        <w:pStyle w:val="CodeBlock"/>
+        <w:keepLines/>
+      </w:pPr>
+      <w:r>
+        <w:rPr>
+          <w:rFonts w:ascii="Consolas" w:hAnsi="Consolas" w:cs="Tahoma" w:eastAsia="Tahoma"/>
+          <w:sz w:val="18"/>
+          <w:szCs w:val="18"/>
+          <w:color w:val="1F2937"/>
+        </w:rPr>
+        <w:t xml:space="preserve">    -DWASHIOS_FUTURE_PAYLOAD</w:t>
+      </w:r>
+    </w:p>
+    <w:p/>
+    <w:p>
+      <w:pPr>
+        <w:pStyle w:val="Normal"/>
+      </w:pPr>
+      <w:r>
+        <w:rPr>
+          <w:rFonts w:ascii="Tahoma" w:hAnsi="Tahoma" w:cs="Tahoma" w:eastAsia="Tahoma"/>
+        </w:rPr>
+        <w:t xml:space="preserve">ต้องเพิ่ม environment ชื่อเดียวกันใน </w:t>
+      </w:r>
+      <w:r>
+        <w:rPr>
+          <w:rFonts w:ascii="Consolas" w:hAnsi="Consolas" w:cs="Tahoma" w:eastAsia="Tahoma"/>
+          <w:color w:val="1F2937"/>
+        </w:rPr>
+        <w:t>bootloader/platformio.ini</w:t>
+      </w:r>
+      <w:r>
+        <w:rPr>
+          <w:rFonts w:ascii="Tahoma" w:hAnsi="Tahoma" w:cs="Tahoma" w:eastAsia="Tahoma"/>
+        </w:rPr>
+        <w:t xml:space="preserve"> โดยชี้ไป core environment ที่ตรงกัน เพื่อให้ bootloader provision CRC จาก ELF ที่ถูกต้อง วิธีที่ปลอดภัยที่สุดคือคัดรูปแบบ environment ของ </w:t>
+      </w:r>
+      <w:r>
+        <w:rPr>
+          <w:rFonts w:ascii="Consolas" w:hAnsi="Consolas" w:cs="Tahoma" w:eastAsia="Tahoma"/>
+          <w:color w:val="1F2937"/>
+        </w:rPr>
+        <w:t>nucleo_g431rb_payload_demo</w:t>
+      </w:r>
+      <w:r>
+        <w:rPr>
+          <w:rFonts w:ascii="Tahoma" w:hAnsi="Tahoma" w:cs="Tahoma" w:eastAsia="Tahoma"/>
+        </w:rPr>
+        <w:t xml:space="preserve"> แล้วเปลี่ยนชื่อ/macro เท่านั้น</w:t>
+      </w:r>
+    </w:p>
+    <w:p/>
+    <w:p>
+      <w:pPr>
+        <w:pStyle w:val="Heading2"/>
+      </w:pPr>
+      <w:r>
+        <w:rPr>
+          <w:rFonts w:ascii="Tahoma" w:hAnsi="Tahoma" w:cs="Tahoma" w:eastAsia="Tahoma"/>
+        </w:rPr>
+        <w:t>16.5 เพิ่ม UART หรือ GPIO</w:t>
+      </w:r>
+    </w:p>
+    <w:p/>
+    <w:p>
+      <w:pPr>
+        <w:pStyle w:val="Normal"/>
+      </w:pPr>
+      <w:r>
+        <w:rPr>
+          <w:rFonts w:ascii="Tahoma" w:hAnsi="Tahoma" w:cs="Tahoma" w:eastAsia="Tahoma"/>
+        </w:rPr>
+        <w:t xml:space="preserve">•  ใช้ interface ใน </w:t>
+      </w:r>
+      <w:r>
+        <w:rPr>
+          <w:rFonts w:ascii="Consolas" w:hAnsi="Consolas" w:cs="Tahoma" w:eastAsia="Tahoma"/>
+          <w:color w:val="1F2937"/>
+        </w:rPr>
+        <w:t>core/include/hal/</w:t>
+      </w:r>
+      <w:r>
+        <w:rPr>
+          <w:rFonts w:ascii="Tahoma" w:hAnsi="Tahoma" w:cs="Tahoma" w:eastAsia="Tahoma"/>
+        </w:rPr>
+        <w:t xml:space="preserve"> ภายใน task ไม่เรียก HAL global โดยตรง</w:t>
+      </w:r>
+    </w:p>
+    <w:p>
+      <w:pPr>
+        <w:pStyle w:val="Normal"/>
+      </w:pPr>
+      <w:r>
+        <w:rPr>
+          <w:rFonts w:ascii="Tahoma" w:hAnsi="Tahoma" w:cs="Tahoma" w:eastAsia="Tahoma"/>
+        </w:rPr>
+        <w:t>•  initialize peripheral ใน BSP/main ก่อนเริ่ม scheduler</w:t>
+      </w:r>
+    </w:p>
+    <w:p>
+      <w:pPr>
+        <w:pStyle w:val="Normal"/>
+      </w:pPr>
+      <w:r>
+        <w:rPr>
+          <w:rFonts w:ascii="Tahoma" w:hAnsi="Tahoma" w:cs="Tahoma" w:eastAsia="Tahoma"/>
+        </w:rPr>
+        <w:t>•  ส่ง reference ของ driver เข้าทาง constructor</w:t>
+      </w:r>
+    </w:p>
+    <w:p>
+      <w:pPr>
+        <w:pStyle w:val="Normal"/>
+      </w:pPr>
+      <w:r>
+        <w:rPr>
+          <w:rFonts w:ascii="Tahoma" w:hAnsi="Tahoma" w:cs="Tahoma" w:eastAsia="Tahoma"/>
+        </w:rPr>
+        <w:t xml:space="preserve">•  ทุก </w:t>
+      </w:r>
+      <w:r>
+        <w:rPr>
+          <w:rFonts w:ascii="Consolas" w:hAnsi="Consolas" w:cs="Tahoma" w:eastAsia="Tahoma"/>
+          <w:color w:val="1F2937"/>
+        </w:rPr>
+        <w:t>readBuffer</w:t>
+      </w:r>
+      <w:r>
+        <w:rPr>
+          <w:rFonts w:ascii="Tahoma" w:hAnsi="Tahoma" w:cs="Tahoma" w:eastAsia="Tahoma"/>
+        </w:rPr>
+        <w:t>/</w:t>
+      </w:r>
+      <w:r>
+        <w:rPr>
+          <w:rFonts w:ascii="Consolas" w:hAnsi="Consolas" w:cs="Tahoma" w:eastAsia="Tahoma"/>
+          <w:color w:val="1F2937"/>
+        </w:rPr>
+        <w:t>writeBuffer</w:t>
+      </w:r>
+      <w:r>
+        <w:rPr>
+          <w:rFonts w:ascii="Tahoma" w:hAnsi="Tahoma" w:cs="Tahoma" w:eastAsia="Tahoma"/>
+        </w:rPr>
+        <w:t xml:space="preserve"> ต้องมี timeout สั้นและตรวจ return value</w:t>
+      </w:r>
+    </w:p>
+    <w:p>
+      <w:pPr>
+        <w:pStyle w:val="Normal"/>
+      </w:pPr>
+      <w:r>
+        <w:rPr>
+          <w:rFonts w:ascii="Tahoma" w:hAnsi="Tahoma" w:cs="Tahoma" w:eastAsia="Tahoma"/>
+        </w:rPr>
+        <w:t xml:space="preserve">•  จำกัด buffer แบบ compile-time เช่น </w:t>
+      </w:r>
+      <w:r>
+        <w:rPr>
+          <w:rFonts w:ascii="Consolas" w:hAnsi="Consolas" w:cs="Tahoma" w:eastAsia="Tahoma"/>
+          <w:color w:val="1F2937"/>
+        </w:rPr>
+        <w:t>uint8_t frame[32] = {};</w:t>
+      </w:r>
+    </w:p>
+    <w:p>
+      <w:pPr>
+        <w:pStyle w:val="Normal"/>
+      </w:pPr>
+      <w:r>
+        <w:rPr>
+          <w:rFonts w:ascii="Tahoma" w:hAnsi="Tahoma" w:cs="Tahoma" w:eastAsia="Tahoma"/>
+        </w:rPr>
+        <w:t xml:space="preserve">•  log ด้วย </w:t>
+      </w:r>
+      <w:r>
+        <w:rPr>
+          <w:rFonts w:ascii="Consolas" w:hAnsi="Consolas" w:cs="Tahoma" w:eastAsia="Tahoma"/>
+          <w:color w:val="1F2937"/>
+        </w:rPr>
+        <w:t>FixedTextWriter&lt;N&gt;</w:t>
+      </w:r>
+      <w:r>
+        <w:rPr>
+          <w:rFonts w:ascii="Tahoma" w:hAnsi="Tahoma" w:cs="Tahoma" w:eastAsia="Tahoma"/>
+        </w:rPr>
+        <w:t xml:space="preserve"> แทน </w:t>
+      </w:r>
+      <w:r>
+        <w:rPr>
+          <w:rFonts w:ascii="Consolas" w:hAnsi="Consolas" w:cs="Tahoma" w:eastAsia="Tahoma"/>
+          <w:color w:val="1F2937"/>
+        </w:rPr>
+        <w:t>sprintf</w:t>
+      </w:r>
+      <w:r>
+        <w:rPr>
+          <w:rFonts w:ascii="Tahoma" w:hAnsi="Tahoma" w:cs="Tahoma" w:eastAsia="Tahoma"/>
+        </w:rPr>
+        <w:t xml:space="preserve"> หรือ </w:t>
+      </w:r>
+      <w:r>
+        <w:rPr>
+          <w:rFonts w:ascii="Consolas" w:hAnsi="Consolas" w:cs="Tahoma" w:eastAsia="Tahoma"/>
+          <w:color w:val="1F2937"/>
+        </w:rPr>
+        <w:t>std::string</w:t>
+      </w:r>
+    </w:p>
+    <w:p>
+      <w:pPr>
+        <w:pStyle w:val="Normal"/>
+      </w:pPr>
+      <w:r>
+        <w:rPr>
+          <w:rFonts w:ascii="Tahoma" w:hAnsi="Tahoma" w:cs="Tahoma" w:eastAsia="Tahoma"/>
+        </w:rPr>
+        <w:t>•  ถ้ามี interrupt ให้ ISR ทำงานสั้นที่สุด ส่งข้อมูลต่อให้ task และตรวจ concurrency ให้ชัดเจน</w:t>
+      </w:r>
+    </w:p>
+    <w:p/>
+    <w:p>
+      <w:pPr>
+        <w:pStyle w:val="Heading2"/>
+      </w:pPr>
+      <w:r>
+        <w:rPr>
+          <w:rFonts w:ascii="Tahoma" w:hAnsi="Tahoma" w:cs="Tahoma" w:eastAsia="Tahoma"/>
+        </w:rPr>
+        <w:t>16.6 ทดสอบก่อน flash</w:t>
+      </w:r>
+    </w:p>
+    <w:p/>
+    <w:p>
+      <w:pPr>
+        <w:pStyle w:val="Normal"/>
+      </w:pPr>
+      <w:r>
+        <w:rPr>
+          <w:rFonts w:ascii="Tahoma" w:hAnsi="Tahoma" w:cs="Tahoma" w:eastAsia="Tahoma"/>
+        </w:rPr>
+        <w:t>ขั้นต่ำที่ต้องทดสอบ:</w:t>
+      </w:r>
+    </w:p>
+    <w:p/>
+    <w:p>
+      <w:pPr>
+        <w:pStyle w:val="Normal"/>
+      </w:pPr>
+      <w:r>
+        <w:rPr>
+          <w:rFonts w:ascii="Tahoma" w:hAnsi="Tahoma" w:cs="Tahoma" w:eastAsia="Tahoma"/>
+        </w:rPr>
+        <w:t>1. logic ปกติสร้าง output ถูกต้อง</w:t>
+      </w:r>
+    </w:p>
+    <w:p>
+      <w:pPr>
+        <w:pStyle w:val="Normal"/>
+      </w:pPr>
+      <w:r>
+        <w:rPr>
+          <w:rFonts w:ascii="Tahoma" w:hAnsi="Tahoma" w:cs="Tahoma" w:eastAsia="Tahoma"/>
+        </w:rPr>
+        <w:t>2. timeout/CRC/ข้อมูลผิดไม่ค้าง task</w:t>
+      </w:r>
+    </w:p>
+    <w:p>
+      <w:pPr>
+        <w:pStyle w:val="Normal"/>
+      </w:pPr>
+      <w:r>
+        <w:rPr>
+          <w:rFonts w:ascii="Tahoma" w:hAnsi="Tahoma" w:cs="Tahoma" w:eastAsia="Tahoma"/>
+        </w:rPr>
+        <w:t>3. health check-in เกิดก่อน deadline</w:t>
+      </w:r>
+    </w:p>
+    <w:p>
+      <w:pPr>
+        <w:pStyle w:val="Normal"/>
+      </w:pPr>
+      <w:r>
+        <w:rPr>
+          <w:rFonts w:ascii="Tahoma" w:hAnsi="Tahoma" w:cs="Tahoma" w:eastAsia="Tahoma"/>
+        </w:rPr>
+        <w:t>4. dependency เป็น null หรือ driver คืน failure แล้วระบบไม่ HardFault</w:t>
+      </w:r>
+    </w:p>
+    <w:p>
+      <w:pPr>
+        <w:pStyle w:val="Normal"/>
+      </w:pPr>
+      <w:r>
+        <w:rPr>
+          <w:rFonts w:ascii="Tahoma" w:hAnsi="Tahoma" w:cs="Tahoma" w:eastAsia="Tahoma"/>
+        </w:rPr>
+        <w:t>5. buffer เต็มและ input ยาวผิดปกติไม่เขียนเกินขอบเขต</w:t>
+      </w:r>
+    </w:p>
+    <w:p>
+      <w:pPr>
+        <w:pStyle w:val="Normal"/>
+      </w:pPr>
+      <w:r>
+        <w:rPr>
+          <w:rFonts w:ascii="Tahoma" w:hAnsi="Tahoma" w:cs="Tahoma" w:eastAsia="Tahoma"/>
+        </w:rPr>
+        <w:t xml:space="preserve">6. </w:t>
+      </w:r>
+      <w:r>
+        <w:rPr>
+          <w:rFonts w:ascii="Consolas" w:hAnsi="Consolas" w:cs="Tahoma" w:eastAsia="Tahoma"/>
+          <w:color w:val="1F2937"/>
+        </w:rPr>
+        <w:t>Start()</w:t>
+      </w:r>
+      <w:r>
+        <w:rPr>
+          <w:rFonts w:ascii="Tahoma" w:hAnsi="Tahoma" w:cs="Tahoma" w:eastAsia="Tahoma"/>
+        </w:rPr>
+        <w:t xml:space="preserve"> และ registration failure ไปเส้นทาง safe recovery</w:t>
+      </w:r>
+    </w:p>
+    <w:p/>
+    <w:p>
+      <w:pPr>
+        <w:pStyle w:val="Normal"/>
+      </w:pPr>
+      <w:r>
+        <w:rPr>
+          <w:rFonts w:ascii="Tahoma" w:hAnsi="Tahoma" w:cs="Tahoma" w:eastAsia="Tahoma"/>
+        </w:rPr>
+        <w:t xml:space="preserve">ใช้ mock ที่มีอยู่ใน </w:t>
+      </w:r>
+      <w:r>
+        <w:rPr>
+          <w:rFonts w:ascii="Consolas" w:hAnsi="Consolas" w:cs="Tahoma" w:eastAsia="Tahoma"/>
+          <w:color w:val="1F2937"/>
+        </w:rPr>
+        <w:t>core/test/mocks/</w:t>
+      </w:r>
+      <w:r>
+        <w:rPr>
+          <w:rFonts w:ascii="Tahoma" w:hAnsi="Tahoma" w:cs="Tahoma" w:eastAsia="Tahoma"/>
+        </w:rPr>
+        <w:t xml:space="preserve"> เช่น </w:t>
+      </w:r>
+      <w:r>
+        <w:rPr>
+          <w:rFonts w:ascii="Consolas" w:hAnsi="Consolas" w:cs="Tahoma" w:eastAsia="Tahoma"/>
+          <w:color w:val="1F2937"/>
+        </w:rPr>
+        <w:t>MockTiming</w:t>
+      </w:r>
+      <w:r>
+        <w:rPr>
+          <w:rFonts w:ascii="Tahoma" w:hAnsi="Tahoma" w:cs="Tahoma" w:eastAsia="Tahoma"/>
+        </w:rPr>
+        <w:t xml:space="preserve">, </w:t>
+      </w:r>
+      <w:r>
+        <w:rPr>
+          <w:rFonts w:ascii="Consolas" w:hAnsi="Consolas" w:cs="Tahoma" w:eastAsia="Tahoma"/>
+          <w:color w:val="1F2937"/>
+        </w:rPr>
+        <w:t>MockUart</w:t>
+      </w:r>
+      <w:r>
+        <w:rPr>
+          <w:rFonts w:ascii="Tahoma" w:hAnsi="Tahoma" w:cs="Tahoma" w:eastAsia="Tahoma"/>
+        </w:rPr>
+        <w:t xml:space="preserve"> และเพิ่ม test ใน </w:t>
+      </w:r>
+      <w:r>
+        <w:rPr>
+          <w:rFonts w:ascii="Consolas" w:hAnsi="Consolas" w:cs="Tahoma" w:eastAsia="Tahoma"/>
+          <w:color w:val="1F2937"/>
+        </w:rPr>
+        <w:t>core/test/test_sitl/test_main.cpp</w:t>
+      </w:r>
+      <w:r>
+        <w:rPr>
+          <w:rFonts w:ascii="Tahoma" w:hAnsi="Tahoma" w:cs="Tahoma" w:eastAsia="Tahoma"/>
+        </w:rPr>
+        <w:t xml:space="preserve"> จากนั้นรัน:</w:t>
+      </w:r>
+    </w:p>
+    <w:p/>
+    <w:p>
+      <w:pPr>
+        <w:pStyle w:val="CodeBlock"/>
+        <w:keepNext/>
+        <w:keepLines/>
+      </w:pPr>
+      <w:r>
+        <w:rPr>
+          <w:rFonts w:ascii="Consolas" w:hAnsi="Consolas" w:cs="Tahoma" w:eastAsia="Tahoma"/>
+          <w:sz w:val="18"/>
+          <w:szCs w:val="18"/>
+          <w:color w:val="1F2937"/>
+        </w:rPr>
+        <w:t>tools\test_native.ps1</w:t>
+      </w:r>
+    </w:p>
+    <w:p>
+      <w:pPr>
+        <w:pStyle w:val="CodeBlock"/>
+        <w:keepNext/>
+        <w:keepLines/>
+      </w:pPr>
+      <w:r>
+        <w:rPr>
+          <w:rFonts w:ascii="Consolas" w:hAnsi="Consolas" w:cs="Tahoma" w:eastAsia="Tahoma"/>
+          <w:sz w:val="18"/>
+          <w:szCs w:val="18"/>
+          <w:color w:val="1F2937"/>
+        </w:rPr>
+        <w:t>cd core</w:t>
+      </w:r>
+    </w:p>
+    <w:p>
+      <w:pPr>
+        <w:pStyle w:val="CodeBlock"/>
+        <w:keepLines/>
+      </w:pPr>
+      <w:r>
+        <w:rPr>
+          <w:rFonts w:ascii="Consolas" w:hAnsi="Consolas" w:cs="Tahoma" w:eastAsia="Tahoma"/>
+          <w:sz w:val="18"/>
+          <w:szCs w:val="18"/>
+          <w:color w:val="1F2937"/>
+        </w:rPr>
+        <w:t>pio run -e nucleo_g431rb_future_payload</w:t>
+      </w:r>
+    </w:p>
+    <w:p/>
+    <w:p>
+      <w:pPr>
+        <w:pStyle w:val="Normal"/>
+      </w:pPr>
+      <w:r>
+        <w:rPr>
+          <w:rFonts w:ascii="Tahoma" w:hAnsi="Tahoma" w:cs="Tahoma" w:eastAsia="Tahoma"/>
+        </w:rPr>
+        <w:t xml:space="preserve">เมื่อ build ผ่าน ให้เพิ่ม </w:t>
+      </w:r>
+      <w:r>
+        <w:rPr>
+          <w:rFonts w:ascii="Consolas" w:hAnsi="Consolas" w:cs="Tahoma" w:eastAsia="Tahoma"/>
+          <w:color w:val="1F2937"/>
+        </w:rPr>
+        <w:t>build_*.ps1</w:t>
+      </w:r>
+      <w:r>
+        <w:rPr>
+          <w:rFonts w:ascii="Tahoma" w:hAnsi="Tahoma" w:cs="Tahoma" w:eastAsia="Tahoma"/>
+        </w:rPr>
+        <w:t xml:space="preserve">, </w:t>
+      </w:r>
+      <w:r>
+        <w:rPr>
+          <w:rFonts w:ascii="Consolas" w:hAnsi="Consolas" w:cs="Tahoma" w:eastAsia="Tahoma"/>
+          <w:color w:val="1F2937"/>
+        </w:rPr>
+        <w:t>flash_*.ps1</w:t>
+      </w:r>
+      <w:r>
+        <w:rPr>
+          <w:rFonts w:ascii="Tahoma" w:hAnsi="Tahoma" w:cs="Tahoma" w:eastAsia="Tahoma"/>
+        </w:rPr>
+        <w:t xml:space="preserve"> และ </w:t>
+      </w:r>
+      <w:r>
+        <w:rPr>
+          <w:rFonts w:ascii="Consolas" w:hAnsi="Consolas" w:cs="Tahoma" w:eastAsia="Tahoma"/>
+          <w:color w:val="1F2937"/>
+        </w:rPr>
+        <w:t>.cmd</w:t>
+      </w:r>
+      <w:r>
+        <w:rPr>
+          <w:rFonts w:ascii="Tahoma" w:hAnsi="Tahoma" w:cs="Tahoma" w:eastAsia="Tahoma"/>
+        </w:rPr>
+        <w:t xml:space="preserve"> โดยยึดรูปแบบ script ปัจจุบัน หรือส่ง environment ให้ script ที่รองรับ parameter ตัวอย่าง:</w:t>
+      </w:r>
+    </w:p>
+    <w:p/>
+    <w:p>
+      <w:pPr>
+        <w:pStyle w:val="CodeBlock"/>
+        <w:keepLines/>
+      </w:pPr>
+      <w:r>
+        <w:rPr>
+          <w:rFonts w:ascii="Consolas" w:hAnsi="Consolas" w:cs="Tahoma" w:eastAsia="Tahoma"/>
+          <w:sz w:val="18"/>
+          <w:szCs w:val="18"/>
+          <w:color w:val="1F2937"/>
+        </w:rPr>
+        <w:t>tools\flash_payload_demo.cmd -CoreEnv nucleo_g431rb_future_payload -BootloaderEnv nucleo_g431rb_future_payload</w:t>
+      </w:r>
+    </w:p>
+    <w:p/>
+    <w:p>
+      <w:pPr>
+        <w:pStyle w:val="Heading2"/>
+      </w:pPr>
+      <w:r>
+        <w:rPr>
+          <w:rFonts w:ascii="Tahoma" w:hAnsi="Tahoma" w:cs="Tahoma" w:eastAsia="Tahoma"/>
+        </w:rPr>
+        <w:t>16.7 Checklist ก่อนส่งมอบ task ใหม่</w:t>
+      </w:r>
+    </w:p>
+    <w:p/>
+    <w:p>
+      <w:pPr>
+        <w:pStyle w:val="Normal"/>
+      </w:pPr>
+      <w:r>
+        <w:rPr>
+          <w:rFonts w:ascii="Tahoma" w:hAnsi="Tahoma" w:cs="Tahoma" w:eastAsia="Tahoma"/>
+        </w:rPr>
+        <w:t>•  TaskId ไม่ซ้ำ และจำนวน task ไม่เกิน registry capacity</w:t>
+      </w:r>
+    </w:p>
+    <w:p>
+      <w:pPr>
+        <w:pStyle w:val="Normal"/>
+      </w:pPr>
+      <w:r>
+        <w:rPr>
+          <w:rFonts w:ascii="Tahoma" w:hAnsi="Tahoma" w:cs="Tahoma" w:eastAsia="Tahoma"/>
+        </w:rPr>
+        <w:t>•  loop period สั้นกว่า health deadline พร้อม margin</w:t>
+      </w:r>
+    </w:p>
+    <w:p>
+      <w:pPr>
+        <w:pStyle w:val="Normal"/>
+      </w:pPr>
+      <w:r>
+        <w:rPr>
+          <w:rFonts w:ascii="Tahoma" w:hAnsi="Tahoma" w:cs="Tahoma" w:eastAsia="Tahoma"/>
+        </w:rPr>
+        <w:t xml:space="preserve">•  </w:t>
+      </w:r>
+      <w:r>
+        <w:rPr>
+          <w:rFonts w:ascii="Consolas" w:hAnsi="Consolas" w:cs="Tahoma" w:eastAsia="Tahoma"/>
+          <w:color w:val="1F2937"/>
+        </w:rPr>
+        <w:t>Run()</w:t>
+      </w:r>
+      <w:r>
+        <w:rPr>
+          <w:rFonts w:ascii="Tahoma" w:hAnsi="Tahoma" w:cs="Tahoma" w:eastAsia="Tahoma"/>
+        </w:rPr>
+        <w:t xml:space="preserve"> มี loop ถาวรและมี </w:t>
+      </w:r>
+      <w:r>
+        <w:rPr>
+          <w:rFonts w:ascii="Consolas" w:hAnsi="Consolas" w:cs="Tahoma" w:eastAsia="Tahoma"/>
+          <w:color w:val="1F2937"/>
+        </w:rPr>
+        <w:t>vTaskDelay()</w:t>
+      </w:r>
+      <w:r>
+        <w:rPr>
+          <w:rFonts w:ascii="Tahoma" w:hAnsi="Tahoma" w:cs="Tahoma" w:eastAsia="Tahoma"/>
+        </w:rPr>
+        <w:t xml:space="preserve"> หรือ block แบบมี timeout</w:t>
+      </w:r>
+    </w:p>
+    <w:p>
+      <w:pPr>
+        <w:pStyle w:val="Normal"/>
+      </w:pPr>
+      <w:r>
+        <w:rPr>
+          <w:rFonts w:ascii="Tahoma" w:hAnsi="Tahoma" w:cs="Tahoma" w:eastAsia="Tahoma"/>
+        </w:rPr>
+        <w:t>•  ไม่มี dynamic allocation และ buffer ทุกตัวมีขนาดจำกัด</w:t>
+      </w:r>
+    </w:p>
+    <w:p>
+      <w:pPr>
+        <w:pStyle w:val="Normal"/>
+      </w:pPr>
+      <w:r>
+        <w:rPr>
+          <w:rFonts w:ascii="Tahoma" w:hAnsi="Tahoma" w:cs="Tahoma" w:eastAsia="Tahoma"/>
+        </w:rPr>
+        <w:t>•  hardware access ผ่าน HAL interface/BSP</w:t>
+      </w:r>
+    </w:p>
+    <w:p>
+      <w:pPr>
+        <w:pStyle w:val="Normal"/>
+      </w:pPr>
+      <w:r>
+        <w:rPr>
+          <w:rFonts w:ascii="Tahoma" w:hAnsi="Tahoma" w:cs="Tahoma" w:eastAsia="Tahoma"/>
+        </w:rPr>
+        <w:t xml:space="preserve">•  register task ก่อน start และรวมผล </w:t>
+      </w:r>
+      <w:r>
+        <w:rPr>
+          <w:rFonts w:ascii="Consolas" w:hAnsi="Consolas" w:cs="Tahoma" w:eastAsia="Tahoma"/>
+          <w:color w:val="1F2937"/>
+        </w:rPr>
+        <w:t>Start()</w:t>
+      </w:r>
+      <w:r>
+        <w:rPr>
+          <w:rFonts w:ascii="Tahoma" w:hAnsi="Tahoma" w:cs="Tahoma" w:eastAsia="Tahoma"/>
+        </w:rPr>
+        <w:t xml:space="preserve"> ใน </w:t>
+      </w:r>
+      <w:r>
+        <w:rPr>
+          <w:rFonts w:ascii="Consolas" w:hAnsi="Consolas" w:cs="Tahoma" w:eastAsia="Tahoma"/>
+          <w:color w:val="1F2937"/>
+        </w:rPr>
+        <w:t>tasksStarted</w:t>
+      </w:r>
+    </w:p>
+    <w:p>
+      <w:pPr>
+        <w:pStyle w:val="Normal"/>
+      </w:pPr>
+      <w:r>
+        <w:rPr>
+          <w:rFonts w:ascii="Tahoma" w:hAnsi="Tahoma" w:cs="Tahoma" w:eastAsia="Tahoma"/>
+        </w:rPr>
+        <w:t>•  environment ของ core และ bootloader ใช้ชื่อ/flag คู่กัน</w:t>
+      </w:r>
+    </w:p>
+    <w:p>
+      <w:pPr>
+        <w:pStyle w:val="Normal"/>
+      </w:pPr>
+      <w:r>
+        <w:rPr>
+          <w:rFonts w:ascii="Tahoma" w:hAnsi="Tahoma" w:cs="Tahoma" w:eastAsia="Tahoma"/>
+        </w:rPr>
+        <w:t>•  native tests ผ่าน, target build ผ่าน และ warning เป็นศูนย์</w:t>
+      </w:r>
+    </w:p>
+    <w:p>
+      <w:pPr>
+        <w:pStyle w:val="Normal"/>
+      </w:pPr>
+      <w:r>
+        <w:rPr>
+          <w:rFonts w:ascii="Tahoma" w:hAnsi="Tahoma" w:cs="Tahoma" w:eastAsia="Tahoma"/>
+        </w:rPr>
+        <w:t>•  flash ด้วย script ลำดับ core ก่อน bootloader</w:t>
+      </w:r>
+    </w:p>
+    <w:p>
+      <w:pPr>
+        <w:pStyle w:val="Normal"/>
+      </w:pPr>
+      <w:r>
+        <w:rPr>
+          <w:rFonts w:ascii="Tahoma" w:hAnsi="Tahoma" w:cs="Tahoma" w:eastAsia="Tahoma"/>
+        </w:rPr>
+        <w:t>•  ตรวจ PA5 กระพริบทุกประมาณ 500 ms, console ไม่มี HardFault/reset loop และ payload ทำงานจริง</w:t>
+      </w:r>
+    </w:p>
+    <w:p/>
+    <w:p>
+      <w:pPr>
+        <w:pStyle w:val="Heading1"/>
+      </w:pPr>
+      <w:r>
+        <w:rPr>
+          <w:rFonts w:ascii="Tahoma" w:hAnsi="Tahoma" w:cs="Tahoma" w:eastAsia="Tahoma"/>
+        </w:rPr>
+        <w:t>17. Bootloader ทำอะไร</w:t>
+      </w:r>
+    </w:p>
+    <w:p/>
+    <w:p>
+      <w:pPr>
+        <w:pStyle w:val="Normal"/>
+      </w:pPr>
+      <w:r>
+        <w:rPr>
+          <w:rFonts w:ascii="Consolas" w:hAnsi="Consolas" w:cs="Tahoma" w:eastAsia="Tahoma"/>
+          <w:color w:val="1F2937"/>
+        </w:rPr>
+        <w:t>bootloader/</w:t>
+      </w:r>
+      <w:r>
+        <w:rPr>
+          <w:rFonts w:ascii="Tahoma" w:hAnsi="Tahoma" w:cs="Tahoma" w:eastAsia="Tahoma"/>
+        </w:rPr>
+        <w:t xml:space="preserve"> หรือ WashiBoot เป็น firmware ตัวแรกหลัง reset หน้าที่หลักคือ:</w:t>
+      </w:r>
+    </w:p>
+    <w:p/>
+    <w:p>
+      <w:pPr>
+        <w:pStyle w:val="Normal"/>
+      </w:pPr>
+      <w:r>
+        <w:rPr>
+          <w:rFonts w:ascii="Tahoma" w:hAnsi="Tahoma" w:cs="Tahoma" w:eastAsia="Tahoma"/>
+        </w:rPr>
+        <w:t>1. ตรวจ boot metadata</w:t>
+      </w:r>
+    </w:p>
+    <w:p>
+      <w:pPr>
+        <w:pStyle w:val="Normal"/>
+      </w:pPr>
+      <w:r>
+        <w:rPr>
+          <w:rFonts w:ascii="Tahoma" w:hAnsi="Tahoma" w:cs="Tahoma" w:eastAsia="Tahoma"/>
+        </w:rPr>
+        <w:t>2. ตรวจ retained fault log</w:t>
+      </w:r>
+    </w:p>
+    <w:p>
+      <w:pPr>
+        <w:pStyle w:val="Normal"/>
+      </w:pPr>
+      <w:r>
+        <w:rPr>
+          <w:rFonts w:ascii="Tahoma" w:hAnsi="Tahoma" w:cs="Tahoma" w:eastAsia="Tahoma"/>
+        </w:rPr>
+        <w:t>3. ตรวจ active slot</w:t>
+      </w:r>
+    </w:p>
+    <w:p>
+      <w:pPr>
+        <w:pStyle w:val="Normal"/>
+      </w:pPr>
+      <w:r>
+        <w:rPr>
+          <w:rFonts w:ascii="Tahoma" w:hAnsi="Tahoma" w:cs="Tahoma" w:eastAsia="Tahoma"/>
+        </w:rPr>
+        <w:t>4. ตรวจ vector table ของ application</w:t>
+      </w:r>
+    </w:p>
+    <w:p>
+      <w:pPr>
+        <w:pStyle w:val="Normal"/>
+      </w:pPr>
+      <w:r>
+        <w:rPr>
+          <w:rFonts w:ascii="Tahoma" w:hAnsi="Tahoma" w:cs="Tahoma" w:eastAsia="Tahoma"/>
+        </w:rPr>
+        <w:t>5. ตรวจ CRC-32 ของ application</w:t>
+      </w:r>
+    </w:p>
+    <w:p>
+      <w:pPr>
+        <w:pStyle w:val="Normal"/>
+      </w:pPr>
+      <w:r>
+        <w:rPr>
+          <w:rFonts w:ascii="Tahoma" w:hAnsi="Tahoma" w:cs="Tahoma" w:eastAsia="Tahoma"/>
+        </w:rPr>
+        <w:t>6. ถ้าผ่านจึง jump เข้า application</w:t>
+      </w:r>
+    </w:p>
+    <w:p>
+      <w:pPr>
+        <w:pStyle w:val="Normal"/>
+      </w:pPr>
+      <w:r>
+        <w:rPr>
+          <w:rFonts w:ascii="Tahoma" w:hAnsi="Tahoma" w:cs="Tahoma" w:eastAsia="Tahoma"/>
+        </w:rPr>
+        <w:t>7. ถ้า fail จะลอง fallback slot</w:t>
+      </w:r>
+    </w:p>
+    <w:p>
+      <w:pPr>
+        <w:pStyle w:val="Normal"/>
+      </w:pPr>
+      <w:r>
+        <w:rPr>
+          <w:rFonts w:ascii="Tahoma" w:hAnsi="Tahoma" w:cs="Tahoma" w:eastAsia="Tahoma"/>
+        </w:rPr>
+        <w:t>8. ถ้าไม่มี slot ที่ใช้ได้ จะเข้า safe loop</w:t>
+      </w:r>
+    </w:p>
+    <w:p/>
+    <w:p>
+      <w:pPr>
+        <w:pStyle w:val="Normal"/>
+      </w:pPr>
+      <w:r>
+        <w:rPr>
+          <w:rFonts w:ascii="Tahoma" w:hAnsi="Tahoma" w:cs="Tahoma" w:eastAsia="Tahoma"/>
+        </w:rPr>
+        <w:t>safe loop คือสถานะที่ระบบไม่ jump เข้า application และใช้ PA5 toggle เป็น beacon เพื่อบอกว่าระบบอยู่ในสถานะปลอดภัย</w:t>
+      </w:r>
+    </w:p>
+    <w:p/>
+    <w:p>
+      <w:pPr>
+        <w:pStyle w:val="Heading1"/>
+      </w:pPr>
+      <w:r>
+        <w:rPr>
+          <w:rFonts w:ascii="Tahoma" w:hAnsi="Tahoma" w:cs="Tahoma" w:eastAsia="Tahoma"/>
+        </w:rPr>
+        <w:t>18. Troubleshooting</w:t>
+      </w:r>
+    </w:p>
+    <w:p/>
+    <w:tbl>
+      <w:tblPr>
+        <w:tblW w:w="9360" w:type="dxa"/>
+        <w:tblInd w:w="120" w:type="dxa"/>
+        <w:tblBorders>
+          <w:top w:val="single" w:sz="4" w:color="C7D2E2"/>
+          <w:left w:val="single" w:sz="4" w:color="C7D2E2"/>
+          <w:bottom w:val="single" w:sz="4" w:color="C7D2E2"/>
+          <w:right w:val="single" w:sz="4" w:color="C7D2E2"/>
+          <w:insideH w:val="single" w:sz="4" w:color="C7D2E2"/>
+          <w:insideV w:val="single" w:sz="4" w:color="C7D2E2"/>
+        </w:tblBorders>
+        <w:tblCellMar>
+          <w:top w:w="80" w:type="dxa"/>
+          <w:bottom w:w="80" w:type="dxa"/>
+          <w:start w:w="120" w:type="dxa"/>
+          <w:end w:w="120" w:type="dxa"/>
+        </w:tblCellMar>
+      </w:tblPr>
+      <w:tblGrid>
+        <w:gridCol w:w="3120"/>
+        <w:gridCol w:w="3120"/>
+        <w:gridCol w:w="3120"/>
+      </w:tblGrid>
+      <w:tr>
+        <w:trPr>
+          <w:tblHeader/>
+          <w:cantSplit/>
+        </w:trPr>
+        <w:tc>
+          <w:tcPr>
+            <w:tcW w:w="3120" w:type="dxa"/>
+            <w:tcMar>
+              <w:top w:w="80" w:type="dxa"/>
+              <w:bottom w:w="80" w:type="dxa"/>
+              <w:start w:w="120" w:type="dxa"/>
+              <w:end w:w="120" w:type="dxa"/>
+            </w:tcMar>
+            <w:shd w:fill="E8EEF5"/>
+          </w:tcPr>
+          <w:p>
+            <w:pPr>
+              <w:spacing w:after="80" w:line="300" w:lineRule="auto"/>
+            </w:pPr>
+            <w:r>
+              <w:rPr>
+                <w:rFonts w:ascii="Tahoma" w:hAnsi="Tahoma" w:cs="Tahoma" w:eastAsia="Tahoma"/>
+                <w:b/>
+                <w:bCs/>
+              </w:rPr>
+              <w:t>อาการ</w:t>
+            </w:r>
+          </w:p>
+        </w:tc>
+        <w:tc>
+          <w:tcPr>
+            <w:tcW w:w="3120" w:type="dxa"/>
+            <w:tcMar>
+              <w:top w:w="80" w:type="dxa"/>
+              <w:bottom w:w="80" w:type="dxa"/>
+              <w:start w:w="120" w:type="dxa"/>
+              <w:end w:w="120" w:type="dxa"/>
+            </w:tcMar>
+            <w:shd w:fill="E8EEF5"/>
+          </w:tcPr>
+          <w:p>
+            <w:pPr>
+              <w:spacing w:after="80" w:line="300" w:lineRule="auto"/>
+            </w:pPr>
+            <w:r>
+              <w:rPr>
+                <w:rFonts w:ascii="Tahoma" w:hAnsi="Tahoma" w:cs="Tahoma" w:eastAsia="Tahoma"/>
+                <w:b/>
+                <w:bCs/>
+              </w:rPr>
+              <w:t>สาเหตุที่พบบ่อย</w:t>
+            </w:r>
+          </w:p>
+        </w:tc>
+        <w:tc>
+          <w:tcPr>
+            <w:tcW w:w="3120" w:type="dxa"/>
+            <w:tcMar>
+              <w:top w:w="80" w:type="dxa"/>
+              <w:bottom w:w="80" w:type="dxa"/>
+              <w:start w:w="120" w:type="dxa"/>
+              <w:end w:w="120" w:type="dxa"/>
+            </w:tcMar>
+            <w:shd w:fill="E8EEF5"/>
+          </w:tcPr>
+          <w:p>
+            <w:pPr>
+              <w:spacing w:after="80" w:line="300" w:lineRule="auto"/>
+            </w:pPr>
+            <w:r>
+              <w:rPr>
+                <w:rFonts w:ascii="Tahoma" w:hAnsi="Tahoma" w:cs="Tahoma" w:eastAsia="Tahoma"/>
+                <w:b/>
+                <w:bCs/>
+              </w:rPr>
+              <w:t>วิธีแก้</w:t>
             </w:r>
           </w:p>
         </w:tc>
       </w:tr>
       <w:tr>
+        <w:trPr>
+          <w:cantSplit/>
+        </w:trPr>
         <w:tc>
           <w:tcPr>
             <w:tcW w:w="3120" w:type="dxa"/>
@@ -6008,7 +9211,7 @@
               <w:rPr>
                 <w:rFonts w:ascii="Tahoma" w:hAnsi="Tahoma" w:cs="Tahoma" w:eastAsia="Tahoma"/>
               </w:rPr>
-              <w:t>laser ไม่ยิง แต่ PA6 มี pulse</w:t>
+              <w:t>build bootloader แล้วหา core ELF ไม่เจอ</w:t>
             </w:r>
           </w:p>
         </w:tc>
@@ -6030,7 +9233,7 @@
               <w:rPr>
                 <w:rFonts w:ascii="Tahoma" w:hAnsi="Tahoma" w:cs="Tahoma" w:eastAsia="Tahoma"/>
               </w:rPr>
-              <w:t>hardware laser driver ต่อผิดหรือไม่รับ 3.3 V</w:t>
+              <w:t>ยังไม่ได้ build core environment ที่ตรงกัน</w:t>
             </w:r>
           </w:p>
         </w:tc>
@@ -6052,12 +9255,22 @@
               <w:rPr>
                 <w:rFonts w:ascii="Tahoma" w:hAnsi="Tahoma" w:cs="Tahoma" w:eastAsia="Tahoma"/>
               </w:rPr>
-              <w:t>ตรวจ driver, GND, supply และ enable pin</w:t>
+              <w:t xml:space="preserve">build core ก่อน หรือใช้ script ใน </w:t>
+            </w:r>
+            <w:r>
+              <w:rPr>
+                <w:rFonts w:ascii="Consolas" w:hAnsi="Consolas" w:cs="Tahoma" w:eastAsia="Tahoma"/>
+                <w:color w:val="1F2937"/>
+              </w:rPr>
+              <w:t>tools/</w:t>
             </w:r>
           </w:p>
         </w:tc>
       </w:tr>
       <w:tr>
+        <w:trPr>
+          <w:cantSplit/>
+        </w:trPr>
         <w:tc>
           <w:tcPr>
             <w:tcW w:w="3120" w:type="dxa"/>
@@ -6076,7 +9289,7 @@
               <w:rPr>
                 <w:rFonts w:ascii="Tahoma" w:hAnsi="Tahoma" w:cs="Tahoma" w:eastAsia="Tahoma"/>
               </w:rPr>
-              <w:t>payload ไม่ตอบ</w:t>
+              <w:t>upload core แล้วไม่รัน</w:t>
             </w:r>
           </w:p>
         </w:tc>
@@ -6098,7 +9311,7 @@
               <w:rPr>
                 <w:rFonts w:ascii="Tahoma" w:hAnsi="Tahoma" w:cs="Tahoma" w:eastAsia="Tahoma"/>
               </w:rPr>
-              <w:t>ต่อ TX/RX ไม่ไขว้, ไม่ต่อ GND, COM/board ผิด</w:t>
+              <w:t>CRC ไม่ตรง หรือยังไม่มี bootloader</w:t>
             </w:r>
           </w:p>
         </w:tc>
@@ -6120,12 +9333,35 @@
               <w:rPr>
                 <w:rFonts w:ascii="Tahoma" w:hAnsi="Tahoma" w:cs="Tahoma" w:eastAsia="Tahoma"/>
               </w:rPr>
-              <w:t>ตรวจ wiring และ flash ทีละบอร์ด</w:t>
+              <w:t xml:space="preserve">ใช้ </w:t>
+            </w:r>
+            <w:r>
+              <w:rPr>
+                <w:rFonts w:ascii="Consolas" w:hAnsi="Consolas" w:cs="Tahoma" w:eastAsia="Tahoma"/>
+                <w:color w:val="1F2937"/>
+              </w:rPr>
+              <w:t>tools\flash_lasercom.cmd</w:t>
+            </w:r>
+            <w:r>
+              <w:rPr>
+                <w:rFonts w:ascii="Tahoma" w:hAnsi="Tahoma" w:cs="Tahoma" w:eastAsia="Tahoma"/>
+              </w:rPr>
+              <w:t xml:space="preserve"> หรือ </w:t>
+            </w:r>
+            <w:r>
+              <w:rPr>
+                <w:rFonts w:ascii="Consolas" w:hAnsi="Consolas" w:cs="Tahoma" w:eastAsia="Tahoma"/>
+                <w:color w:val="1F2937"/>
+              </w:rPr>
+              <w:t>tools\flash_payload_demo.cmd</w:t>
             </w:r>
           </w:p>
         </w:tc>
       </w:tr>
       <w:tr>
+        <w:trPr>
+          <w:cantSplit/>
+        </w:trPr>
         <w:tc>
           <w:tcPr>
             <w:tcW w:w="3120" w:type="dxa"/>
@@ -6144,7 +9380,20 @@
               <w:rPr>
                 <w:rFonts w:ascii="Tahoma" w:hAnsi="Tahoma" w:cs="Tahoma" w:eastAsia="Tahoma"/>
               </w:rPr>
-              <w:t>serial monitor ไม่เห็นข้อความ</w:t>
+              <w:t xml:space="preserve">flash script หา </w:t>
+            </w:r>
+            <w:r>
+              <w:rPr>
+                <w:rFonts w:ascii="Consolas" w:hAnsi="Consolas" w:cs="Tahoma" w:eastAsia="Tahoma"/>
+                <w:color w:val="1F2937"/>
+              </w:rPr>
+              <w:t>pio</w:t>
+            </w:r>
+            <w:r>
+              <w:rPr>
+                <w:rFonts w:ascii="Tahoma" w:hAnsi="Tahoma" w:cs="Tahoma" w:eastAsia="Tahoma"/>
+              </w:rPr>
+              <w:t xml:space="preserve"> ไม่เจอ</w:t>
             </w:r>
           </w:p>
         </w:tc>
@@ -6166,7 +9415,7 @@
               <w:rPr>
                 <w:rFonts w:ascii="Tahoma" w:hAnsi="Tahoma" w:cs="Tahoma" w:eastAsia="Tahoma"/>
               </w:rPr>
-              <w:t>เลือก COM ผิดหรือ baud ผิด</w:t>
+              <w:t>ยังไม่ได้ติดตั้ง PlatformIO หรือ terminal ยังใช้ environment เก่า</w:t>
             </w:r>
           </w:p>
         </w:tc>
@@ -6188,13 +9437,928 @@
               <w:rPr>
                 <w:rFonts w:ascii="Tahoma" w:hAnsi="Tahoma" w:cs="Tahoma" w:eastAsia="Tahoma"/>
               </w:rPr>
-              <w:t>ใช้ `pio device list` และ baud 115200</w:t>
+              <w:t xml:space="preserve">ติดตั้ง PlatformIO, เปิด terminal ใหม่ แล้วรัน </w:t>
+            </w:r>
+            <w:r>
+              <w:rPr>
+                <w:rFonts w:ascii="Consolas" w:hAnsi="Consolas" w:cs="Tahoma" w:eastAsia="Tahoma"/>
+                <w:color w:val="1F2937"/>
+              </w:rPr>
+              <w:t>.cmd</w:t>
+            </w:r>
+            <w:r>
+              <w:rPr>
+                <w:rFonts w:ascii="Tahoma" w:hAnsi="Tahoma" w:cs="Tahoma" w:eastAsia="Tahoma"/>
+              </w:rPr>
+              <w:t xml:space="preserve"> อีกครั้ง</w:t>
+            </w:r>
+          </w:p>
+        </w:tc>
+      </w:tr>
+      <w:tr>
+        <w:trPr>
+          <w:cantSplit/>
+        </w:trPr>
+        <w:tc>
+          <w:tcPr>
+            <w:tcW w:w="3120" w:type="dxa"/>
+            <w:tcMar>
+              <w:top w:w="80" w:type="dxa"/>
+              <w:bottom w:w="80" w:type="dxa"/>
+              <w:start w:w="120" w:type="dxa"/>
+              <w:end w:w="120" w:type="dxa"/>
+            </w:tcMar>
+          </w:tcPr>
+          <w:p>
+            <w:pPr>
+              <w:spacing w:after="80" w:line="300" w:lineRule="auto"/>
+            </w:pPr>
+            <w:r>
+              <w:rPr>
+                <w:rFonts w:ascii="Tahoma" w:hAnsi="Tahoma" w:cs="Tahoma" w:eastAsia="Tahoma"/>
+              </w:rPr>
+              <w:t>script ถูก PowerShell execution policy บล็อก</w:t>
+            </w:r>
+          </w:p>
+        </w:tc>
+        <w:tc>
+          <w:tcPr>
+            <w:tcW w:w="3120" w:type="dxa"/>
+            <w:tcMar>
+              <w:top w:w="80" w:type="dxa"/>
+              <w:bottom w:w="80" w:type="dxa"/>
+              <w:start w:w="120" w:type="dxa"/>
+              <w:end w:w="120" w:type="dxa"/>
+            </w:tcMar>
+          </w:tcPr>
+          <w:p>
+            <w:pPr>
+              <w:spacing w:after="80" w:line="300" w:lineRule="auto"/>
+            </w:pPr>
+            <w:r>
+              <w:rPr>
+                <w:rFonts w:ascii="Tahoma" w:hAnsi="Tahoma" w:cs="Tahoma" w:eastAsia="Tahoma"/>
+              </w:rPr>
+              <w:t xml:space="preserve">เปิด </w:t>
+            </w:r>
+            <w:r>
+              <w:rPr>
+                <w:rFonts w:ascii="Consolas" w:hAnsi="Consolas" w:cs="Tahoma" w:eastAsia="Tahoma"/>
+                <w:color w:val="1F2937"/>
+              </w:rPr>
+              <w:t>.ps1</w:t>
+            </w:r>
+            <w:r>
+              <w:rPr>
+                <w:rFonts w:ascii="Tahoma" w:hAnsi="Tahoma" w:cs="Tahoma" w:eastAsia="Tahoma"/>
+              </w:rPr>
+              <w:t xml:space="preserve"> โดยตรงบนเครื่องที่ policy เข้ม</w:t>
+            </w:r>
+          </w:p>
+        </w:tc>
+        <w:tc>
+          <w:tcPr>
+            <w:tcW w:w="3120" w:type="dxa"/>
+            <w:tcMar>
+              <w:top w:w="80" w:type="dxa"/>
+              <w:bottom w:w="80" w:type="dxa"/>
+              <w:start w:w="120" w:type="dxa"/>
+              <w:end w:w="120" w:type="dxa"/>
+            </w:tcMar>
+          </w:tcPr>
+          <w:p>
+            <w:pPr>
+              <w:spacing w:after="80" w:line="300" w:lineRule="auto"/>
+            </w:pPr>
+            <w:r>
+              <w:rPr>
+                <w:rFonts w:ascii="Tahoma" w:hAnsi="Tahoma" w:cs="Tahoma" w:eastAsia="Tahoma"/>
+              </w:rPr>
+              <w:t xml:space="preserve">ใช้ launcher </w:t>
+            </w:r>
+            <w:r>
+              <w:rPr>
+                <w:rFonts w:ascii="Consolas" w:hAnsi="Consolas" w:cs="Tahoma" w:eastAsia="Tahoma"/>
+                <w:color w:val="1F2937"/>
+              </w:rPr>
+              <w:t>.cmd</w:t>
+            </w:r>
+            <w:r>
+              <w:rPr>
+                <w:rFonts w:ascii="Tahoma" w:hAnsi="Tahoma" w:cs="Tahoma" w:eastAsia="Tahoma"/>
+              </w:rPr>
+              <w:t xml:space="preserve"> ที่ชื่อเดียวกัน</w:t>
+            </w:r>
+          </w:p>
+        </w:tc>
+      </w:tr>
+      <w:tr>
+        <w:trPr>
+          <w:cantSplit/>
+        </w:trPr>
+        <w:tc>
+          <w:tcPr>
+            <w:tcW w:w="3120" w:type="dxa"/>
+            <w:tcMar>
+              <w:top w:w="80" w:type="dxa"/>
+              <w:bottom w:w="80" w:type="dxa"/>
+              <w:start w:w="120" w:type="dxa"/>
+              <w:end w:w="120" w:type="dxa"/>
+            </w:tcMar>
+          </w:tcPr>
+          <w:p>
+            <w:pPr>
+              <w:spacing w:after="80" w:line="300" w:lineRule="auto"/>
+            </w:pPr>
+            <w:r>
+              <w:rPr>
+                <w:rFonts w:ascii="Tahoma" w:hAnsi="Tahoma" w:cs="Tahoma" w:eastAsia="Tahoma"/>
+              </w:rPr>
+              <w:t>PA5 ไม่กระพริบหลัง flash</w:t>
+            </w:r>
+          </w:p>
+        </w:tc>
+        <w:tc>
+          <w:tcPr>
+            <w:tcW w:w="3120" w:type="dxa"/>
+            <w:tcMar>
+              <w:top w:w="80" w:type="dxa"/>
+              <w:bottom w:w="80" w:type="dxa"/>
+              <w:start w:w="120" w:type="dxa"/>
+              <w:end w:w="120" w:type="dxa"/>
+            </w:tcMar>
+          </w:tcPr>
+          <w:p>
+            <w:pPr>
+              <w:spacing w:after="80" w:line="300" w:lineRule="auto"/>
+            </w:pPr>
+            <w:r>
+              <w:rPr>
+                <w:rFonts w:ascii="Tahoma" w:hAnsi="Tahoma" w:cs="Tahoma" w:eastAsia="Tahoma"/>
+              </w:rPr>
+              <w:t>core ไม่เริ่ม, vector table ผิด, task start fail หรือ watchdog reset loop</w:t>
+            </w:r>
+          </w:p>
+        </w:tc>
+        <w:tc>
+          <w:tcPr>
+            <w:tcW w:w="3120" w:type="dxa"/>
+            <w:tcMar>
+              <w:top w:w="80" w:type="dxa"/>
+              <w:bottom w:w="80" w:type="dxa"/>
+              <w:start w:w="120" w:type="dxa"/>
+              <w:end w:w="120" w:type="dxa"/>
+            </w:tcMar>
+          </w:tcPr>
+          <w:p>
+            <w:pPr>
+              <w:spacing w:after="80" w:line="300" w:lineRule="auto"/>
+            </w:pPr>
+            <w:r>
+              <w:rPr>
+                <w:rFonts w:ascii="Tahoma" w:hAnsi="Tahoma" w:cs="Tahoma" w:eastAsia="Tahoma"/>
+              </w:rPr>
+              <w:t xml:space="preserve">flash ใหม่ด้วย </w:t>
+            </w:r>
+            <w:r>
+              <w:rPr>
+                <w:rFonts w:ascii="Consolas" w:hAnsi="Consolas" w:cs="Tahoma" w:eastAsia="Tahoma"/>
+                <w:color w:val="1F2937"/>
+              </w:rPr>
+              <w:t>.cmd</w:t>
+            </w:r>
+            <w:r>
+              <w:rPr>
+                <w:rFonts w:ascii="Tahoma" w:hAnsi="Tahoma" w:cs="Tahoma" w:eastAsia="Tahoma"/>
+              </w:rPr>
+              <w:t xml:space="preserve">, เปิด console, ตรวจ VTOR ต้องชี้ Slot A </w:t>
+            </w:r>
+            <w:r>
+              <w:rPr>
+                <w:rFonts w:ascii="Consolas" w:hAnsi="Consolas" w:cs="Tahoma" w:eastAsia="Tahoma"/>
+                <w:color w:val="1F2937"/>
+              </w:rPr>
+              <w:t>0x08004000</w:t>
+            </w:r>
+            <w:r>
+              <w:rPr>
+                <w:rFonts w:ascii="Tahoma" w:hAnsi="Tahoma" w:cs="Tahoma" w:eastAsia="Tahoma"/>
+              </w:rPr>
+              <w:t xml:space="preserve"> และดู retained fault log</w:t>
+            </w:r>
+          </w:p>
+        </w:tc>
+      </w:tr>
+      <w:tr>
+        <w:trPr>
+          <w:cantSplit/>
+        </w:trPr>
+        <w:tc>
+          <w:tcPr>
+            <w:tcW w:w="3120" w:type="dxa"/>
+            <w:tcMar>
+              <w:top w:w="80" w:type="dxa"/>
+              <w:bottom w:w="80" w:type="dxa"/>
+              <w:start w:w="120" w:type="dxa"/>
+              <w:end w:w="120" w:type="dxa"/>
+            </w:tcMar>
+          </w:tcPr>
+          <w:p>
+            <w:pPr>
+              <w:spacing w:after="80" w:line="300" w:lineRule="auto"/>
+            </w:pPr>
+            <w:r>
+              <w:rPr>
+                <w:rFonts w:ascii="Tahoma" w:hAnsi="Tahoma" w:cs="Tahoma" w:eastAsia="Tahoma"/>
+              </w:rPr>
+              <w:t>PA5 กระพริบถี่/ช้าผิดจากประมาณ 500 ms</w:t>
+            </w:r>
+          </w:p>
+        </w:tc>
+        <w:tc>
+          <w:tcPr>
+            <w:tcW w:w="3120" w:type="dxa"/>
+            <w:tcMar>
+              <w:top w:w="80" w:type="dxa"/>
+              <w:bottom w:w="80" w:type="dxa"/>
+              <w:start w:w="120" w:type="dxa"/>
+              <w:end w:w="120" w:type="dxa"/>
+            </w:tcMar>
+          </w:tcPr>
+          <w:p>
+            <w:pPr>
+              <w:spacing w:after="80" w:line="300" w:lineRule="auto"/>
+            </w:pPr>
+            <w:r>
+              <w:rPr>
+                <w:rFonts w:ascii="Tahoma" w:hAnsi="Tahoma" w:cs="Tahoma" w:eastAsia="Tahoma"/>
+              </w:rPr>
+              <w:t>กำลังอยู่ bootloader safe loop หรือ clock/tick ผิด</w:t>
+            </w:r>
+          </w:p>
+        </w:tc>
+        <w:tc>
+          <w:tcPr>
+            <w:tcW w:w="3120" w:type="dxa"/>
+            <w:tcMar>
+              <w:top w:w="80" w:type="dxa"/>
+              <w:bottom w:w="80" w:type="dxa"/>
+              <w:start w:w="120" w:type="dxa"/>
+              <w:end w:w="120" w:type="dxa"/>
+            </w:tcMar>
+          </w:tcPr>
+          <w:p>
+            <w:pPr>
+              <w:spacing w:after="80" w:line="300" w:lineRule="auto"/>
+            </w:pPr>
+            <w:r>
+              <w:rPr>
+                <w:rFonts w:ascii="Tahoma" w:hAnsi="Tahoma" w:cs="Tahoma" w:eastAsia="Tahoma"/>
+              </w:rPr>
+              <w:t>ตรวจว่า core/bootloader เป็น env คู่กันและ CRC ตรง แล้ววัด reset/console</w:t>
+            </w:r>
+          </w:p>
+        </w:tc>
+      </w:tr>
+      <w:tr>
+        <w:trPr>
+          <w:cantSplit/>
+        </w:trPr>
+        <w:tc>
+          <w:tcPr>
+            <w:tcW w:w="3120" w:type="dxa"/>
+            <w:tcMar>
+              <w:top w:w="80" w:type="dxa"/>
+              <w:bottom w:w="80" w:type="dxa"/>
+              <w:start w:w="120" w:type="dxa"/>
+              <w:end w:w="120" w:type="dxa"/>
+            </w:tcMar>
+          </w:tcPr>
+          <w:p>
+            <w:pPr>
+              <w:spacing w:after="80" w:line="300" w:lineRule="auto"/>
+            </w:pPr>
+            <w:r>
+              <w:rPr>
+                <w:rFonts w:ascii="Tahoma" w:hAnsi="Tahoma" w:cs="Tahoma" w:eastAsia="Tahoma"/>
+              </w:rPr>
+              <w:t>เพิ่ม task แล้ว reset ซ้ำ</w:t>
+            </w:r>
+          </w:p>
+        </w:tc>
+        <w:tc>
+          <w:tcPr>
+            <w:tcW w:w="3120" w:type="dxa"/>
+            <w:tcMar>
+              <w:top w:w="80" w:type="dxa"/>
+              <w:bottom w:w="80" w:type="dxa"/>
+              <w:start w:w="120" w:type="dxa"/>
+              <w:end w:w="120" w:type="dxa"/>
+            </w:tcMar>
+          </w:tcPr>
+          <w:p>
+            <w:pPr>
+              <w:spacing w:after="80" w:line="300" w:lineRule="auto"/>
+            </w:pPr>
+            <w:r>
+              <w:rPr>
+                <w:rFonts w:ascii="Tahoma" w:hAnsi="Tahoma" w:cs="Tahoma" w:eastAsia="Tahoma"/>
+              </w:rPr>
+              <w:t>ไม่ check-in, deadline สั้นเกิน, stack ไม่พอ หรือ blocking I/O</w:t>
+            </w:r>
+          </w:p>
+        </w:tc>
+        <w:tc>
+          <w:tcPr>
+            <w:tcW w:w="3120" w:type="dxa"/>
+            <w:tcMar>
+              <w:top w:w="80" w:type="dxa"/>
+              <w:bottom w:w="80" w:type="dxa"/>
+              <w:start w:w="120" w:type="dxa"/>
+              <w:end w:w="120" w:type="dxa"/>
+            </w:tcMar>
+          </w:tcPr>
+          <w:p>
+            <w:pPr>
+              <w:spacing w:after="80" w:line="300" w:lineRule="auto"/>
+            </w:pPr>
+            <w:r>
+              <w:rPr>
+                <w:rFonts w:ascii="Tahoma" w:hAnsi="Tahoma" w:cs="Tahoma" w:eastAsia="Tahoma"/>
+              </w:rPr>
+              <w:t>เพิ่ม margin, จำกัด timeout, ตรวจ stack high-water mark และ test failure path</w:t>
+            </w:r>
+          </w:p>
+        </w:tc>
+      </w:tr>
+      <w:tr>
+        <w:trPr>
+          <w:cantSplit/>
+        </w:trPr>
+        <w:tc>
+          <w:tcPr>
+            <w:tcW w:w="3120" w:type="dxa"/>
+            <w:tcMar>
+              <w:top w:w="80" w:type="dxa"/>
+              <w:bottom w:w="80" w:type="dxa"/>
+              <w:start w:w="120" w:type="dxa"/>
+              <w:end w:w="120" w:type="dxa"/>
+            </w:tcMar>
+          </w:tcPr>
+          <w:p>
+            <w:pPr>
+              <w:spacing w:after="80" w:line="300" w:lineRule="auto"/>
+            </w:pPr>
+            <w:r>
+              <w:rPr>
+                <w:rFonts w:ascii="Tahoma" w:hAnsi="Tahoma" w:cs="Tahoma" w:eastAsia="Tahoma"/>
+              </w:rPr>
+              <w:t>เพิ่ม task แล้ว health ของ task อื่นผิด</w:t>
+            </w:r>
+          </w:p>
+        </w:tc>
+        <w:tc>
+          <w:tcPr>
+            <w:tcW w:w="3120" w:type="dxa"/>
+            <w:tcMar>
+              <w:top w:w="80" w:type="dxa"/>
+              <w:bottom w:w="80" w:type="dxa"/>
+              <w:start w:w="120" w:type="dxa"/>
+              <w:end w:w="120" w:type="dxa"/>
+            </w:tcMar>
+          </w:tcPr>
+          <w:p>
+            <w:pPr>
+              <w:spacing w:after="80" w:line="300" w:lineRule="auto"/>
+            </w:pPr>
+            <w:r>
+              <w:rPr>
+                <w:rFonts w:ascii="Tahoma" w:hAnsi="Tahoma" w:cs="Tahoma" w:eastAsia="Tahoma"/>
+              </w:rPr>
+              <w:t>ใช้ TaskId ซ้ำหรือ registry เต็ม</w:t>
+            </w:r>
+          </w:p>
+        </w:tc>
+        <w:tc>
+          <w:tcPr>
+            <w:tcW w:w="3120" w:type="dxa"/>
+            <w:tcMar>
+              <w:top w:w="80" w:type="dxa"/>
+              <w:bottom w:w="80" w:type="dxa"/>
+              <w:start w:w="120" w:type="dxa"/>
+              <w:end w:w="120" w:type="dxa"/>
+            </w:tcMar>
+          </w:tcPr>
+          <w:p>
+            <w:pPr>
+              <w:spacing w:after="80" w:line="300" w:lineRule="auto"/>
+            </w:pPr>
+            <w:r>
+              <w:rPr>
+                <w:rFonts w:ascii="Tahoma" w:hAnsi="Tahoma" w:cs="Tahoma" w:eastAsia="Tahoma"/>
+              </w:rPr>
+              <w:t>กำหนด ID ใหม่และเพิ่ม capacity อย่างมีเหตุผล</w:t>
+            </w:r>
+          </w:p>
+        </w:tc>
+      </w:tr>
+      <w:tr>
+        <w:trPr>
+          <w:cantSplit/>
+        </w:trPr>
+        <w:tc>
+          <w:tcPr>
+            <w:tcW w:w="3120" w:type="dxa"/>
+            <w:tcMar>
+              <w:top w:w="80" w:type="dxa"/>
+              <w:bottom w:w="80" w:type="dxa"/>
+              <w:start w:w="120" w:type="dxa"/>
+              <w:end w:w="120" w:type="dxa"/>
+            </w:tcMar>
+          </w:tcPr>
+          <w:p>
+            <w:pPr>
+              <w:spacing w:after="80" w:line="300" w:lineRule="auto"/>
+            </w:pPr>
+            <w:r>
+              <w:rPr>
+                <w:rFonts w:ascii="Tahoma" w:hAnsi="Tahoma" w:cs="Tahoma" w:eastAsia="Tahoma"/>
+              </w:rPr>
+              <w:t>HardFault ทันทีหลัง jump เข้า core</w:t>
+            </w:r>
+          </w:p>
+        </w:tc>
+        <w:tc>
+          <w:tcPr>
+            <w:tcW w:w="3120" w:type="dxa"/>
+            <w:tcMar>
+              <w:top w:w="80" w:type="dxa"/>
+              <w:bottom w:w="80" w:type="dxa"/>
+              <w:start w:w="120" w:type="dxa"/>
+              <w:end w:w="120" w:type="dxa"/>
+            </w:tcMar>
+          </w:tcPr>
+          <w:p>
+            <w:pPr>
+              <w:spacing w:after="80" w:line="300" w:lineRule="auto"/>
+            </w:pPr>
+            <w:r>
+              <w:rPr>
+                <w:rFonts w:ascii="Tahoma" w:hAnsi="Tahoma" w:cs="Tahoma" w:eastAsia="Tahoma"/>
+              </w:rPr>
+              <w:t>vector table/VTOR หรือ image address ไม่ตรง linker slot</w:t>
+            </w:r>
+          </w:p>
+        </w:tc>
+        <w:tc>
+          <w:tcPr>
+            <w:tcW w:w="3120" w:type="dxa"/>
+            <w:tcMar>
+              <w:top w:w="80" w:type="dxa"/>
+              <w:bottom w:w="80" w:type="dxa"/>
+              <w:start w:w="120" w:type="dxa"/>
+              <w:end w:w="120" w:type="dxa"/>
+            </w:tcMar>
+          </w:tcPr>
+          <w:p>
+            <w:pPr>
+              <w:spacing w:after="80" w:line="300" w:lineRule="auto"/>
+            </w:pPr>
+            <w:r>
+              <w:rPr>
+                <w:rFonts w:ascii="Tahoma" w:hAnsi="Tahoma" w:cs="Tahoma" w:eastAsia="Tahoma"/>
+              </w:rPr>
+              <w:t xml:space="preserve">ใช้ linker/env ที่ถูกต้องและอย่าลบการตั้ง </w:t>
+            </w:r>
+            <w:r>
+              <w:rPr>
+                <w:rFonts w:ascii="Consolas" w:hAnsi="Consolas" w:cs="Tahoma" w:eastAsia="Tahoma"/>
+                <w:color w:val="1F2937"/>
+              </w:rPr>
+              <w:t>SCB-&gt;VTOR</w:t>
+            </w:r>
+            <w:r>
+              <w:rPr>
+                <w:rFonts w:ascii="Tahoma" w:hAnsi="Tahoma" w:cs="Tahoma" w:eastAsia="Tahoma"/>
+              </w:rPr>
+              <w:t xml:space="preserve"> ก่อน </w:t>
+            </w:r>
+            <w:r>
+              <w:rPr>
+                <w:rFonts w:ascii="Consolas" w:hAnsi="Consolas" w:cs="Tahoma" w:eastAsia="Tahoma"/>
+                <w:color w:val="1F2937"/>
+              </w:rPr>
+              <w:t>HAL_Init()</w:t>
             </w:r>
           </w:p>
         </w:tc>
       </w:tr>
     </w:tbl>
     <w:p/>
+    <w:tbl>
+      <w:tblPr>
+        <w:tblW w:w="9360" w:type="dxa"/>
+        <w:tblInd w:w="120" w:type="dxa"/>
+        <w:tblBorders>
+          <w:top w:val="single" w:sz="4" w:color="C7D2E2"/>
+          <w:left w:val="single" w:sz="4" w:color="C7D2E2"/>
+          <w:bottom w:val="single" w:sz="4" w:color="C7D2E2"/>
+          <w:right w:val="single" w:sz="4" w:color="C7D2E2"/>
+          <w:insideH w:val="single" w:sz="4" w:color="C7D2E2"/>
+          <w:insideV w:val="single" w:sz="4" w:color="C7D2E2"/>
+        </w:tblBorders>
+        <w:tblCellMar>
+          <w:top w:w="80" w:type="dxa"/>
+          <w:bottom w:w="80" w:type="dxa"/>
+          <w:start w:w="120" w:type="dxa"/>
+          <w:end w:w="120" w:type="dxa"/>
+        </w:tblCellMar>
+      </w:tblPr>
+      <w:tblGrid>
+        <w:gridCol w:w="3120"/>
+        <w:gridCol w:w="3120"/>
+        <w:gridCol w:w="3120"/>
+      </w:tblGrid>
+      <w:tr>
+        <w:trPr>
+          <w:tblHeader/>
+          <w:cantSplit/>
+        </w:trPr>
+        <w:tc>
+          <w:tcPr>
+            <w:tcW w:w="3120" w:type="dxa"/>
+            <w:tcMar>
+              <w:top w:w="80" w:type="dxa"/>
+              <w:bottom w:w="80" w:type="dxa"/>
+              <w:start w:w="120" w:type="dxa"/>
+              <w:end w:w="120" w:type="dxa"/>
+            </w:tcMar>
+            <w:shd w:fill="E8EEF5"/>
+          </w:tcPr>
+          <w:p>
+            <w:pPr>
+              <w:spacing w:after="80" w:line="300" w:lineRule="auto"/>
+            </w:pPr>
+            <w:r>
+              <w:rPr>
+                <w:rFonts w:ascii="Tahoma" w:hAnsi="Tahoma" w:cs="Tahoma" w:eastAsia="Tahoma"/>
+                <w:b/>
+                <w:bCs/>
+              </w:rPr>
+              <w:t>อาการ</w:t>
+            </w:r>
+          </w:p>
+        </w:tc>
+        <w:tc>
+          <w:tcPr>
+            <w:tcW w:w="3120" w:type="dxa"/>
+            <w:tcMar>
+              <w:top w:w="80" w:type="dxa"/>
+              <w:bottom w:w="80" w:type="dxa"/>
+              <w:start w:w="120" w:type="dxa"/>
+              <w:end w:w="120" w:type="dxa"/>
+            </w:tcMar>
+            <w:shd w:fill="E8EEF5"/>
+          </w:tcPr>
+          <w:p>
+            <w:pPr>
+              <w:spacing w:after="80" w:line="300" w:lineRule="auto"/>
+            </w:pPr>
+            <w:r>
+              <w:rPr>
+                <w:rFonts w:ascii="Tahoma" w:hAnsi="Tahoma" w:cs="Tahoma" w:eastAsia="Tahoma"/>
+                <w:b/>
+                <w:bCs/>
+              </w:rPr>
+              <w:t>สาเหตุที่พบบ่อย</w:t>
+            </w:r>
+          </w:p>
+        </w:tc>
+        <w:tc>
+          <w:tcPr>
+            <w:tcW w:w="3120" w:type="dxa"/>
+            <w:tcMar>
+              <w:top w:w="80" w:type="dxa"/>
+              <w:bottom w:w="80" w:type="dxa"/>
+              <w:start w:w="120" w:type="dxa"/>
+              <w:end w:w="120" w:type="dxa"/>
+            </w:tcMar>
+            <w:shd w:fill="E8EEF5"/>
+          </w:tcPr>
+          <w:p>
+            <w:pPr>
+              <w:spacing w:after="80" w:line="300" w:lineRule="auto"/>
+            </w:pPr>
+            <w:r>
+              <w:rPr>
+                <w:rFonts w:ascii="Tahoma" w:hAnsi="Tahoma" w:cs="Tahoma" w:eastAsia="Tahoma"/>
+                <w:b/>
+                <w:bCs/>
+              </w:rPr>
+              <w:t>วิธีแก้</w:t>
+            </w:r>
+          </w:p>
+        </w:tc>
+      </w:tr>
+      <w:tr>
+        <w:trPr>
+          <w:cantSplit/>
+        </w:trPr>
+        <w:tc>
+          <w:tcPr>
+            <w:tcW w:w="3120" w:type="dxa"/>
+            <w:tcMar>
+              <w:top w:w="80" w:type="dxa"/>
+              <w:bottom w:w="80" w:type="dxa"/>
+              <w:start w:w="120" w:type="dxa"/>
+              <w:end w:w="120" w:type="dxa"/>
+            </w:tcMar>
+          </w:tcPr>
+          <w:p>
+            <w:pPr>
+              <w:spacing w:after="80" w:line="300" w:lineRule="auto"/>
+            </w:pPr>
+            <w:r>
+              <w:rPr>
+                <w:rFonts w:ascii="Tahoma" w:hAnsi="Tahoma" w:cs="Tahoma" w:eastAsia="Tahoma"/>
+              </w:rPr>
+              <w:t>PA6 ไม่มี pulse</w:t>
+            </w:r>
+          </w:p>
+        </w:tc>
+        <w:tc>
+          <w:tcPr>
+            <w:tcW w:w="3120" w:type="dxa"/>
+            <w:tcMar>
+              <w:top w:w="80" w:type="dxa"/>
+              <w:bottom w:w="80" w:type="dxa"/>
+              <w:start w:w="120" w:type="dxa"/>
+              <w:end w:w="120" w:type="dxa"/>
+            </w:tcMar>
+          </w:tcPr>
+          <w:p>
+            <w:pPr>
+              <w:spacing w:after="80" w:line="300" w:lineRule="auto"/>
+            </w:pPr>
+            <w:r>
+              <w:rPr>
+                <w:rFonts w:ascii="Tahoma" w:hAnsi="Tahoma" w:cs="Tahoma" w:eastAsia="Tahoma"/>
+              </w:rPr>
+              <w:t>ใช้ env ผิด หรือ bootloader ไม่ jump เข้า core</w:t>
+            </w:r>
+          </w:p>
+        </w:tc>
+        <w:tc>
+          <w:tcPr>
+            <w:tcW w:w="3120" w:type="dxa"/>
+            <w:tcMar>
+              <w:top w:w="80" w:type="dxa"/>
+              <w:bottom w:w="80" w:type="dxa"/>
+              <w:start w:w="120" w:type="dxa"/>
+              <w:end w:w="120" w:type="dxa"/>
+            </w:tcMar>
+          </w:tcPr>
+          <w:p>
+            <w:pPr>
+              <w:spacing w:after="80" w:line="300" w:lineRule="auto"/>
+            </w:pPr>
+            <w:r>
+              <w:rPr>
+                <w:rFonts w:ascii="Tahoma" w:hAnsi="Tahoma" w:cs="Tahoma" w:eastAsia="Tahoma"/>
+              </w:rPr>
+              <w:t>ตรวจ env, PA5 heartbeat, และ build/flash ตามลำดับ</w:t>
+            </w:r>
+          </w:p>
+        </w:tc>
+      </w:tr>
+      <w:tr>
+        <w:trPr>
+          <w:cantSplit/>
+        </w:trPr>
+        <w:tc>
+          <w:tcPr>
+            <w:tcW w:w="3120" w:type="dxa"/>
+            <w:tcMar>
+              <w:top w:w="80" w:type="dxa"/>
+              <w:bottom w:w="80" w:type="dxa"/>
+              <w:start w:w="120" w:type="dxa"/>
+              <w:end w:w="120" w:type="dxa"/>
+            </w:tcMar>
+          </w:tcPr>
+          <w:p>
+            <w:pPr>
+              <w:spacing w:after="80" w:line="300" w:lineRule="auto"/>
+            </w:pPr>
+            <w:r>
+              <w:rPr>
+                <w:rFonts w:ascii="Tahoma" w:hAnsi="Tahoma" w:cs="Tahoma" w:eastAsia="Tahoma"/>
+              </w:rPr>
+              <w:t>laser ไม่ยิง แต่ PA6 มี pulse</w:t>
+            </w:r>
+          </w:p>
+        </w:tc>
+        <w:tc>
+          <w:tcPr>
+            <w:tcW w:w="3120" w:type="dxa"/>
+            <w:tcMar>
+              <w:top w:w="80" w:type="dxa"/>
+              <w:bottom w:w="80" w:type="dxa"/>
+              <w:start w:w="120" w:type="dxa"/>
+              <w:end w:w="120" w:type="dxa"/>
+            </w:tcMar>
+          </w:tcPr>
+          <w:p>
+            <w:pPr>
+              <w:spacing w:after="80" w:line="300" w:lineRule="auto"/>
+            </w:pPr>
+            <w:r>
+              <w:rPr>
+                <w:rFonts w:ascii="Tahoma" w:hAnsi="Tahoma" w:cs="Tahoma" w:eastAsia="Tahoma"/>
+              </w:rPr>
+              <w:t>hardware laser driver ต่อผิดหรือไม่รับ 3.3 V</w:t>
+            </w:r>
+          </w:p>
+        </w:tc>
+        <w:tc>
+          <w:tcPr>
+            <w:tcW w:w="3120" w:type="dxa"/>
+            <w:tcMar>
+              <w:top w:w="80" w:type="dxa"/>
+              <w:bottom w:w="80" w:type="dxa"/>
+              <w:start w:w="120" w:type="dxa"/>
+              <w:end w:w="120" w:type="dxa"/>
+            </w:tcMar>
+          </w:tcPr>
+          <w:p>
+            <w:pPr>
+              <w:spacing w:after="80" w:line="300" w:lineRule="auto"/>
+            </w:pPr>
+            <w:r>
+              <w:rPr>
+                <w:rFonts w:ascii="Tahoma" w:hAnsi="Tahoma" w:cs="Tahoma" w:eastAsia="Tahoma"/>
+              </w:rPr>
+              <w:t>ตรวจ driver, GND, supply และ enable pin</w:t>
+            </w:r>
+          </w:p>
+        </w:tc>
+      </w:tr>
+      <w:tr>
+        <w:trPr>
+          <w:cantSplit/>
+        </w:trPr>
+        <w:tc>
+          <w:tcPr>
+            <w:tcW w:w="3120" w:type="dxa"/>
+            <w:tcMar>
+              <w:top w:w="80" w:type="dxa"/>
+              <w:bottom w:w="80" w:type="dxa"/>
+              <w:start w:w="120" w:type="dxa"/>
+              <w:end w:w="120" w:type="dxa"/>
+            </w:tcMar>
+          </w:tcPr>
+          <w:p>
+            <w:pPr>
+              <w:spacing w:after="80" w:line="300" w:lineRule="auto"/>
+            </w:pPr>
+            <w:r>
+              <w:rPr>
+                <w:rFonts w:ascii="Tahoma" w:hAnsi="Tahoma" w:cs="Tahoma" w:eastAsia="Tahoma"/>
+              </w:rPr>
+              <w:t>payload ไม่ตอบ</w:t>
+            </w:r>
+          </w:p>
+        </w:tc>
+        <w:tc>
+          <w:tcPr>
+            <w:tcW w:w="3120" w:type="dxa"/>
+            <w:tcMar>
+              <w:top w:w="80" w:type="dxa"/>
+              <w:bottom w:w="80" w:type="dxa"/>
+              <w:start w:w="120" w:type="dxa"/>
+              <w:end w:w="120" w:type="dxa"/>
+            </w:tcMar>
+          </w:tcPr>
+          <w:p>
+            <w:pPr>
+              <w:spacing w:after="80" w:line="300" w:lineRule="auto"/>
+            </w:pPr>
+            <w:r>
+              <w:rPr>
+                <w:rFonts w:ascii="Tahoma" w:hAnsi="Tahoma" w:cs="Tahoma" w:eastAsia="Tahoma"/>
+              </w:rPr>
+              <w:t>ต่อ TX/RX ไม่ไขว้, ไม่ต่อ GND, COM/board ผิด</w:t>
+            </w:r>
+          </w:p>
+        </w:tc>
+        <w:tc>
+          <w:tcPr>
+            <w:tcW w:w="3120" w:type="dxa"/>
+            <w:tcMar>
+              <w:top w:w="80" w:type="dxa"/>
+              <w:bottom w:w="80" w:type="dxa"/>
+              <w:start w:w="120" w:type="dxa"/>
+              <w:end w:w="120" w:type="dxa"/>
+            </w:tcMar>
+          </w:tcPr>
+          <w:p>
+            <w:pPr>
+              <w:spacing w:after="80" w:line="300" w:lineRule="auto"/>
+            </w:pPr>
+            <w:r>
+              <w:rPr>
+                <w:rFonts w:ascii="Tahoma" w:hAnsi="Tahoma" w:cs="Tahoma" w:eastAsia="Tahoma"/>
+              </w:rPr>
+              <w:t>ตรวจ wiring และ flash ทีละบอร์ด</w:t>
+            </w:r>
+          </w:p>
+        </w:tc>
+      </w:tr>
+      <w:tr>
+        <w:trPr>
+          <w:cantSplit/>
+        </w:trPr>
+        <w:tc>
+          <w:tcPr>
+            <w:tcW w:w="3120" w:type="dxa"/>
+            <w:tcMar>
+              <w:top w:w="80" w:type="dxa"/>
+              <w:bottom w:w="80" w:type="dxa"/>
+              <w:start w:w="120" w:type="dxa"/>
+              <w:end w:w="120" w:type="dxa"/>
+            </w:tcMar>
+          </w:tcPr>
+          <w:p>
+            <w:pPr>
+              <w:spacing w:after="80" w:line="300" w:lineRule="auto"/>
+            </w:pPr>
+            <w:r>
+              <w:rPr>
+                <w:rFonts w:ascii="Tahoma" w:hAnsi="Tahoma" w:cs="Tahoma" w:eastAsia="Tahoma"/>
+              </w:rPr>
+              <w:t>serial monitor ไม่เห็นข้อความ</w:t>
+            </w:r>
+          </w:p>
+        </w:tc>
+        <w:tc>
+          <w:tcPr>
+            <w:tcW w:w="3120" w:type="dxa"/>
+            <w:tcMar>
+              <w:top w:w="80" w:type="dxa"/>
+              <w:bottom w:w="80" w:type="dxa"/>
+              <w:start w:w="120" w:type="dxa"/>
+              <w:end w:w="120" w:type="dxa"/>
+            </w:tcMar>
+          </w:tcPr>
+          <w:p>
+            <w:pPr>
+              <w:spacing w:after="80" w:line="300" w:lineRule="auto"/>
+            </w:pPr>
+            <w:r>
+              <w:rPr>
+                <w:rFonts w:ascii="Tahoma" w:hAnsi="Tahoma" w:cs="Tahoma" w:eastAsia="Tahoma"/>
+              </w:rPr>
+              <w:t>เลือก COM ผิดหรือ baud ผิด</w:t>
+            </w:r>
+          </w:p>
+        </w:tc>
+        <w:tc>
+          <w:tcPr>
+            <w:tcW w:w="3120" w:type="dxa"/>
+            <w:tcMar>
+              <w:top w:w="80" w:type="dxa"/>
+              <w:bottom w:w="80" w:type="dxa"/>
+              <w:start w:w="120" w:type="dxa"/>
+              <w:end w:w="120" w:type="dxa"/>
+            </w:tcMar>
+          </w:tcPr>
+          <w:p>
+            <w:pPr>
+              <w:spacing w:after="80" w:line="300" w:lineRule="auto"/>
+            </w:pPr>
+            <w:r>
+              <w:rPr>
+                <w:rFonts w:ascii="Tahoma" w:hAnsi="Tahoma" w:cs="Tahoma" w:eastAsia="Tahoma"/>
+              </w:rPr>
+              <w:t xml:space="preserve">ใช้ </w:t>
+            </w:r>
+            <w:r>
+              <w:rPr>
+                <w:rFonts w:ascii="Consolas" w:hAnsi="Consolas" w:cs="Tahoma" w:eastAsia="Tahoma"/>
+                <w:color w:val="1F2937"/>
+              </w:rPr>
+              <w:t>pio device list</w:t>
+            </w:r>
+            <w:r>
+              <w:rPr>
+                <w:rFonts w:ascii="Tahoma" w:hAnsi="Tahoma" w:cs="Tahoma" w:eastAsia="Tahoma"/>
+              </w:rPr>
+              <w:t xml:space="preserve"> และ baud 115200</w:t>
+            </w:r>
+          </w:p>
+        </w:tc>
+      </w:tr>
+    </w:tbl>
+    <w:p/>
     <w:p>
       <w:pPr>
         <w:pStyle w:val="Heading1"/>
@@ -6203,23 +10367,19 @@
         <w:rPr>
           <w:rFonts w:ascii="Tahoma" w:hAnsi="Tahoma" w:cs="Tahoma" w:eastAsia="Tahoma"/>
         </w:rPr>
-        <w:t>18. Checklist ทดสอบ LaserCom</w:t>
-      </w:r>
-    </w:p>
-    <w:p/>
-    <w:p>
-      <w:pPr>
-        <w:pStyle w:val="Normal"/>
-        <w:numPr>
-          <w:ilvl w:val="0"/>
-          <w:numId w:val="1"/>
-        </w:numPr>
-      </w:pPr>
-      <w:r>
-        <w:rPr>
-          <w:rFonts w:ascii="Tahoma" w:hAnsi="Tahoma" w:cs="Tahoma" w:eastAsia="Tahoma"/>
-        </w:rPr>
-        <w:t xml:space="preserve">clone repo แล้วเห็น </w:t>
+        <w:t>19. Checklist ทดสอบ LaserCom</w:t>
+      </w:r>
+    </w:p>
+    <w:p/>
+    <w:p>
+      <w:pPr>
+        <w:pStyle w:val="Normal"/>
+      </w:pPr>
+      <w:r>
+        <w:rPr>
+          <w:rFonts w:ascii="Tahoma" w:hAnsi="Tahoma" w:cs="Tahoma" w:eastAsia="Tahoma"/>
+        </w:rPr>
+        <w:t xml:space="preserve">•  clone repo แล้วเห็น </w:t>
       </w:r>
       <w:r>
         <w:rPr>
@@ -6284,83 +10444,63 @@
     <w:p>
       <w:pPr>
         <w:pStyle w:val="Normal"/>
-        <w:numPr>
-          <w:ilvl w:val="0"/>
-          <w:numId w:val="1"/>
-        </w:numPr>
-      </w:pPr>
-      <w:r>
-        <w:rPr>
-          <w:rFonts w:ascii="Tahoma" w:hAnsi="Tahoma" w:cs="Tahoma" w:eastAsia="Tahoma"/>
-        </w:rPr>
-        <w:t>ติดตั้ง PlatformIO แล้ว</w:t>
-      </w:r>
-    </w:p>
-    <w:p>
-      <w:pPr>
-        <w:pStyle w:val="Normal"/>
-        <w:numPr>
-          <w:ilvl w:val="0"/>
-          <w:numId w:val="1"/>
-        </w:numPr>
-      </w:pPr>
-      <w:r>
-        <w:rPr>
-          <w:rFonts w:ascii="Tahoma" w:hAnsi="Tahoma" w:cs="Tahoma" w:eastAsia="Tahoma"/>
-        </w:rPr>
-        <w:t>ใช้บอร์ด NUCLEO-G431RB</w:t>
-      </w:r>
-    </w:p>
-    <w:p>
-      <w:pPr>
-        <w:pStyle w:val="Normal"/>
-        <w:numPr>
-          <w:ilvl w:val="0"/>
-          <w:numId w:val="1"/>
-        </w:numPr>
-      </w:pPr>
-      <w:r>
-        <w:rPr>
-          <w:rFonts w:ascii="Tahoma" w:hAnsi="Tahoma" w:cs="Tahoma" w:eastAsia="Tahoma"/>
-        </w:rPr>
-        <w:t>ต่อ PA6 ไปที่ input ของ laser driver ไม่ต่อ laser diode ตรง</w:t>
-      </w:r>
-    </w:p>
-    <w:p>
-      <w:pPr>
-        <w:pStyle w:val="Normal"/>
-        <w:numPr>
-          <w:ilvl w:val="0"/>
-          <w:numId w:val="1"/>
-        </w:numPr>
-      </w:pPr>
-      <w:r>
-        <w:rPr>
-          <w:rFonts w:ascii="Tahoma" w:hAnsi="Tahoma" w:cs="Tahoma" w:eastAsia="Tahoma"/>
-        </w:rPr>
-        <w:t>ต่อ GND ร่วม</w:t>
-      </w:r>
-    </w:p>
-    <w:p>
-      <w:pPr>
-        <w:pStyle w:val="Normal"/>
-        <w:numPr>
-          <w:ilvl w:val="0"/>
-          <w:numId w:val="1"/>
-        </w:numPr>
-      </w:pPr>
-      <w:r>
-        <w:rPr>
-          <w:rFonts w:ascii="Tahoma" w:hAnsi="Tahoma" w:cs="Tahoma" w:eastAsia="Tahoma"/>
-        </w:rPr>
-        <w:t xml:space="preserve">run </w:t>
-      </w:r>
-      <w:r>
-        <w:rPr>
-          <w:rFonts w:ascii="Consolas" w:hAnsi="Consolas" w:cs="Tahoma" w:eastAsia="Tahoma"/>
-          <w:color w:val="1F2937"/>
-        </w:rPr>
-        <w:t>.\tools\flash_lasercom.ps1</w:t>
+      </w:pPr>
+      <w:r>
+        <w:rPr>
+          <w:rFonts w:ascii="Tahoma" w:hAnsi="Tahoma" w:cs="Tahoma" w:eastAsia="Tahoma"/>
+        </w:rPr>
+        <w:t>•  ติดตั้ง PlatformIO แล้ว</w:t>
+      </w:r>
+    </w:p>
+    <w:p>
+      <w:pPr>
+        <w:pStyle w:val="Normal"/>
+      </w:pPr>
+      <w:r>
+        <w:rPr>
+          <w:rFonts w:ascii="Tahoma" w:hAnsi="Tahoma" w:cs="Tahoma" w:eastAsia="Tahoma"/>
+        </w:rPr>
+        <w:t>•  ใช้บอร์ด NUCLEO-G431RB</w:t>
+      </w:r>
+    </w:p>
+    <w:p>
+      <w:pPr>
+        <w:pStyle w:val="Normal"/>
+      </w:pPr>
+      <w:r>
+        <w:rPr>
+          <w:rFonts w:ascii="Tahoma" w:hAnsi="Tahoma" w:cs="Tahoma" w:eastAsia="Tahoma"/>
+        </w:rPr>
+        <w:t>•  ต่อ PA6 ไปที่ input ของ laser driver ไม่ต่อ laser diode ตรง</w:t>
+      </w:r>
+    </w:p>
+    <w:p>
+      <w:pPr>
+        <w:pStyle w:val="Normal"/>
+      </w:pPr>
+      <w:r>
+        <w:rPr>
+          <w:rFonts w:ascii="Tahoma" w:hAnsi="Tahoma" w:cs="Tahoma" w:eastAsia="Tahoma"/>
+        </w:rPr>
+        <w:t>•  ต่อ GND ร่วม</w:t>
+      </w:r>
+    </w:p>
+    <w:p>
+      <w:pPr>
+        <w:pStyle w:val="Normal"/>
+      </w:pPr>
+      <w:r>
+        <w:rPr>
+          <w:rFonts w:ascii="Tahoma" w:hAnsi="Tahoma" w:cs="Tahoma" w:eastAsia="Tahoma"/>
+        </w:rPr>
+        <w:t xml:space="preserve">•  run </w:t>
+      </w:r>
+      <w:r>
+        <w:rPr>
+          <w:rFonts w:ascii="Consolas" w:hAnsi="Consolas" w:cs="Tahoma" w:eastAsia="Tahoma"/>
+          <w:color w:val="1F2937"/>
+        </w:rPr>
+        <w:t>tools\flash_lasercom.cmd</w:t>
       </w:r>
       <w:r>
         <w:rPr>
@@ -6372,61 +10512,45 @@
     <w:p>
       <w:pPr>
         <w:pStyle w:val="Normal"/>
-        <w:numPr>
-          <w:ilvl w:val="0"/>
-          <w:numId w:val="1"/>
-        </w:numPr>
-      </w:pPr>
-      <w:r>
-        <w:rPr>
-          <w:rFonts w:ascii="Tahoma" w:hAnsi="Tahoma" w:cs="Tahoma" w:eastAsia="Tahoma"/>
-        </w:rPr>
-        <w:t>กด reset</w:t>
-      </w:r>
-    </w:p>
-    <w:p>
-      <w:pPr>
-        <w:pStyle w:val="Normal"/>
-        <w:numPr>
-          <w:ilvl w:val="0"/>
-          <w:numId w:val="1"/>
-        </w:numPr>
-      </w:pPr>
-      <w:r>
-        <w:rPr>
-          <w:rFonts w:ascii="Tahoma" w:hAnsi="Tahoma" w:cs="Tahoma" w:eastAsia="Tahoma"/>
-        </w:rPr>
-        <w:t>PA5 heartbeat กระพริบ</w:t>
-      </w:r>
-    </w:p>
-    <w:p>
-      <w:pPr>
-        <w:pStyle w:val="Normal"/>
-        <w:numPr>
-          <w:ilvl w:val="0"/>
-          <w:numId w:val="1"/>
-        </w:numPr>
-      </w:pPr>
-      <w:r>
-        <w:rPr>
-          <w:rFonts w:ascii="Tahoma" w:hAnsi="Tahoma" w:cs="Tahoma" w:eastAsia="Tahoma"/>
-        </w:rPr>
-        <w:t>PA6 มี pulse</w:t>
-      </w:r>
-    </w:p>
-    <w:p>
-      <w:pPr>
-        <w:pStyle w:val="Normal"/>
-        <w:numPr>
-          <w:ilvl w:val="0"/>
-          <w:numId w:val="1"/>
-        </w:numPr>
-      </w:pPr>
-      <w:r>
-        <w:rPr>
-          <w:rFonts w:ascii="Tahoma" w:hAnsi="Tahoma" w:cs="Tahoma" w:eastAsia="Tahoma"/>
-        </w:rPr>
-        <w:t>oscilloscope เห็น sync pulse และ pulse 2 ms / 4 ms</w:t>
+      </w:pPr>
+      <w:r>
+        <w:rPr>
+          <w:rFonts w:ascii="Tahoma" w:hAnsi="Tahoma" w:cs="Tahoma" w:eastAsia="Tahoma"/>
+        </w:rPr>
+        <w:t>•  กด reset</w:t>
+      </w:r>
+    </w:p>
+    <w:p>
+      <w:pPr>
+        <w:pStyle w:val="Normal"/>
+      </w:pPr>
+      <w:r>
+        <w:rPr>
+          <w:rFonts w:ascii="Tahoma" w:hAnsi="Tahoma" w:cs="Tahoma" w:eastAsia="Tahoma"/>
+        </w:rPr>
+        <w:t>•  PA5 heartbeat กระพริบ</w:t>
+      </w:r>
+    </w:p>
+    <w:p>
+      <w:pPr>
+        <w:pStyle w:val="Normal"/>
+      </w:pPr>
+      <w:r>
+        <w:rPr>
+          <w:rFonts w:ascii="Tahoma" w:hAnsi="Tahoma" w:cs="Tahoma" w:eastAsia="Tahoma"/>
+        </w:rPr>
+        <w:t>•  PA6 มี pulse</w:t>
+      </w:r>
+    </w:p>
+    <w:p>
+      <w:pPr>
+        <w:pStyle w:val="Normal"/>
+      </w:pPr>
+      <w:r>
+        <w:rPr>
+          <w:rFonts w:ascii="Tahoma" w:hAnsi="Tahoma" w:cs="Tahoma" w:eastAsia="Tahoma"/>
+        </w:rPr>
+        <w:t>•  oscilloscope เห็น sync pulse และ pulse 2 ms / 4 ms</w:t>
       </w:r>
     </w:p>
     <w:p/>
@@ -6438,172 +10562,132 @@
         <w:rPr>
           <w:rFonts w:ascii="Tahoma" w:hAnsi="Tahoma" w:cs="Tahoma" w:eastAsia="Tahoma"/>
         </w:rPr>
-        <w:t>19. Checklist ทดสอบ Payload UART</w:t>
-      </w:r>
-    </w:p>
-    <w:p/>
-    <w:p>
-      <w:pPr>
-        <w:pStyle w:val="Normal"/>
-        <w:numPr>
-          <w:ilvl w:val="0"/>
-          <w:numId w:val="1"/>
-        </w:numPr>
-      </w:pPr>
-      <w:r>
-        <w:rPr>
-          <w:rFonts w:ascii="Tahoma" w:hAnsi="Tahoma" w:cs="Tahoma" w:eastAsia="Tahoma"/>
-        </w:rPr>
-        <w:t xml:space="preserve">flash OBC G431 ด้วย </w:t>
-      </w:r>
-      <w:r>
-        <w:rPr>
-          <w:rFonts w:ascii="Consolas" w:hAnsi="Consolas" w:cs="Tahoma" w:eastAsia="Tahoma"/>
-          <w:color w:val="1F2937"/>
-        </w:rPr>
-        <w:t>.\tools\flash_payload_demo.ps1</w:t>
-      </w:r>
-    </w:p>
-    <w:p>
-      <w:pPr>
-        <w:pStyle w:val="Normal"/>
-        <w:numPr>
-          <w:ilvl w:val="0"/>
-          <w:numId w:val="1"/>
-        </w:numPr>
-      </w:pPr>
-      <w:r>
-        <w:rPr>
-          <w:rFonts w:ascii="Tahoma" w:hAnsi="Tahoma" w:cs="Tahoma" w:eastAsia="Tahoma"/>
-        </w:rPr>
-        <w:t xml:space="preserve">flash payload G474 ด้วย </w:t>
-      </w:r>
-      <w:r>
-        <w:rPr>
-          <w:rFonts w:ascii="Consolas" w:hAnsi="Consolas" w:cs="Tahoma" w:eastAsia="Tahoma"/>
-          <w:color w:val="1F2937"/>
-        </w:rPr>
-        <w:t>.\tools\flash_payload_responder.ps1</w:t>
-      </w:r>
-    </w:p>
-    <w:p>
-      <w:pPr>
-        <w:pStyle w:val="Normal"/>
-        <w:numPr>
-          <w:ilvl w:val="0"/>
-          <w:numId w:val="1"/>
-        </w:numPr>
-      </w:pPr>
-      <w:r>
-        <w:rPr>
-          <w:rFonts w:ascii="Tahoma" w:hAnsi="Tahoma" w:cs="Tahoma" w:eastAsia="Tahoma"/>
-        </w:rPr>
-        <w:t>ต่อ PC4/PC5 แบบ cross TX/RX</w:t>
-      </w:r>
-    </w:p>
-    <w:p>
-      <w:pPr>
-        <w:pStyle w:val="Normal"/>
-        <w:numPr>
-          <w:ilvl w:val="0"/>
-          <w:numId w:val="1"/>
-        </w:numPr>
-      </w:pPr>
-      <w:r>
-        <w:rPr>
-          <w:rFonts w:ascii="Tahoma" w:hAnsi="Tahoma" w:cs="Tahoma" w:eastAsia="Tahoma"/>
-        </w:rPr>
-        <w:t>ต่อ GND ร่วม</w:t>
-      </w:r>
-    </w:p>
-    <w:p>
-      <w:pPr>
-        <w:pStyle w:val="Normal"/>
-        <w:numPr>
-          <w:ilvl w:val="0"/>
-          <w:numId w:val="1"/>
-        </w:numPr>
-      </w:pPr>
-      <w:r>
-        <w:rPr>
-          <w:rFonts w:ascii="Tahoma" w:hAnsi="Tahoma" w:cs="Tahoma" w:eastAsia="Tahoma"/>
-        </w:rPr>
-        <w:t>ไม่ต่อ 3V3/5V ระหว่างบอร์ด</w:t>
-      </w:r>
-    </w:p>
-    <w:p>
-      <w:pPr>
-        <w:pStyle w:val="Normal"/>
-        <w:numPr>
-          <w:ilvl w:val="0"/>
-          <w:numId w:val="1"/>
-        </w:numPr>
-      </w:pPr>
-      <w:r>
-        <w:rPr>
-          <w:rFonts w:ascii="Tahoma" w:hAnsi="Tahoma" w:cs="Tahoma" w:eastAsia="Tahoma"/>
-        </w:rPr>
-        <w:t>เปิด serial monitor ที่ baud 115200</w:t>
-      </w:r>
-    </w:p>
-    <w:p>
-      <w:pPr>
-        <w:pStyle w:val="Normal"/>
-        <w:numPr>
-          <w:ilvl w:val="0"/>
-          <w:numId w:val="1"/>
-        </w:numPr>
-      </w:pPr>
-      <w:r>
-        <w:rPr>
-          <w:rFonts w:ascii="Tahoma" w:hAnsi="Tahoma" w:cs="Tahoma" w:eastAsia="Tahoma"/>
-        </w:rPr>
-        <w:t>เห็น payload READY</w:t>
-      </w:r>
-    </w:p>
-    <w:p>
-      <w:pPr>
-        <w:pStyle w:val="Normal"/>
-        <w:numPr>
-          <w:ilvl w:val="0"/>
-          <w:numId w:val="1"/>
-        </w:numPr>
-      </w:pPr>
-      <w:r>
-        <w:rPr>
-          <w:rFonts w:ascii="Tahoma" w:hAnsi="Tahoma" w:cs="Tahoma" w:eastAsia="Tahoma"/>
-        </w:rPr>
-        <w:t>เห็น OBC PAYLOAD_ONLINE</w:t>
-      </w:r>
-    </w:p>
-    <w:p>
-      <w:pPr>
-        <w:pStyle w:val="Normal"/>
-        <w:numPr>
-          <w:ilvl w:val="0"/>
-          <w:numId w:val="1"/>
-        </w:numPr>
-      </w:pPr>
-      <w:r>
-        <w:rPr>
-          <w:rFonts w:ascii="Tahoma" w:hAnsi="Tahoma" w:cs="Tahoma" w:eastAsia="Tahoma"/>
-        </w:rPr>
-        <w:t>กด button บน G474 แล้ว mode เปลี่ยน NORMAL/SILENT/BAD_CRC/DELAYED</w:t>
-      </w:r>
-    </w:p>
-    <w:p>
-      <w:pPr>
-        <w:pStyle w:val="Normal"/>
-        <w:numPr>
-          <w:ilvl w:val="0"/>
-          <w:numId w:val="1"/>
-        </w:numPr>
-      </w:pPr>
-      <w:r>
-        <w:rPr>
-          <w:rFonts w:ascii="Tahoma" w:hAnsi="Tahoma" w:cs="Tahoma" w:eastAsia="Tahoma"/>
-        </w:rPr>
-        <w:t>กลับมา NORMAL แล้ว OBC รายงาน recovery</w:t>
+        <w:t>20. Checklist ทดสอบ Payload UART</w:t>
+      </w:r>
+    </w:p>
+    <w:p/>
+    <w:p>
+      <w:pPr>
+        <w:pStyle w:val="Normal"/>
+      </w:pPr>
+      <w:r>
+        <w:rPr>
+          <w:rFonts w:ascii="Tahoma" w:hAnsi="Tahoma" w:cs="Tahoma" w:eastAsia="Tahoma"/>
+        </w:rPr>
+        <w:t xml:space="preserve">•  flash OBC G431 ด้วย </w:t>
+      </w:r>
+      <w:r>
+        <w:rPr>
+          <w:rFonts w:ascii="Consolas" w:hAnsi="Consolas" w:cs="Tahoma" w:eastAsia="Tahoma"/>
+          <w:color w:val="1F2937"/>
+        </w:rPr>
+        <w:t>tools\flash_payload_demo.cmd</w:t>
+      </w:r>
+    </w:p>
+    <w:p>
+      <w:pPr>
+        <w:pStyle w:val="Normal"/>
+      </w:pPr>
+      <w:r>
+        <w:rPr>
+          <w:rFonts w:ascii="Tahoma" w:hAnsi="Tahoma" w:cs="Tahoma" w:eastAsia="Tahoma"/>
+        </w:rPr>
+        <w:t xml:space="preserve">•  flash payload G474 ด้วย </w:t>
+      </w:r>
+      <w:r>
+        <w:rPr>
+          <w:rFonts w:ascii="Consolas" w:hAnsi="Consolas" w:cs="Tahoma" w:eastAsia="Tahoma"/>
+          <w:color w:val="1F2937"/>
+        </w:rPr>
+        <w:t>tools\flash_payload_responder.cmd</w:t>
+      </w:r>
+    </w:p>
+    <w:p>
+      <w:pPr>
+        <w:pStyle w:val="Normal"/>
+      </w:pPr>
+      <w:r>
+        <w:rPr>
+          <w:rFonts w:ascii="Tahoma" w:hAnsi="Tahoma" w:cs="Tahoma" w:eastAsia="Tahoma"/>
+        </w:rPr>
+        <w:t>•  ต่อ PC4/PC5 แบบ cross TX/RX</w:t>
+      </w:r>
+    </w:p>
+    <w:p>
+      <w:pPr>
+        <w:pStyle w:val="Normal"/>
+      </w:pPr>
+      <w:r>
+        <w:rPr>
+          <w:rFonts w:ascii="Tahoma" w:hAnsi="Tahoma" w:cs="Tahoma" w:eastAsia="Tahoma"/>
+        </w:rPr>
+        <w:t>•  ต่อ GND ร่วม</w:t>
+      </w:r>
+    </w:p>
+    <w:p>
+      <w:pPr>
+        <w:pStyle w:val="Normal"/>
+      </w:pPr>
+      <w:r>
+        <w:rPr>
+          <w:rFonts w:ascii="Tahoma" w:hAnsi="Tahoma" w:cs="Tahoma" w:eastAsia="Tahoma"/>
+        </w:rPr>
+        <w:t>•  ไม่ต่อ 3V3/5V ระหว่างบอร์ด</w:t>
+      </w:r>
+    </w:p>
+    <w:p>
+      <w:pPr>
+        <w:pStyle w:val="Normal"/>
+      </w:pPr>
+      <w:r>
+        <w:rPr>
+          <w:rFonts w:ascii="Tahoma" w:hAnsi="Tahoma" w:cs="Tahoma" w:eastAsia="Tahoma"/>
+        </w:rPr>
+        <w:t>•  เปิด serial monitor ที่ baud 115200</w:t>
+      </w:r>
+    </w:p>
+    <w:p>
+      <w:pPr>
+        <w:pStyle w:val="Normal"/>
+      </w:pPr>
+      <w:r>
+        <w:rPr>
+          <w:rFonts w:ascii="Tahoma" w:hAnsi="Tahoma" w:cs="Tahoma" w:eastAsia="Tahoma"/>
+        </w:rPr>
+        <w:t>•  เห็น payload READY</w:t>
+      </w:r>
+    </w:p>
+    <w:p>
+      <w:pPr>
+        <w:pStyle w:val="Normal"/>
+      </w:pPr>
+      <w:r>
+        <w:rPr>
+          <w:rFonts w:ascii="Tahoma" w:hAnsi="Tahoma" w:cs="Tahoma" w:eastAsia="Tahoma"/>
+        </w:rPr>
+        <w:t>•  เห็น OBC PAYLOAD_ONLINE</w:t>
+      </w:r>
+    </w:p>
+    <w:p>
+      <w:pPr>
+        <w:pStyle w:val="Normal"/>
+      </w:pPr>
+      <w:r>
+        <w:rPr>
+          <w:rFonts w:ascii="Tahoma" w:hAnsi="Tahoma" w:cs="Tahoma" w:eastAsia="Tahoma"/>
+        </w:rPr>
+        <w:t>•  กด button บน G474 แล้ว mode เปลี่ยน NORMAL/SILENT/BAD_CRC/DELAYED</w:t>
+      </w:r>
+    </w:p>
+    <w:p>
+      <w:pPr>
+        <w:pStyle w:val="Normal"/>
+      </w:pPr>
+      <w:r>
+        <w:rPr>
+          <w:rFonts w:ascii="Tahoma" w:hAnsi="Tahoma" w:cs="Tahoma" w:eastAsia="Tahoma"/>
+        </w:rPr>
+        <w:t>•  กลับมา NORMAL แล้ว OBC รายงาน recovery</w:t>
       </w:r>
     </w:p>
     <w:p/>
@@ -6615,113 +10699,85 @@
         <w:rPr>
           <w:rFonts w:ascii="Tahoma" w:hAnsi="Tahoma" w:cs="Tahoma" w:eastAsia="Tahoma"/>
         </w:rPr>
-        <w:t>20. ข้อจำกัดของระบบปัจจุบัน</w:t>
-      </w:r>
-    </w:p>
-    <w:p/>
-    <w:p>
-      <w:pPr>
-        <w:pStyle w:val="Normal"/>
-        <w:numPr>
-          <w:ilvl w:val="0"/>
-          <w:numId w:val="1"/>
-        </w:numPr>
-      </w:pPr>
-      <w:r>
-        <w:rPr>
-          <w:rFonts w:ascii="Tahoma" w:hAnsi="Tahoma" w:cs="Tahoma" w:eastAsia="Tahoma"/>
-        </w:rPr>
-        <w:t>CRC-32 ใช้ตรวจ corruption แต่ไม่ใช่ security</w:t>
-      </w:r>
-    </w:p>
-    <w:p>
-      <w:pPr>
-        <w:pStyle w:val="Normal"/>
-        <w:numPr>
-          <w:ilvl w:val="0"/>
-          <w:numId w:val="1"/>
-        </w:numPr>
-      </w:pPr>
-      <w:r>
-        <w:rPr>
-          <w:rFonts w:ascii="Tahoma" w:hAnsi="Tahoma" w:cs="Tahoma" w:eastAsia="Tahoma"/>
-        </w:rPr>
-        <w:t>ยังไม่มี signed firmware verification</w:t>
-      </w:r>
-    </w:p>
-    <w:p>
-      <w:pPr>
-        <w:pStyle w:val="Normal"/>
-        <w:numPr>
-          <w:ilvl w:val="0"/>
-          <w:numId w:val="1"/>
-        </w:numPr>
-      </w:pPr>
-      <w:r>
-        <w:rPr>
-          <w:rFonts w:ascii="Tahoma" w:hAnsi="Tahoma" w:cs="Tahoma" w:eastAsia="Tahoma"/>
-        </w:rPr>
-        <w:t>ยังไม่มี anti-rollback</w:t>
-      </w:r>
-    </w:p>
-    <w:p>
-      <w:pPr>
-        <w:pStyle w:val="Normal"/>
-        <w:numPr>
-          <w:ilvl w:val="0"/>
-          <w:numId w:val="1"/>
-        </w:numPr>
-      </w:pPr>
-      <w:r>
-        <w:rPr>
-          <w:rFonts w:ascii="Tahoma" w:hAnsi="Tahoma" w:cs="Tahoma" w:eastAsia="Tahoma"/>
-        </w:rPr>
-        <w:t>boot metadata ยังเหมาะกับ development/prototype มากกว่า production</w:t>
-      </w:r>
-    </w:p>
-    <w:p>
-      <w:pPr>
-        <w:pStyle w:val="Normal"/>
-        <w:numPr>
-          <w:ilvl w:val="0"/>
-          <w:numId w:val="1"/>
-        </w:numPr>
-      </w:pPr>
-      <w:r>
-        <w:rPr>
-          <w:rFonts w:ascii="Tahoma" w:hAnsi="Tahoma" w:cs="Tahoma" w:eastAsia="Tahoma"/>
-        </w:rPr>
-        <w:t>LaserCom ยังเป็น transmitter demo ไม่ใช่ optical communication stack สมบูรณ์</w:t>
-      </w:r>
-    </w:p>
-    <w:p>
-      <w:pPr>
-        <w:pStyle w:val="Normal"/>
-        <w:numPr>
-          <w:ilvl w:val="0"/>
-          <w:numId w:val="1"/>
-        </w:numPr>
-      </w:pPr>
-      <w:r>
-        <w:rPr>
-          <w:rFonts w:ascii="Tahoma" w:hAnsi="Tahoma" w:cs="Tahoma" w:eastAsia="Tahoma"/>
-        </w:rPr>
-        <w:t>payload demo เป็น hardware-in-the-loop prototype ไม่ใช่ payload subsystem จริง</w:t>
-      </w:r>
-    </w:p>
-    <w:p>
-      <w:pPr>
-        <w:pStyle w:val="Normal"/>
-        <w:numPr>
-          <w:ilvl w:val="0"/>
-          <w:numId w:val="1"/>
-        </w:numPr>
-      </w:pPr>
-      <w:r>
-        <w:rPr>
-          <w:rFonts w:ascii="Tahoma" w:hAnsi="Tahoma" w:cs="Tahoma" w:eastAsia="Tahoma"/>
-        </w:rPr>
-        <w:t>ยังควรเพิ่ม fault-injection experiment และ measurement ก่อนใช้เป็น paper ที่แข็งแรง</w:t>
+        <w:t>21. ข้อจำกัดของระบบปัจจุบัน</w:t>
+      </w:r>
+    </w:p>
+    <w:p/>
+    <w:p>
+      <w:pPr>
+        <w:pStyle w:val="Normal"/>
+      </w:pPr>
+      <w:r>
+        <w:rPr>
+          <w:rFonts w:ascii="Tahoma" w:hAnsi="Tahoma" w:cs="Tahoma" w:eastAsia="Tahoma"/>
+        </w:rPr>
+        <w:t>•  CRC-32 ใช้ตรวจ corruption แต่ไม่ใช่ security</w:t>
+      </w:r>
+    </w:p>
+    <w:p>
+      <w:pPr>
+        <w:pStyle w:val="Normal"/>
+      </w:pPr>
+      <w:r>
+        <w:rPr>
+          <w:rFonts w:ascii="Tahoma" w:hAnsi="Tahoma" w:cs="Tahoma" w:eastAsia="Tahoma"/>
+        </w:rPr>
+        <w:t>•  ยังไม่มี signed firmware verification</w:t>
+      </w:r>
+    </w:p>
+    <w:p>
+      <w:pPr>
+        <w:pStyle w:val="Normal"/>
+      </w:pPr>
+      <w:r>
+        <w:rPr>
+          <w:rFonts w:ascii="Tahoma" w:hAnsi="Tahoma" w:cs="Tahoma" w:eastAsia="Tahoma"/>
+        </w:rPr>
+        <w:t>•  ยังไม่มี anti-rollback</w:t>
+      </w:r>
+    </w:p>
+    <w:p>
+      <w:pPr>
+        <w:pStyle w:val="Normal"/>
+      </w:pPr>
+      <w:r>
+        <w:rPr>
+          <w:rFonts w:ascii="Tahoma" w:hAnsi="Tahoma" w:cs="Tahoma" w:eastAsia="Tahoma"/>
+        </w:rPr>
+        <w:t>•  boot metadata ยังเหมาะกับ development/prototype มากกว่า production</w:t>
+      </w:r>
+    </w:p>
+    <w:p>
+      <w:pPr>
+        <w:pStyle w:val="Normal"/>
+      </w:pPr>
+      <w:r>
+        <w:rPr>
+          <w:rFonts w:ascii="Tahoma" w:hAnsi="Tahoma" w:cs="Tahoma" w:eastAsia="Tahoma"/>
+        </w:rPr>
+        <w:t>•  LaserCom ยังเป็น transmitter demo ไม่ใช่ optical communication stack สมบูรณ์</w:t>
+      </w:r>
+    </w:p>
+    <w:p>
+      <w:pPr>
+        <w:pStyle w:val="Normal"/>
+      </w:pPr>
+      <w:r>
+        <w:rPr>
+          <w:rFonts w:ascii="Tahoma" w:hAnsi="Tahoma" w:cs="Tahoma" w:eastAsia="Tahoma"/>
+        </w:rPr>
+        <w:t>•  payload demo เป็น hardware-in-the-loop prototype ไม่ใช่ payload subsystem จริง</w:t>
+      </w:r>
+    </w:p>
+    <w:p>
+      <w:pPr>
+        <w:pStyle w:val="Normal"/>
+      </w:pPr>
+      <w:r>
+        <w:rPr>
+          <w:rFonts w:ascii="Tahoma" w:hAnsi="Tahoma" w:cs="Tahoma" w:eastAsia="Tahoma"/>
+        </w:rPr>
+        <w:t>•  ยังควรเพิ่ม fault-injection experiment และ measurement ก่อนใช้เป็น paper ที่แข็งแรง</w:t>
       </w:r>
     </w:p>
     <w:p/>
@@ -6733,7 +10789,7 @@
         <w:rPr>
           <w:rFonts w:ascii="Tahoma" w:hAnsi="Tahoma" w:cs="Tahoma" w:eastAsia="Tahoma"/>
         </w:rPr>
-        <w:t>21. สรุป</w:t>
+        <w:t>22. สรุป</w:t>
       </w:r>
     </w:p>
     <w:p/>
@@ -6752,6 +10808,8 @@
     <w:p>
       <w:pPr>
         <w:pStyle w:val="CodeBlock"/>
+        <w:keepNext/>
+        <w:keepLines/>
       </w:pPr>
       <w:r>
         <w:rPr>
@@ -6766,15 +10824,16 @@
     <w:p>
       <w:pPr>
         <w:pStyle w:val="CodeBlock"/>
-      </w:pPr>
-      <w:r>
-        <w:rPr>
-          <w:rFonts w:ascii="Consolas" w:hAnsi="Consolas" w:cs="Tahoma" w:eastAsia="Tahoma"/>
-          <w:sz w:val="18"/>
-          <w:szCs w:val="18"/>
-          <w:color w:val="1F2937"/>
-        </w:rPr>
-        <w:t>.\tools\flash_lasercom.ps1</w:t>
+        <w:keepLines/>
+      </w:pPr>
+      <w:r>
+        <w:rPr>
+          <w:rFonts w:ascii="Consolas" w:hAnsi="Consolas" w:cs="Tahoma" w:eastAsia="Tahoma"/>
+          <w:sz w:val="18"/>
+          <w:szCs w:val="18"/>
+          <w:color w:val="1F2937"/>
+        </w:rPr>
+        <w:t>tools\flash_lasercom.cmd</w:t>
       </w:r>
     </w:p>
     <w:p/>
@@ -6793,6 +10852,8 @@
     <w:p>
       <w:pPr>
         <w:pStyle w:val="CodeBlock"/>
+        <w:keepNext/>
+        <w:keepLines/>
       </w:pPr>
       <w:r>
         <w:rPr>
@@ -6807,51 +10868,264 @@
     <w:p>
       <w:pPr>
         <w:pStyle w:val="CodeBlock"/>
-      </w:pPr>
-      <w:r>
-        <w:rPr>
-          <w:rFonts w:ascii="Consolas" w:hAnsi="Consolas" w:cs="Tahoma" w:eastAsia="Tahoma"/>
-          <w:sz w:val="18"/>
-          <w:szCs w:val="18"/>
-          <w:color w:val="1F2937"/>
-        </w:rPr>
-        <w:t>.\tools\flash_payload_demo.ps1</w:t>
-      </w:r>
-    </w:p>
-    <w:p>
-      <w:pPr>
-        <w:pStyle w:val="CodeBlock"/>
-      </w:pPr>
-      <w:r>
-        <w:rPr>
-          <w:rFonts w:ascii="Consolas" w:hAnsi="Consolas" w:cs="Tahoma" w:eastAsia="Tahoma"/>
-          <w:sz w:val="18"/>
-          <w:szCs w:val="18"/>
-          <w:color w:val="1F2937"/>
-        </w:rPr>
-        <w:t>.\tools\flash_payload_responder.ps1</w:t>
-      </w:r>
-    </w:p>
-    <w:p/>
-    <w:p>
-      <w:pPr>
-        <w:pStyle w:val="Normal"/>
-      </w:pPr>
-      <w:r>
-        <w:rPr>
-          <w:rFonts w:ascii="Tahoma" w:hAnsi="Tahoma" w:cs="Tahoma" w:eastAsia="Tahoma"/>
-        </w:rPr>
-        <w:t>สิ่งที่ต้องจำที่สุดคือ build core ก่อน bootloader เสมอ เพราะ bootloader ต้องใช้ CRC ของ core firmware ล่าสุด</w:t>
+        <w:keepNext/>
+        <w:keepLines/>
+      </w:pPr>
+      <w:r>
+        <w:rPr>
+          <w:rFonts w:ascii="Consolas" w:hAnsi="Consolas" w:cs="Tahoma" w:eastAsia="Tahoma"/>
+          <w:sz w:val="18"/>
+          <w:szCs w:val="18"/>
+          <w:color w:val="1F2937"/>
+        </w:rPr>
+        <w:t>tools\flash_payload_demo.cmd</w:t>
+      </w:r>
+    </w:p>
+    <w:p>
+      <w:pPr>
+        <w:pStyle w:val="CodeBlock"/>
+        <w:keepLines/>
+      </w:pPr>
+      <w:r>
+        <w:rPr>
+          <w:rFonts w:ascii="Consolas" w:hAnsi="Consolas" w:cs="Tahoma" w:eastAsia="Tahoma"/>
+          <w:sz w:val="18"/>
+          <w:szCs w:val="18"/>
+          <w:color w:val="1F2937"/>
+        </w:rPr>
+        <w:t>tools\flash_payload_responder.cmd</w:t>
+      </w:r>
+    </w:p>
+    <w:p/>
+    <w:p>
+      <w:pPr>
+        <w:pStyle w:val="Normal"/>
+      </w:pPr>
+      <w:r>
+        <w:rPr>
+          <w:rFonts w:ascii="Tahoma" w:hAnsi="Tahoma" w:cs="Tahoma" w:eastAsia="Tahoma"/>
+        </w:rPr>
+        <w:t>สิ่งที่ต้องจำที่สุดมีสามข้อ:</w:t>
+      </w:r>
+    </w:p>
+    <w:p/>
+    <w:p>
+      <w:pPr>
+        <w:pStyle w:val="Normal"/>
+      </w:pPr>
+      <w:r>
+        <w:rPr>
+          <w:rFonts w:ascii="Tahoma" w:hAnsi="Tahoma" w:cs="Tahoma" w:eastAsia="Tahoma"/>
+        </w:rPr>
+        <w:t>1. build core ก่อน bootloader และ flash core แบบไม่ reset ก่อนลง bootloader ที่เป็นคู่กัน</w:t>
+      </w:r>
+    </w:p>
+    <w:p>
+      <w:pPr>
+        <w:pStyle w:val="Normal"/>
+      </w:pPr>
+      <w:r>
+        <w:rPr>
+          <w:rFonts w:ascii="Tahoma" w:hAnsi="Tahoma" w:cs="Tahoma" w:eastAsia="Tahoma"/>
+        </w:rPr>
+        <w:t xml:space="preserve">2. task ใหม่ต้องมี TaskId ไม่ซ้ำ, ลงทะเบียน health, check-in ทัน deadline และรวมผล </w:t>
+      </w:r>
+      <w:r>
+        <w:rPr>
+          <w:rFonts w:ascii="Consolas" w:hAnsi="Consolas" w:cs="Tahoma" w:eastAsia="Tahoma"/>
+          <w:color w:val="1F2937"/>
+        </w:rPr>
+        <w:t>Start()</w:t>
+      </w:r>
+    </w:p>
+    <w:p>
+      <w:pPr>
+        <w:pStyle w:val="Normal"/>
+      </w:pPr>
+      <w:r>
+        <w:rPr>
+          <w:rFonts w:ascii="Tahoma" w:hAnsi="Tahoma" w:cs="Tahoma" w:eastAsia="Tahoma"/>
+        </w:rPr>
+        <w:t xml:space="preserve">3. ใช้ script ใน </w:t>
+      </w:r>
+      <w:r>
+        <w:rPr>
+          <w:rFonts w:ascii="Consolas" w:hAnsi="Consolas" w:cs="Tahoma" w:eastAsia="Tahoma"/>
+          <w:color w:val="1F2937"/>
+        </w:rPr>
+        <w:t>tools/</w:t>
+      </w:r>
+      <w:r>
+        <w:rPr>
+          <w:rFonts w:ascii="Tahoma" w:hAnsi="Tahoma" w:cs="Tahoma" w:eastAsia="Tahoma"/>
+        </w:rPr>
+        <w:t xml:space="preserve"> จาก repository root เพื่อให้ขั้นตอนเหมือนกันทุกเครื่อง</w:t>
       </w:r>
     </w:p>
     <w:sectPr>
+      <w:headerReference w:type="default" r:id="rId3"/>
+      <w:headerReference w:type="even" r:id="rId5"/>
+      <w:headerReference w:type="first" r:id="rId7"/>
+      <w:footerReference w:type="default" r:id="rId4"/>
+      <w:footerReference w:type="even" r:id="rId6"/>
+      <w:footerReference w:type="first" r:id="rId8"/>
       <w:pgSz w:w="12240" w:h="15840"/>
-      <w:pgMar w:top="1440" w:right="1440" w:bottom="1440" w:left="1440" w:header="708" w:footer="708" w:gutter="0"/>
+      <w:pgMar w:top="1440" w:right="1440" w:bottom="1800" w:left="1440" w:header="708" w:footer="708" w:gutter="0"/>
       <w:cols w:space="720"/>
       <w:docGrid w:linePitch="360"/>
     </w:sectPr>
   </w:body>
 </w:document>
+</file>
+
+<file path=word/footer1.xml><?xml version="1.0" encoding="utf-8"?>
+<w:ftr xmlns:w="http://schemas.openxmlformats.org/wordprocessingml/2006/main" xmlns:r="http://schemas.openxmlformats.org/officeDocument/2006/relationships">
+  <w:p>
+    <w:pPr>
+      <w:jc w:val="center"/>
+    </w:pPr>
+    <w:r>
+      <w:rPr>
+        <w:rFonts w:ascii="Tahoma" w:hAnsi="Tahoma" w:cs="Tahoma" w:eastAsia="Tahoma"/>
+        <w:sz w:val="17"/>
+        <w:szCs w:val="17"/>
+      </w:rPr>
+      <w:t xml:space="preserve">monorepo-migration  •  หน้า </w:t>
+    </w:r>
+    <w:r>
+      <w:fldChar w:fldCharType="begin"/>
+    </w:r>
+    <w:r>
+      <w:instrText xml:space="preserve"> PAGE </w:instrText>
+    </w:r>
+    <w:r>
+      <w:fldChar w:fldCharType="end"/>
+    </w:r>
+  </w:p>
+</w:ftr>
+</file>
+
+<file path=word/footer2.xml><?xml version="1.0" encoding="utf-8"?>
+<w:ftr xmlns:w="http://schemas.openxmlformats.org/wordprocessingml/2006/main" xmlns:r="http://schemas.openxmlformats.org/officeDocument/2006/relationships">
+  <w:p>
+    <w:pPr>
+      <w:jc w:val="center"/>
+    </w:pPr>
+    <w:r>
+      <w:rPr>
+        <w:rFonts w:ascii="Tahoma" w:hAnsi="Tahoma" w:cs="Tahoma" w:eastAsia="Tahoma"/>
+        <w:sz w:val="17"/>
+        <w:szCs w:val="17"/>
+      </w:rPr>
+      <w:t xml:space="preserve">monorepo-migration  •  หน้า </w:t>
+    </w:r>
+    <w:r>
+      <w:fldChar w:fldCharType="begin"/>
+    </w:r>
+    <w:r>
+      <w:instrText xml:space="preserve"> PAGE </w:instrText>
+    </w:r>
+    <w:r>
+      <w:fldChar w:fldCharType="end"/>
+    </w:r>
+  </w:p>
+</w:ftr>
+</file>
+
+<file path=word/footer3.xml><?xml version="1.0" encoding="utf-8"?>
+<w:ftr xmlns:w="http://schemas.openxmlformats.org/wordprocessingml/2006/main" xmlns:r="http://schemas.openxmlformats.org/officeDocument/2006/relationships">
+  <w:p>
+    <w:pPr>
+      <w:jc w:val="center"/>
+    </w:pPr>
+    <w:r>
+      <w:rPr>
+        <w:rFonts w:ascii="Tahoma" w:hAnsi="Tahoma" w:cs="Tahoma" w:eastAsia="Tahoma"/>
+        <w:sz w:val="17"/>
+        <w:szCs w:val="17"/>
+      </w:rPr>
+      <w:t xml:space="preserve">monorepo-migration  •  หน้า </w:t>
+    </w:r>
+    <w:r>
+      <w:fldChar w:fldCharType="begin"/>
+    </w:r>
+    <w:r>
+      <w:instrText xml:space="preserve"> PAGE </w:instrText>
+    </w:r>
+    <w:r>
+      <w:fldChar w:fldCharType="end"/>
+    </w:r>
+  </w:p>
+</w:ftr>
+</file>
+
+<file path=word/header1.xml><?xml version="1.0" encoding="utf-8"?>
+<w:hdr xmlns:w="http://schemas.openxmlformats.org/wordprocessingml/2006/main" xmlns:r="http://schemas.openxmlformats.org/officeDocument/2006/relationships">
+  <w:p>
+    <w:pPr>
+      <w:jc w:val="right"/>
+      <w:pBdr>
+        <w:bottom w:val="single" w:sz="6" w:space="4" w:color="B8C7D9"/>
+      </w:pBdr>
+    </w:pPr>
+    <w:r>
+      <w:rPr>
+        <w:rFonts w:ascii="Tahoma" w:hAnsi="Tahoma" w:cs="Tahoma" w:eastAsia="Tahoma"/>
+        <w:b/>
+        <w:bCs/>
+        <w:sz w:val="18"/>
+        <w:szCs w:val="18"/>
+      </w:rPr>
+      <w:t>WashiOS FlightStack  |  คู่มือส่งมอบและพัฒนา</w:t>
+    </w:r>
+  </w:p>
+</w:hdr>
+</file>
+
+<file path=word/header2.xml><?xml version="1.0" encoding="utf-8"?>
+<w:hdr xmlns:w="http://schemas.openxmlformats.org/wordprocessingml/2006/main" xmlns:r="http://schemas.openxmlformats.org/officeDocument/2006/relationships">
+  <w:p>
+    <w:pPr>
+      <w:jc w:val="right"/>
+      <w:pBdr>
+        <w:bottom w:val="single" w:sz="6" w:space="4" w:color="B8C7D9"/>
+      </w:pBdr>
+    </w:pPr>
+    <w:r>
+      <w:rPr>
+        <w:rFonts w:ascii="Tahoma" w:hAnsi="Tahoma" w:cs="Tahoma" w:eastAsia="Tahoma"/>
+        <w:b/>
+        <w:bCs/>
+        <w:sz w:val="18"/>
+        <w:szCs w:val="18"/>
+      </w:rPr>
+      <w:t>WashiOS FlightStack  |  คู่มือส่งมอบและพัฒนา</w:t>
+    </w:r>
+  </w:p>
+</w:hdr>
+</file>
+
+<file path=word/header3.xml><?xml version="1.0" encoding="utf-8"?>
+<w:hdr xmlns:w="http://schemas.openxmlformats.org/wordprocessingml/2006/main" xmlns:r="http://schemas.openxmlformats.org/officeDocument/2006/relationships">
+  <w:p>
+    <w:pPr>
+      <w:jc w:val="right"/>
+      <w:pBdr>
+        <w:bottom w:val="single" w:sz="6" w:space="4" w:color="B8C7D9"/>
+      </w:pBdr>
+    </w:pPr>
+    <w:r>
+      <w:rPr>
+        <w:rFonts w:ascii="Tahoma" w:hAnsi="Tahoma" w:cs="Tahoma" w:eastAsia="Tahoma"/>
+        <w:b/>
+        <w:bCs/>
+        <w:sz w:val="18"/>
+        <w:szCs w:val="18"/>
+      </w:rPr>
+      <w:t>WashiOS FlightStack  |  คู่มือส่งมอบและพัฒนา</w:t>
+    </w:r>
+  </w:p>
+</w:hdr>
 </file>
 
 <file path=word/numbering.xml><?xml version="1.0" encoding="utf-8"?>
